--- a/fuentes/CFA1_22810005_DU.docx
+++ b/fuentes/CFA1_22810005_DU.docx
@@ -1,6 +1,6 @@
 
 <file path=word/document.xml><?xml version="1.0" encoding="utf-8"?>
-<w:document xmlns:wpc="http://schemas.microsoft.com/office/word/2010/wordprocessingCanvas" xmlns:cx="http://schemas.microsoft.com/office/drawing/2014/chartex" xmlns:cx1="http://schemas.microsoft.com/office/drawing/2015/9/8/chartex" xmlns:cx2="http://schemas.microsoft.com/office/drawing/2015/10/21/chartex" xmlns:cx3="http://schemas.microsoft.com/office/drawing/2016/5/9/chartex" xmlns:cx4="http://schemas.microsoft.com/office/drawing/2016/5/10/chartex" xmlns:cx5="http://schemas.microsoft.com/office/drawing/2016/5/11/chartex" xmlns:cx6="http://schemas.microsoft.com/office/drawing/2016/5/12/chartex" xmlns:cx7="http://schemas.microsoft.com/office/drawing/2016/5/13/chartex" xmlns:cx8="http://schemas.microsoft.com/office/drawing/2016/5/14/chartex" xmlns:mc="http://schemas.openxmlformats.org/markup-compatibility/2006" xmlns:aink="http://schemas.microsoft.com/office/drawing/2016/ink" xmlns:am3d="http://schemas.microsoft.com/office/drawing/2017/model3d" xmlns:o="urn:schemas-microsoft-com:office:office" xmlns:r="http://schemas.openxmlformats.org/officeDocument/2006/relationships" xmlns:m="http://schemas.openxmlformats.org/officeDocument/2006/math" xmlns:v="urn:schemas-microsoft-com:vml" xmlns:wp14="http://schemas.microsoft.com/office/word/2010/wordprocessingDrawing" xmlns:wp="http://schemas.openxmlformats.org/drawingml/2006/wordprocessingDrawing" xmlns:w10="urn:schemas-microsoft-com:office:word" xmlns:w="http://schemas.openxmlformats.org/wordprocessingml/2006/main" xmlns:w14="http://schemas.microsoft.com/office/word/2010/wordml" xmlns:w15="http://schemas.microsoft.com/office/word/2012/wordml" xmlns:w16cid="http://schemas.microsoft.com/office/word/2016/wordml/cid" xmlns:w16se="http://schemas.microsoft.com/office/word/2015/wordml/symex" xmlns:wpg="http://schemas.microsoft.com/office/word/2010/wordprocessingGroup" xmlns:wpi="http://schemas.microsoft.com/office/word/2010/wordprocessingInk" xmlns:wne="http://schemas.microsoft.com/office/word/2006/wordml" xmlns:wps="http://schemas.microsoft.com/office/word/2010/wordprocessingShape" mc:Ignorable="w14 w15 w16se w16cid wp14">
+<w:document xmlns:wpc="http://schemas.microsoft.com/office/word/2010/wordprocessingCanvas" xmlns:cx="http://schemas.microsoft.com/office/drawing/2014/chartex" xmlns:cx1="http://schemas.microsoft.com/office/drawing/2015/9/8/chartex" xmlns:cx2="http://schemas.microsoft.com/office/drawing/2015/10/21/chartex" xmlns:cx3="http://schemas.microsoft.com/office/drawing/2016/5/9/chartex" xmlns:cx4="http://schemas.microsoft.com/office/drawing/2016/5/10/chartex" xmlns:cx5="http://schemas.microsoft.com/office/drawing/2016/5/11/chartex" xmlns:cx6="http://schemas.microsoft.com/office/drawing/2016/5/12/chartex" xmlns:cx7="http://schemas.microsoft.com/office/drawing/2016/5/13/chartex" xmlns:cx8="http://schemas.microsoft.com/office/drawing/2016/5/14/chartex" xmlns:mc="http://schemas.openxmlformats.org/markup-compatibility/2006" xmlns:aink="http://schemas.microsoft.com/office/drawing/2016/ink" xmlns:am3d="http://schemas.microsoft.com/office/drawing/2017/model3d" xmlns:o="urn:schemas-microsoft-com:office:office" xmlns:r="http://schemas.openxmlformats.org/officeDocument/2006/relationships" xmlns:m="http://schemas.openxmlformats.org/officeDocument/2006/math" xmlns:v="urn:schemas-microsoft-com:vml" xmlns:wp14="http://schemas.microsoft.com/office/word/2010/wordprocessingDrawing" xmlns:wp="http://schemas.openxmlformats.org/drawingml/2006/wordprocessingDrawing" xmlns:w10="urn:schemas-microsoft-com:office:word" xmlns:w="http://schemas.openxmlformats.org/wordprocessingml/2006/main" xmlns:w14="http://schemas.microsoft.com/office/word/2010/wordml" xmlns:w15="http://schemas.microsoft.com/office/word/2012/wordml" xmlns:w16cex="http://schemas.microsoft.com/office/word/2018/wordml/cex" xmlns:w16cid="http://schemas.microsoft.com/office/word/2016/wordml/cid" xmlns:w16="http://schemas.microsoft.com/office/word/2018/wordml" xmlns:w16sdtdh="http://schemas.microsoft.com/office/word/2020/wordml/sdtdatahash" xmlns:w16se="http://schemas.microsoft.com/office/word/2015/wordml/symex" xmlns:wpg="http://schemas.microsoft.com/office/word/2010/wordprocessingGroup" xmlns:wpi="http://schemas.microsoft.com/office/word/2010/wordprocessingInk" xmlns:wne="http://schemas.microsoft.com/office/word/2006/wordml" xmlns:wps="http://schemas.microsoft.com/office/word/2010/wordprocessingShape" mc:Ignorable="w14 w15 w16se w16cid w16 w16cex w16sdtdh wp14">
   <w:body>
     <w:p>
       <w:pPr>
@@ -205,7 +205,7 @@
               </wp:anchor>
             </w:drawing>
           </mc:Choice>
-          <mc:Fallback xmlns:oel="http://schemas.microsoft.com/office/2019/extlst" xmlns:w16cex="http://schemas.microsoft.com/office/word/2018/wordml/cex" xmlns:w16="http://schemas.microsoft.com/office/word/2018/wordml" xmlns:w16sdtdh="http://schemas.microsoft.com/office/word/2020/wordml/sdtdatahash">
+          <mc:Fallback xmlns:oel="http://schemas.microsoft.com/office/2019/extlst">
             <w:pict>
               <v:rect w14:anchorId="4C256C62" id="Rectángulo 3" o:spid="_x0000_s1026" alt="&quot;&quot;" style="position:absolute;margin-left:-55.95pt;margin-top:26.4pt;width:613.85pt;height:164.25pt;z-index:-251655168;visibility:visible;mso-wrap-style:square;mso-height-percent:0;mso-wrap-distance-left:9pt;mso-wrap-distance-top:0;mso-wrap-distance-right:9pt;mso-wrap-distance-bottom:0;mso-position-horizontal:absolute;mso-position-horizontal-relative:text;mso-position-vertical:absolute;mso-position-vertical-relative:text;mso-height-percent:0;mso-height-relative:margin;v-text-anchor:middle" o:gfxdata="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" fillcolor="#00314d" stroked="f" strokeweight="1pt"/>
             </w:pict>
@@ -318,7 +318,7 @@
                 <v:stroke joinstyle="miter"/>
                 <v:path gradientshapeok="t" o:connecttype="rect"/>
               </v:shapetype>
-              <v:shape id="Cuadro de texto 2" o:spid="_x0000_s1026" type="#_x0000_t202" style="position:absolute;left:0;text-align:left;margin-left:-25.2pt;margin-top:21.9pt;width:549pt;height:102.95pt;z-index:251663360;visibility:visible;mso-wrap-style:square;mso-width-percent:0;mso-height-percent:0;mso-wrap-distance-left:9pt;mso-wrap-distance-top:3.6pt;mso-wrap-distance-right:9pt;mso-wrap-distance-bottom:3.6pt;mso-position-horizontal:absolute;mso-position-horizontal-relative:margin;mso-position-vertical:absolute;mso-position-vertical-relative:text;mso-width-percent:0;mso-height-percent:0;mso-width-relative:margin;mso-height-relative:margin;v-text-anchor:top" o:gfxdata="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" filled="f" stroked="f">
+              <v:shape id="Cuadro de texto 2" o:spid="_x0000_s1026" type="#_x0000_t202" alt="&quot;&quot;" style="position:absolute;left:0;text-align:left;margin-left:-25.2pt;margin-top:21.9pt;width:549pt;height:102.95pt;z-index:251663360;visibility:visible;mso-wrap-style:square;mso-width-percent:0;mso-height-percent:0;mso-wrap-distance-left:9pt;mso-wrap-distance-top:3.6pt;mso-wrap-distance-right:9pt;mso-wrap-distance-bottom:3.6pt;mso-position-horizontal:absolute;mso-position-horizontal-relative:margin;mso-position-vertical:absolute;mso-position-vertical-relative:text;mso-width-percent:0;mso-height-percent:0;mso-width-relative:margin;mso-height-relative:margin;v-text-anchor:top" o:gfxdata="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" filled="f" stroked="f">
                 <v:textbox>
                   <w:txbxContent>
                     <w:p>
@@ -563,7 +563,7 @@
           <w:r>
             <w:fldChar w:fldCharType="separate"/>
           </w:r>
-          <w:hyperlink w:anchor="_Toc236207883" w:history="1">
+          <w:hyperlink w:anchor="_Toc236921811" w:history="1">
             <w:r>
               <w:rPr>
                 <w:rStyle w:val="Hipervnculo"/>
@@ -590,7 +590,7 @@
                 <w:noProof/>
                 <w:webHidden/>
               </w:rPr>
-              <w:instrText xml:space="preserve"> PAGEREF _Toc236207883 \h </w:instrText>
+              <w:instrText xml:space="preserve"> PAGEREF _Toc236921811 \h </w:instrText>
             </w:r>
             <w:r>
               <w:rPr>
@@ -636,7 +636,7 @@
               <w14:ligatures w14:val="none"/>
             </w:rPr>
           </w:pPr>
-          <w:hyperlink w:anchor="_Toc236207884" w:history="1">
+          <w:hyperlink w:anchor="_Toc236921812" w:history="1">
             <w:r>
               <w:rPr>
                 <w:rStyle w:val="Hipervnculo"/>
@@ -663,7 +663,7 @@
                 <w:noProof/>
                 <w:webHidden/>
               </w:rPr>
-              <w:instrText xml:space="preserve"> PAGEREF _Toc236207884 \h </w:instrText>
+              <w:instrText xml:space="preserve"> PAGEREF _Toc236921812 \h </w:instrText>
             </w:r>
             <w:r>
               <w:rPr>
@@ -709,7 +709,7 @@
               <w14:ligatures w14:val="none"/>
             </w:rPr>
           </w:pPr>
-          <w:hyperlink w:anchor="_Toc236207885" w:history="1">
+          <w:hyperlink w:anchor="_Toc236921813" w:history="1">
             <w:r>
               <w:rPr>
                 <w:rStyle w:val="Hipervnculo"/>
@@ -736,7 +736,7 @@
                 <w:noProof/>
                 <w:webHidden/>
               </w:rPr>
-              <w:instrText xml:space="preserve"> PAGEREF _Toc236207885 \h </w:instrText>
+              <w:instrText xml:space="preserve"> PAGEREF _Toc236921813 \h </w:instrText>
             </w:r>
             <w:r>
               <w:rPr>
@@ -782,7 +782,7 @@
               <w14:ligatures w14:val="none"/>
             </w:rPr>
           </w:pPr>
-          <w:hyperlink w:anchor="_Toc236207886" w:history="1">
+          <w:hyperlink w:anchor="_Toc236921814" w:history="1">
             <w:r>
               <w:rPr>
                 <w:rStyle w:val="Hipervnculo"/>
@@ -809,7 +809,7 @@
                 <w:noProof/>
                 <w:webHidden/>
               </w:rPr>
-              <w:instrText xml:space="preserve"> PAGEREF _Toc236207886 \h </w:instrText>
+              <w:instrText xml:space="preserve"> PAGEREF _Toc236921814 \h </w:instrText>
             </w:r>
             <w:r>
               <w:rPr>
@@ -829,7 +829,7 @@
                 <w:noProof/>
                 <w:webHidden/>
               </w:rPr>
-              <w:t>13</w:t>
+              <w:t>14</w:t>
             </w:r>
             <w:r>
               <w:rPr>
@@ -855,7 +855,7 @@
               <w14:ligatures w14:val="none"/>
             </w:rPr>
           </w:pPr>
-          <w:hyperlink w:anchor="_Toc236207887" w:history="1">
+          <w:hyperlink w:anchor="_Toc236921815" w:history="1">
             <w:r>
               <w:rPr>
                 <w:rStyle w:val="Hipervnculo"/>
@@ -882,7 +882,7 @@
                 <w:noProof/>
                 <w:webHidden/>
               </w:rPr>
-              <w:instrText xml:space="preserve"> PAGEREF _Toc236207887 \h </w:instrText>
+              <w:instrText xml:space="preserve"> PAGEREF _Toc236921815 \h </w:instrText>
             </w:r>
             <w:r>
               <w:rPr>
@@ -902,7 +902,7 @@
                 <w:noProof/>
                 <w:webHidden/>
               </w:rPr>
-              <w:t>18</w:t>
+              <w:t>19</w:t>
             </w:r>
             <w:r>
               <w:rPr>
@@ -928,7 +928,7 @@
               <w14:ligatures w14:val="none"/>
             </w:rPr>
           </w:pPr>
-          <w:hyperlink w:anchor="_Toc236207888" w:history="1">
+          <w:hyperlink w:anchor="_Toc236921816" w:history="1">
             <w:r>
               <w:rPr>
                 <w:rStyle w:val="Hipervnculo"/>
@@ -955,7 +955,7 @@
                 <w:noProof/>
                 <w:webHidden/>
               </w:rPr>
-              <w:instrText xml:space="preserve"> PAGEREF _Toc236207888 \h </w:instrText>
+              <w:instrText xml:space="preserve"> PAGEREF _Toc236921816 \h </w:instrText>
             </w:r>
             <w:r>
               <w:rPr>
@@ -1001,7 +1001,7 @@
               <w14:ligatures w14:val="none"/>
             </w:rPr>
           </w:pPr>
-          <w:hyperlink w:anchor="_Toc236207889" w:history="1">
+          <w:hyperlink w:anchor="_Toc236921817" w:history="1">
             <w:r>
               <w:rPr>
                 <w:rStyle w:val="Hipervnculo"/>
@@ -1028,7 +1028,7 @@
                 <w:noProof/>
                 <w:webHidden/>
               </w:rPr>
-              <w:instrText xml:space="preserve"> PAGEREF _Toc236207889 \h </w:instrText>
+              <w:instrText xml:space="preserve"> PAGEREF _Toc236921817 \h </w:instrText>
             </w:r>
             <w:r>
               <w:rPr>
@@ -1074,13 +1074,13 @@
               <w14:ligatures w14:val="none"/>
             </w:rPr>
           </w:pPr>
-          <w:hyperlink w:anchor="_Toc236207890" w:history="1">
+          <w:hyperlink w:anchor="_Toc236921818" w:history="1">
             <w:r>
               <w:rPr>
                 <w:rStyle w:val="Hipervnculo"/>
                 <w:noProof/>
               </w:rPr>
-              <w:t>2.2. Datos numéricos, booleanos y cadenas de caracteres</w:t>
+              <w:t>2.2. Datos numéricos, booleanos y cadenas de caracteres (str)</w:t>
             </w:r>
             <w:r>
               <w:rPr>
@@ -1101,7 +1101,7 @@
                 <w:noProof/>
                 <w:webHidden/>
               </w:rPr>
-              <w:instrText xml:space="preserve"> PAGEREF _Toc236207890 \h </w:instrText>
+              <w:instrText xml:space="preserve"> PAGEREF _Toc236921818 \h </w:instrText>
             </w:r>
             <w:r>
               <w:rPr>
@@ -1147,7 +1147,7 @@
               <w14:ligatures w14:val="none"/>
             </w:rPr>
           </w:pPr>
-          <w:hyperlink w:anchor="_Toc236207891" w:history="1">
+          <w:hyperlink w:anchor="_Toc236921819" w:history="1">
             <w:r>
               <w:rPr>
                 <w:rStyle w:val="Hipervnculo"/>
@@ -1174,7 +1174,7 @@
                 <w:noProof/>
                 <w:webHidden/>
               </w:rPr>
-              <w:instrText xml:space="preserve"> PAGEREF _Toc236207891 \h </w:instrText>
+              <w:instrText xml:space="preserve"> PAGEREF _Toc236921819 \h </w:instrText>
             </w:r>
             <w:r>
               <w:rPr>
@@ -1220,7 +1220,7 @@
               <w14:ligatures w14:val="none"/>
             </w:rPr>
           </w:pPr>
-          <w:hyperlink w:anchor="_Toc236207892" w:history="1">
+          <w:hyperlink w:anchor="_Toc236921820" w:history="1">
             <w:r>
               <w:rPr>
                 <w:rStyle w:val="Hipervnculo"/>
@@ -1247,7 +1247,7 @@
                 <w:noProof/>
                 <w:webHidden/>
               </w:rPr>
-              <w:instrText xml:space="preserve"> PAGEREF _Toc236207892 \h </w:instrText>
+              <w:instrText xml:space="preserve"> PAGEREF _Toc236921820 \h </w:instrText>
             </w:r>
             <w:r>
               <w:rPr>
@@ -1293,7 +1293,7 @@
               <w14:ligatures w14:val="none"/>
             </w:rPr>
           </w:pPr>
-          <w:hyperlink w:anchor="_Toc236207893" w:history="1">
+          <w:hyperlink w:anchor="_Toc236921821" w:history="1">
             <w:r>
               <w:rPr>
                 <w:rStyle w:val="Hipervnculo"/>
@@ -1320,7 +1320,7 @@
                 <w:noProof/>
                 <w:webHidden/>
               </w:rPr>
-              <w:instrText xml:space="preserve"> PAGEREF _Toc236207893 \h </w:instrText>
+              <w:instrText xml:space="preserve"> PAGEREF _Toc236921821 \h </w:instrText>
             </w:r>
             <w:r>
               <w:rPr>
@@ -1366,7 +1366,7 @@
               <w14:ligatures w14:val="none"/>
             </w:rPr>
           </w:pPr>
-          <w:hyperlink w:anchor="_Toc236207894" w:history="1">
+          <w:hyperlink w:anchor="_Toc236921822" w:history="1">
             <w:r>
               <w:rPr>
                 <w:rStyle w:val="Hipervnculo"/>
@@ -1393,7 +1393,7 @@
                 <w:noProof/>
                 <w:webHidden/>
               </w:rPr>
-              <w:instrText xml:space="preserve"> PAGEREF _Toc236207894 \h </w:instrText>
+              <w:instrText xml:space="preserve"> PAGEREF _Toc236921822 \h </w:instrText>
             </w:r>
             <w:r>
               <w:rPr>
@@ -1439,7 +1439,7 @@
               <w14:ligatures w14:val="none"/>
             </w:rPr>
           </w:pPr>
-          <w:hyperlink w:anchor="_Toc236207895" w:history="1">
+          <w:hyperlink w:anchor="_Toc236921823" w:history="1">
             <w:r>
               <w:rPr>
                 <w:rStyle w:val="Hipervnculo"/>
@@ -1466,7 +1466,7 @@
                 <w:noProof/>
                 <w:webHidden/>
               </w:rPr>
-              <w:instrText xml:space="preserve"> PAGEREF _Toc236207895 \h </w:instrText>
+              <w:instrText xml:space="preserve"> PAGEREF _Toc236921823 \h </w:instrText>
             </w:r>
             <w:r>
               <w:rPr>
@@ -1486,7 +1486,7 @@
                 <w:noProof/>
                 <w:webHidden/>
               </w:rPr>
-              <w:t>61</w:t>
+              <w:t>62</w:t>
             </w:r>
             <w:r>
               <w:rPr>
@@ -1512,7 +1512,7 @@
               <w14:ligatures w14:val="none"/>
             </w:rPr>
           </w:pPr>
-          <w:hyperlink w:anchor="_Toc236207896" w:history="1">
+          <w:hyperlink w:anchor="_Toc236921824" w:history="1">
             <w:r>
               <w:rPr>
                 <w:rStyle w:val="Hipervnculo"/>
@@ -1539,7 +1539,7 @@
                 <w:noProof/>
                 <w:webHidden/>
               </w:rPr>
-              <w:instrText xml:space="preserve"> PAGEREF _Toc236207896 \h </w:instrText>
+              <w:instrText xml:space="preserve"> PAGEREF _Toc236921824 \h </w:instrText>
             </w:r>
             <w:r>
               <w:rPr>
@@ -1585,7 +1585,7 @@
               <w14:ligatures w14:val="none"/>
             </w:rPr>
           </w:pPr>
-          <w:hyperlink w:anchor="_Toc236207897" w:history="1">
+          <w:hyperlink w:anchor="_Toc236921825" w:history="1">
             <w:r>
               <w:rPr>
                 <w:rStyle w:val="Hipervnculo"/>
@@ -1612,7 +1612,7 @@
                 <w:noProof/>
                 <w:webHidden/>
               </w:rPr>
-              <w:instrText xml:space="preserve"> PAGEREF _Toc236207897 \h </w:instrText>
+              <w:instrText xml:space="preserve"> PAGEREF _Toc236921825 \h </w:instrText>
             </w:r>
             <w:r>
               <w:rPr>
@@ -1658,7 +1658,7 @@
               <w14:ligatures w14:val="none"/>
             </w:rPr>
           </w:pPr>
-          <w:hyperlink w:anchor="_Toc236207898" w:history="1">
+          <w:hyperlink w:anchor="_Toc236921826" w:history="1">
             <w:r>
               <w:rPr>
                 <w:rStyle w:val="Hipervnculo"/>
@@ -1685,7 +1685,7 @@
                 <w:noProof/>
                 <w:webHidden/>
               </w:rPr>
-              <w:instrText xml:space="preserve"> PAGEREF _Toc236207898 \h </w:instrText>
+              <w:instrText xml:space="preserve"> PAGEREF _Toc236921826 \h </w:instrText>
             </w:r>
             <w:r>
               <w:rPr>
@@ -1731,7 +1731,7 @@
               <w14:ligatures w14:val="none"/>
             </w:rPr>
           </w:pPr>
-          <w:hyperlink w:anchor="_Toc236207899" w:history="1">
+          <w:hyperlink w:anchor="_Toc236921827" w:history="1">
             <w:r>
               <w:rPr>
                 <w:rStyle w:val="Hipervnculo"/>
@@ -1758,7 +1758,7 @@
                 <w:noProof/>
                 <w:webHidden/>
               </w:rPr>
-              <w:instrText xml:space="preserve"> PAGEREF _Toc236207899 \h </w:instrText>
+              <w:instrText xml:space="preserve"> PAGEREF _Toc236921827 \h </w:instrText>
             </w:r>
             <w:r>
               <w:rPr>
@@ -1778,7 +1778,7 @@
                 <w:noProof/>
                 <w:webHidden/>
               </w:rPr>
-              <w:t>84</w:t>
+              <w:t>85</w:t>
             </w:r>
             <w:r>
               <w:rPr>
@@ -1804,7 +1804,7 @@
               <w14:ligatures w14:val="none"/>
             </w:rPr>
           </w:pPr>
-          <w:hyperlink w:anchor="_Toc236207900" w:history="1">
+          <w:hyperlink w:anchor="_Toc236921828" w:history="1">
             <w:r>
               <w:rPr>
                 <w:rStyle w:val="Hipervnculo"/>
@@ -1831,7 +1831,7 @@
                 <w:noProof/>
                 <w:webHidden/>
               </w:rPr>
-              <w:instrText xml:space="preserve"> PAGEREF _Toc236207900 \h </w:instrText>
+              <w:instrText xml:space="preserve"> PAGEREF _Toc236921828 \h </w:instrText>
             </w:r>
             <w:r>
               <w:rPr>
@@ -1851,7 +1851,7 @@
                 <w:noProof/>
                 <w:webHidden/>
               </w:rPr>
-              <w:t>85</w:t>
+              <w:t>86</w:t>
             </w:r>
             <w:r>
               <w:rPr>
@@ -1877,7 +1877,7 @@
               <w14:ligatures w14:val="none"/>
             </w:rPr>
           </w:pPr>
-          <w:hyperlink w:anchor="_Toc236207901" w:history="1">
+          <w:hyperlink w:anchor="_Toc236921829" w:history="1">
             <w:r>
               <w:rPr>
                 <w:rStyle w:val="Hipervnculo"/>
@@ -1904,7 +1904,7 @@
                 <w:noProof/>
                 <w:webHidden/>
               </w:rPr>
-              <w:instrText xml:space="preserve"> PAGEREF _Toc236207901 \h </w:instrText>
+              <w:instrText xml:space="preserve"> PAGEREF _Toc236921829 \h </w:instrText>
             </w:r>
             <w:r>
               <w:rPr>
@@ -1924,7 +1924,7 @@
                 <w:noProof/>
                 <w:webHidden/>
               </w:rPr>
-              <w:t>90</w:t>
+              <w:t>91</w:t>
             </w:r>
             <w:r>
               <w:rPr>
@@ -1950,7 +1950,7 @@
               <w14:ligatures w14:val="none"/>
             </w:rPr>
           </w:pPr>
-          <w:hyperlink w:anchor="_Toc236207902" w:history="1">
+          <w:hyperlink w:anchor="_Toc236921830" w:history="1">
             <w:r>
               <w:rPr>
                 <w:rStyle w:val="Hipervnculo"/>
@@ -1977,7 +1977,7 @@
                 <w:noProof/>
                 <w:webHidden/>
               </w:rPr>
-              <w:instrText xml:space="preserve"> PAGEREF _Toc236207902 \h </w:instrText>
+              <w:instrText xml:space="preserve"> PAGEREF _Toc236921830 \h </w:instrText>
             </w:r>
             <w:r>
               <w:rPr>
@@ -1997,7 +1997,7 @@
                 <w:noProof/>
                 <w:webHidden/>
               </w:rPr>
-              <w:t>96</w:t>
+              <w:t>97</w:t>
             </w:r>
             <w:r>
               <w:rPr>
@@ -2023,7 +2023,7 @@
               <w14:ligatures w14:val="none"/>
             </w:rPr>
           </w:pPr>
-          <w:hyperlink w:anchor="_Toc236207903" w:history="1">
+          <w:hyperlink w:anchor="_Toc236921831" w:history="1">
             <w:r>
               <w:rPr>
                 <w:rStyle w:val="Hipervnculo"/>
@@ -2050,7 +2050,7 @@
                 <w:noProof/>
                 <w:webHidden/>
               </w:rPr>
-              <w:instrText xml:space="preserve"> PAGEREF _Toc236207903 \h </w:instrText>
+              <w:instrText xml:space="preserve"> PAGEREF _Toc236921831 \h </w:instrText>
             </w:r>
             <w:r>
               <w:rPr>
@@ -2070,7 +2070,7 @@
                 <w:noProof/>
                 <w:webHidden/>
               </w:rPr>
-              <w:t>99</w:t>
+              <w:t>100</w:t>
             </w:r>
             <w:r>
               <w:rPr>
@@ -2096,7 +2096,7 @@
               <w14:ligatures w14:val="none"/>
             </w:rPr>
           </w:pPr>
-          <w:hyperlink w:anchor="_Toc236207904" w:history="1">
+          <w:hyperlink w:anchor="_Toc236921832" w:history="1">
             <w:r>
               <w:rPr>
                 <w:rStyle w:val="Hipervnculo"/>
@@ -2123,7 +2123,7 @@
                 <w:noProof/>
                 <w:webHidden/>
               </w:rPr>
-              <w:instrText xml:space="preserve"> PAGEREF _Toc236207904 \h </w:instrText>
+              <w:instrText xml:space="preserve"> PAGEREF _Toc236921832 \h </w:instrText>
             </w:r>
             <w:r>
               <w:rPr>
@@ -2143,7 +2143,7 @@
                 <w:noProof/>
                 <w:webHidden/>
               </w:rPr>
-              <w:t>100</w:t>
+              <w:t>101</w:t>
             </w:r>
             <w:r>
               <w:rPr>
@@ -2169,7 +2169,7 @@
               <w14:ligatures w14:val="none"/>
             </w:rPr>
           </w:pPr>
-          <w:hyperlink w:anchor="_Toc236207905" w:history="1">
+          <w:hyperlink w:anchor="_Toc236921833" w:history="1">
             <w:r>
               <w:rPr>
                 <w:rStyle w:val="Hipervnculo"/>
@@ -2196,7 +2196,7 @@
                 <w:noProof/>
                 <w:webHidden/>
               </w:rPr>
-              <w:instrText xml:space="preserve"> PAGEREF _Toc236207905 \h </w:instrText>
+              <w:instrText xml:space="preserve"> PAGEREF _Toc236921833 \h </w:instrText>
             </w:r>
             <w:r>
               <w:rPr>
@@ -2216,7 +2216,7 @@
                 <w:noProof/>
                 <w:webHidden/>
               </w:rPr>
-              <w:t>104</w:t>
+              <w:t>105</w:t>
             </w:r>
             <w:r>
               <w:rPr>
@@ -2242,7 +2242,7 @@
               <w14:ligatures w14:val="none"/>
             </w:rPr>
           </w:pPr>
-          <w:hyperlink w:anchor="_Toc236207906" w:history="1">
+          <w:hyperlink w:anchor="_Toc236921834" w:history="1">
             <w:r>
               <w:rPr>
                 <w:rStyle w:val="Hipervnculo"/>
@@ -2269,7 +2269,7 @@
                 <w:noProof/>
                 <w:webHidden/>
               </w:rPr>
-              <w:instrText xml:space="preserve"> PAGEREF _Toc236207906 \h </w:instrText>
+              <w:instrText xml:space="preserve"> PAGEREF _Toc236921834 \h </w:instrText>
             </w:r>
             <w:r>
               <w:rPr>
@@ -2289,7 +2289,7 @@
                 <w:noProof/>
                 <w:webHidden/>
               </w:rPr>
-              <w:t>107</w:t>
+              <w:t>108</w:t>
             </w:r>
             <w:r>
               <w:rPr>
@@ -2315,7 +2315,7 @@
               <w14:ligatures w14:val="none"/>
             </w:rPr>
           </w:pPr>
-          <w:hyperlink w:anchor="_Toc236207907" w:history="1">
+          <w:hyperlink w:anchor="_Toc236921835" w:history="1">
             <w:r>
               <w:rPr>
                 <w:rStyle w:val="Hipervnculo"/>
@@ -2342,7 +2342,7 @@
                 <w:noProof/>
                 <w:webHidden/>
               </w:rPr>
-              <w:instrText xml:space="preserve"> PAGEREF _Toc236207907 \h </w:instrText>
+              <w:instrText xml:space="preserve"> PAGEREF _Toc236921835 \h </w:instrText>
             </w:r>
             <w:r>
               <w:rPr>
@@ -2362,7 +2362,7 @@
                 <w:noProof/>
                 <w:webHidden/>
               </w:rPr>
-              <w:t>108</w:t>
+              <w:t>109</w:t>
             </w:r>
             <w:r>
               <w:rPr>
@@ -2388,7 +2388,7 @@
               <w14:ligatures w14:val="none"/>
             </w:rPr>
           </w:pPr>
-          <w:hyperlink w:anchor="_Toc236207908" w:history="1">
+          <w:hyperlink w:anchor="_Toc236921836" w:history="1">
             <w:r>
               <w:rPr>
                 <w:rStyle w:val="Hipervnculo"/>
@@ -2415,7 +2415,7 @@
                 <w:noProof/>
                 <w:webHidden/>
               </w:rPr>
-              <w:instrText xml:space="preserve"> PAGEREF _Toc236207908 \h </w:instrText>
+              <w:instrText xml:space="preserve"> PAGEREF _Toc236921836 \h </w:instrText>
             </w:r>
             <w:r>
               <w:rPr>
@@ -2435,7 +2435,7 @@
                 <w:noProof/>
                 <w:webHidden/>
               </w:rPr>
-              <w:t>109</w:t>
+              <w:t>110</w:t>
             </w:r>
             <w:r>
               <w:rPr>
@@ -2461,7 +2461,7 @@
               <w14:ligatures w14:val="none"/>
             </w:rPr>
           </w:pPr>
-          <w:hyperlink w:anchor="_Toc236207909" w:history="1">
+          <w:hyperlink w:anchor="_Toc236921837" w:history="1">
             <w:r>
               <w:rPr>
                 <w:rStyle w:val="Hipervnculo"/>
@@ -2488,7 +2488,7 @@
                 <w:noProof/>
                 <w:webHidden/>
               </w:rPr>
-              <w:instrText xml:space="preserve"> PAGEREF _Toc236207909 \h </w:instrText>
+              <w:instrText xml:space="preserve"> PAGEREF _Toc236921837 \h </w:instrText>
             </w:r>
             <w:r>
               <w:rPr>
@@ -2508,7 +2508,7 @@
                 <w:noProof/>
                 <w:webHidden/>
               </w:rPr>
-              <w:t>110</w:t>
+              <w:t>111</w:t>
             </w:r>
             <w:r>
               <w:rPr>
@@ -2536,7 +2536,7 @@
       <w:pPr>
         <w:pStyle w:val="Titulosgenerales"/>
       </w:pPr>
-      <w:bookmarkStart w:id="0" w:name="_Toc236207883"/>
+      <w:bookmarkStart w:id="0" w:name="_Toc236921811"/>
       <w:r>
         <w:lastRenderedPageBreak/>
         <w:t>Introducción</w:t>
@@ -2591,8 +2591,6 @@
         <w:spacing w:before="0" w:after="160"/>
         <w:ind w:firstLine="708"/>
       </w:pPr>
-      <w:bookmarkStart w:id="1" w:name="_GoBack"/>
-      <w:bookmarkEnd w:id="1"/>
       <w:r>
         <w:t>Para fortalecer la comprensión de los conceptos abordados y contextualizar su aplicación en la construcción de programas secuenciales en Python, se recomienda acceder al recurso audiovisual que acompaña este componente formativo.</w:t>
       </w:r>
@@ -2610,7 +2608,7 @@
         </w:rPr>
         <w:lastRenderedPageBreak/>
         <w:drawing>
-          <wp:anchor distT="0" distB="0" distL="114300" distR="114300" simplePos="0" relativeHeight="251667456" behindDoc="0" locked="0" layoutInCell="1" allowOverlap="1" wp14:anchorId="26A8C334" wp14:editId="7E4859FB">
+          <wp:anchor distT="0" distB="0" distL="114300" distR="114300" simplePos="0" relativeHeight="251667456" behindDoc="0" locked="0" layoutInCell="1" allowOverlap="1" wp14:anchorId="26A8C334" wp14:editId="2F80C712">
             <wp:simplePos x="0" y="0"/>
             <wp:positionH relativeFrom="margin">
               <wp:align>center</wp:align>
@@ -2621,7 +2619,13 @@
             <wp:extent cx="4680000" cy="2631600"/>
             <wp:effectExtent l="0" t="0" r="6350" b="0"/>
             <wp:wrapNone/>
-            <wp:docPr id="3" name="Imagen 3"/>
+            <wp:docPr id="3" name="Imagen 3">
+              <a:extLst xmlns:a="http://schemas.openxmlformats.org/drawingml/2006/main">
+                <a:ext uri="{C183D7F6-B498-43B3-948B-1728B52AA6E4}">
+                  <adec:decorative xmlns:adec="http://schemas.microsoft.com/office/drawing/2017/decorative" val="1"/>
+                </a:ext>
+              </a:extLst>
+            </wp:docPr>
             <wp:cNvGraphicFramePr>
               <a:graphicFrameLocks xmlns:a="http://schemas.openxmlformats.org/drawingml/2006/main" noChangeAspect="1"/>
             </wp:cNvGraphicFramePr>
@@ -2629,7 +2633,13 @@
               <a:graphicData uri="http://schemas.openxmlformats.org/drawingml/2006/picture">
                 <pic:pic xmlns:pic="http://schemas.openxmlformats.org/drawingml/2006/picture">
                   <pic:nvPicPr>
-                    <pic:cNvPr id="0" name="Picture 2"/>
+                    <pic:cNvPr id="3" name="Imagen 3">
+                      <a:extLst>
+                        <a:ext uri="{C183D7F6-B498-43B3-948B-1728B52AA6E4}">
+                          <adec:decorative xmlns:adec="http://schemas.microsoft.com/office/drawing/2017/decorative" val="1"/>
+                        </a:ext>
+                      </a:extLst>
+                    </pic:cNvPr>
                     <pic:cNvPicPr>
                       <a:picLocks noChangeAspect="1" noChangeArrowheads="1"/>
                     </pic:cNvPicPr>
@@ -2681,7 +2691,7 @@
     <w:p/>
     <w:p>
       <w:pPr>
-        <w:ind w:hanging="142"/>
+        <w:ind w:firstLine="0"/>
         <w:jc w:val="center"/>
       </w:pPr>
     </w:p>
@@ -2816,12 +2826,12 @@
       <w:pPr>
         <w:pStyle w:val="Ttulo1"/>
       </w:pPr>
-      <w:bookmarkStart w:id="2" w:name="_Toc236207884"/>
+      <w:bookmarkStart w:id="1" w:name="_Toc236921812"/>
       <w:r>
         <w:lastRenderedPageBreak/>
         <w:t>Instalación y primeros pasos en Python</w:t>
       </w:r>
-      <w:bookmarkEnd w:id="2"/>
+      <w:bookmarkEnd w:id="1"/>
     </w:p>
     <w:p>
       <w:r>
@@ -2949,30 +2959,39 @@
     </w:p>
     <w:p>
       <w:pPr>
+        <w:spacing w:before="0" w:after="160" w:line="259" w:lineRule="auto"/>
+        <w:ind w:firstLine="0"/>
+      </w:pPr>
+      <w:r>
+        <w:br w:type="page"/>
+      </w:r>
+    </w:p>
+    <w:p>
+      <w:pPr>
         <w:pStyle w:val="Figura"/>
       </w:pPr>
       <w:r>
+        <w:lastRenderedPageBreak/>
         <w:t>Sitio oficial para la descarga de Python</w:t>
       </w:r>
     </w:p>
     <w:p>
+      <w:pPr>
+        <w:ind w:firstLine="0"/>
+        <w:jc w:val="center"/>
+        <w:rPr>
+          <w:lang w:eastAsia="es-CO"/>
+        </w:rPr>
+      </w:pPr>
       <w:r>
         <w:rPr>
           <w:noProof/>
         </w:rPr>
         <w:drawing>
-          <wp:anchor distT="0" distB="0" distL="114300" distR="114300" simplePos="0" relativeHeight="251664384" behindDoc="0" locked="0" layoutInCell="1" allowOverlap="1" wp14:anchorId="778B110A" wp14:editId="55F9A5EE">
-            <wp:simplePos x="0" y="0"/>
-            <wp:positionH relativeFrom="margin">
-              <wp:align>left</wp:align>
-            </wp:positionH>
-            <wp:positionV relativeFrom="paragraph">
-              <wp:posOffset>145395</wp:posOffset>
-            </wp:positionV>
-            <wp:extent cx="6440556" cy="3119250"/>
-            <wp:effectExtent l="0" t="0" r="0" b="5080"/>
-            <wp:wrapNone/>
-            <wp:docPr id="1" name="Imagen 1" descr="La Figura 1 presenta el sitio oficial de Python, donde se muestra la opción para descargar la versión más reciente del lenguaje para Windows, identificada como Python 3.14.6"/>
+          <wp:inline distT="0" distB="0" distL="0" distR="0" wp14:anchorId="0FDD9287" wp14:editId="07E4C141">
+            <wp:extent cx="6320332" cy="3060024"/>
+            <wp:effectExtent l="0" t="0" r="4445" b="7620"/>
+            <wp:docPr id="5" name="Imagen 5" descr="La Figura 1 presenta el sitio oficial de Python, donde se muestra la opción para descargar la versión más reciente del lenguaje para Windows, identificada como Python 3.14.6"/>
             <wp:cNvGraphicFramePr>
               <a:graphicFrameLocks xmlns:a="http://schemas.openxmlformats.org/drawingml/2006/main" noChangeAspect="1"/>
             </wp:cNvGraphicFramePr>
@@ -2980,7 +2999,7 @@
               <a:graphicData uri="http://schemas.openxmlformats.org/drawingml/2006/picture">
                 <pic:pic xmlns:pic="http://schemas.openxmlformats.org/drawingml/2006/picture">
                   <pic:nvPicPr>
-                    <pic:cNvPr id="0" name="Picture 2"/>
+                    <pic:cNvPr id="0" name="Picture 1" descr="La Figura 1 presenta el sitio oficial de Python, donde se muestra la opción para descargar la versión más reciente del lenguaje para Windows, identificada como Python 3.14.6"/>
                     <pic:cNvPicPr>
                       <a:picLocks noChangeAspect="1" noChangeArrowheads="1"/>
                     </pic:cNvPicPr>
@@ -3001,69 +3020,60 @@
                   <pic:spPr bwMode="auto">
                     <a:xfrm>
                       <a:off x="0" y="0"/>
-                      <a:ext cx="6440556" cy="3119250"/>
+                      <a:ext cx="6409058" cy="3102981"/>
                     </a:xfrm>
                     <a:prstGeom prst="rect">
                       <a:avLst/>
                     </a:prstGeom>
                     <a:noFill/>
+                    <a:ln>
+                      <a:noFill/>
+                    </a:ln>
                   </pic:spPr>
                 </pic:pic>
               </a:graphicData>
             </a:graphic>
-            <wp14:sizeRelH relativeFrom="page">
-              <wp14:pctWidth>0</wp14:pctWidth>
-            </wp14:sizeRelH>
-            <wp14:sizeRelV relativeFrom="page">
-              <wp14:pctHeight>0</wp14:pctHeight>
-            </wp14:sizeRelV>
-          </wp:anchor>
+          </wp:inline>
         </w:drawing>
       </w:r>
     </w:p>
+    <w:p>
+      <w:r>
+        <w:t xml:space="preserve">Nota. Tomada de Python Software </w:t>
+      </w:r>
+      <w:proofErr w:type="spellStart"/>
+      <w:r>
+        <w:t>Foundation</w:t>
+      </w:r>
+      <w:proofErr w:type="spellEnd"/>
+      <w:r>
+        <w:t xml:space="preserve"> (s.f.-a).</w:t>
+      </w:r>
+    </w:p>
     <w:p/>
-    <w:p/>
-    <w:p/>
-    <w:p/>
-    <w:p/>
-    <w:p/>
+    <w:p>
+      <w:pPr>
+        <w:pStyle w:val="Ttulo2"/>
+      </w:pPr>
+      <w:bookmarkStart w:id="2" w:name="_Toc236921813"/>
+      <w:r>
+        <w:t>Proceso de instalación</w:t>
+      </w:r>
+      <w:bookmarkEnd w:id="2"/>
+    </w:p>
+    <w:p>
+      <w:r>
+        <w:t>La instalación de Python permite preparar el entorno de trabajo necesario para escribir, ejecutar y comprobar instrucciones básicas de programación. En este proceso se incorpora el intérprete del lenguaje al equipo, herramienta que permite que las instrucciones escritas en Python puedan ser interpretadas y ejecutadas correctamente.</w:t>
+      </w:r>
+    </w:p>
+    <w:p>
+      <w:r>
+        <w:t>Antes de iniciar, es importante contar con conexión a internet, permisos de administrador y acceso al sitio oficial de Python. Estos elementos ayudan a realizar una instalación segura, estable y adecuada para comenzar el trabajo práctico con el lenguaje.</w:t>
+      </w:r>
+    </w:p>
     <w:p>
       <w:r>
         <w:lastRenderedPageBreak/>
-        <w:t xml:space="preserve">Nota. Tomada de Python Software </w:t>
-      </w:r>
-      <w:proofErr w:type="spellStart"/>
-      <w:r>
-        <w:t>Foundation</w:t>
-      </w:r>
-      <w:proofErr w:type="spellEnd"/>
-      <w:r>
-        <w:t xml:space="preserve"> (s.f.-a).</w:t>
-      </w:r>
-    </w:p>
-    <w:p/>
-    <w:p>
-      <w:pPr>
-        <w:pStyle w:val="Ttulo2"/>
-      </w:pPr>
-      <w:bookmarkStart w:id="3" w:name="_Toc236207885"/>
-      <w:r>
-        <w:t>Proceso de instalación</w:t>
-      </w:r>
-      <w:bookmarkEnd w:id="3"/>
-    </w:p>
-    <w:p>
-      <w:r>
-        <w:t>La instalación de Python permite preparar el entorno de trabajo necesario para escribir, ejecutar y comprobar instrucciones básicas de programación. En este proceso se incorpora el intérprete del lenguaje al equipo, herramienta que permite que las instrucciones escritas en Python puedan ser interpretadas y ejecutadas correctamente.</w:t>
-      </w:r>
-    </w:p>
-    <w:p>
-      <w:r>
-        <w:t>Antes de iniciar, es importante contar con conexión a internet, permisos de administrador y acceso al sitio oficial de Python. Estos elementos ayudan a realizar una instalación segura, estable y adecuada para comenzar el trabajo práctico con el lenguaje.</w:t>
-      </w:r>
-    </w:p>
-    <w:p>
-      <w:r>
         <w:t>A continuación, se presentan los pasos para realizar la instalación en un equipo con sistema operativo Windows:</w:t>
       </w:r>
     </w:p>
@@ -3126,11 +3136,7 @@
     </w:p>
     <w:p>
       <w:r>
-        <w:t xml:space="preserve">En la página oficial de descargas, ubicar la sección “Descargar la última versión para Windows”. Luego, seleccionar el enlace Python 3.14.6, disponible en la opción “O consiga el instalador independiente para Python 3.14.6”. Esta opción permite obtener </w:t>
-      </w:r>
-      <w:r>
-        <w:lastRenderedPageBreak/>
-        <w:t>el archivo ejecutable para instalar la versión indicada en un equipo con sistema operativo Windows.</w:t>
+        <w:t>En la página oficial de descargas, ubicar la sección “Descargar la última versión para Windows”. Luego, seleccionar el enlace Python 3.14.6, disponible en la opción “O consiga el instalador independiente para Python 3.14.6”. Esta opción permite obtener el archivo ejecutable para instalar la versión indicada en un equipo con sistema operativo Windows.</w:t>
       </w:r>
     </w:p>
     <w:p>
@@ -3225,7 +3231,11 @@
       </w:r>
       <w:proofErr w:type="spellEnd"/>
       <w:r>
-        <w:t xml:space="preserve"> PATH" que aparece en la parte inferior de la ventana inicial del instalador. Esta opción es clave, ya que permite ejecutar Python desde cualquier ubicación en la línea de comandos sin necesidad de escribir la ruta completa del ejecutable. Omitir este paso obligará posteriormente a configurar las variables de entorno de forma manual.</w:t>
+        <w:t xml:space="preserve"> PATH" que aparece en la parte inferior de la ventana inicial del instalador. </w:t>
+      </w:r>
+      <w:r>
+        <w:lastRenderedPageBreak/>
+        <w:t>Esta opción es clave, ya que permite ejecutar Python desde cualquier ubicación en la línea de comandos sin necesidad de escribir la ruta completa del ejecutable. Omitir este paso obligará posteriormente a configurar las variables de entorno de forma manual.</w:t>
       </w:r>
     </w:p>
     <w:p>
@@ -3299,7 +3309,6 @@
         </w:numPr>
       </w:pPr>
       <w:r>
-        <w:lastRenderedPageBreak/>
         <w:t>Abrir la línea de comandos de Windows ejecutando el programa cmd.exe (puede buscarse desde el menú Inicio escribiendo "</w:t>
       </w:r>
       <w:proofErr w:type="spellStart"/>
@@ -3373,7 +3382,11 @@
     </w:p>
     <w:p>
       <w:r>
-        <w:t xml:space="preserve">Además del intérprete estándar, Python puede ejecutarse en entornos locales y en plataformas en la nube. La elección depende del tipo de práctica, la disponibilidad de internet, el nivel de configuración requerido y la forma como se desea organizar el trabajo con el código. </w:t>
+        <w:t xml:space="preserve">Además del intérprete estándar, Python puede ejecutarse en entornos locales y en plataformas en la nube. La elección depende del tipo de práctica, la disponibilidad </w:t>
+      </w:r>
+      <w:r>
+        <w:lastRenderedPageBreak/>
+        <w:t xml:space="preserve">de internet, el nivel de configuración requerido y la forma como se desea organizar el trabajo con el código. </w:t>
       </w:r>
     </w:p>
     <w:p>
@@ -3446,11 +3459,7 @@
       </w:r>
       <w:proofErr w:type="spellEnd"/>
       <w:r>
-        <w:t xml:space="preserve"> Notebook. Permiten ejecutar código Python, </w:t>
-      </w:r>
-      <w:r>
-        <w:lastRenderedPageBreak/>
-        <w:t xml:space="preserve">compartir archivos, trabajar colaborativamente y realizar prácticas sin instalar programas en el equipo local previamente. </w:t>
+        <w:t xml:space="preserve"> Notebook. Permiten ejecutar código Python, compartir archivos, trabajar colaborativamente y realizar prácticas sin instalar programas en el equipo local previamente. </w:t>
       </w:r>
     </w:p>
     <w:p>
@@ -3499,7 +3508,11 @@
       </w:r>
       <w:proofErr w:type="spellEnd"/>
       <w:r>
-        <w:t xml:space="preserve"> se presenta como una opción local recomendada para escribir, ejecutar y revisar programas en Python de manera organizada.</w:t>
+        <w:t xml:space="preserve"> se presenta como una opción local </w:t>
+      </w:r>
+      <w:r>
+        <w:lastRenderedPageBreak/>
+        <w:t>recomendada para escribir, ejecutar y revisar programas en Python de manera organizada.</w:t>
       </w:r>
     </w:p>
     <w:p>
@@ -3559,11 +3572,7 @@
       </w:r>
       <w:proofErr w:type="spellEnd"/>
       <w:r>
-        <w:t xml:space="preserve"> permite organizar archivos, ejecutar instrucciones y revisar errores desde un mismo entorno. Esta integración favorece una </w:t>
-      </w:r>
-      <w:r>
-        <w:lastRenderedPageBreak/>
-        <w:t>práctica más ordenada, ya que el código, la consola y los mensajes de verificación pueden consultarse en una sola interfaz.</w:t>
+        <w:t xml:space="preserve"> permite organizar archivos, ejecutar instrucciones y revisar errores desde un mismo entorno. Esta integración favorece una práctica más ordenada, ya que el código, la consola y los mensajes de verificación pueden consultarse en una sola interfaz.</w:t>
       </w:r>
     </w:p>
     <w:p>
@@ -3605,16 +3614,16 @@
         <w:t>El uso de un editor de código facilita la escritura organizada de instrucciones y la revisión de los resultados obtenidos. Esta base permite avanzar hacia una práctica esencial en programación, documentar el código mediante comentarios que expliquen su propósito sin afectar la ejecución del programa.</w:t>
       </w:r>
     </w:p>
-    <w:p/>
     <w:p>
       <w:pPr>
         <w:pStyle w:val="Ttulo2"/>
       </w:pPr>
-      <w:bookmarkStart w:id="4" w:name="_Toc236207886"/>
-      <w:r>
+      <w:bookmarkStart w:id="3" w:name="_Toc236921814"/>
+      <w:r>
+        <w:lastRenderedPageBreak/>
         <w:t>Comentarios en Python</w:t>
       </w:r>
-      <w:bookmarkEnd w:id="4"/>
+      <w:bookmarkEnd w:id="3"/>
     </w:p>
     <w:p>
       <w:r>
@@ -3623,11 +3632,7 @@
     </w:p>
     <w:p>
       <w:r>
-        <w:t xml:space="preserve">Un comentario es una línea de texto no ejecutable; esto significa que el intérprete de Python no la toma como una instrucción del programa. Por esta razón, los </w:t>
-      </w:r>
-      <w:r>
-        <w:lastRenderedPageBreak/>
-        <w:t>comentarios ayudan a mejorar la claridad del código sin cambiar los resultados de la ejecución.</w:t>
+        <w:t>Un comentario es una línea de texto no ejecutable; esto significa que el intérprete de Python no la toma como una instrucción del programa. Por esta razón, los comentarios ayudan a mejorar la claridad del código sin cambiar los resultados de la ejecución.</w:t>
       </w:r>
     </w:p>
     <w:p>
@@ -3704,6 +3709,7 @@
     </w:p>
     <w:p>
       <w:r>
+        <w:lastRenderedPageBreak/>
         <w:t># Ciudad: Bogotá</w:t>
       </w:r>
     </w:p>
@@ -3729,7 +3735,6 @@
     </w:p>
     <w:p>
       <w:r>
-        <w:lastRenderedPageBreak/>
         <w:t xml:space="preserve">Para comprobar su funcionamiento en VS </w:t>
       </w:r>
       <w:proofErr w:type="spellStart"/>
@@ -3830,6 +3835,7 @@
         <w:rPr>
           <w:b/>
         </w:rPr>
+        <w:lastRenderedPageBreak/>
         <w:t>Actualización permanente</w:t>
       </w:r>
       <w:r>
@@ -3841,19 +3847,9 @@
         <w:t>El uso adecuado de comentarios contribuye a escribir programas más legibles, ordenados y fáciles de mantener. Por esta razón, deben emplearse como apoyo a la comprensión del código y no como una repetición literal de cada instrucción.</w:t>
       </w:r>
     </w:p>
-    <w:p/>
-    <w:p>
-      <w:r>
-        <w:lastRenderedPageBreak/>
-        <w:t xml:space="preserve">Para fortalecer la comprensión sobre el uso de comentarios en Python, se presenta el siguiente </w:t>
-      </w:r>
-      <w:proofErr w:type="spellStart"/>
-      <w:r>
-        <w:t>pódcast</w:t>
-      </w:r>
-      <w:proofErr w:type="spellEnd"/>
-      <w:r>
-        <w:t xml:space="preserve"> instruccional. Este recurso explica, de manera sencilla y aplicada, cómo los comentarios ayudan a documentar instrucciones, aclarar la intención del código y facilitar su revisión en un entorno de programación como Visual Studio </w:t>
+    <w:p>
+      <w:r>
+        <w:t xml:space="preserve">Para fortalecer la comprensión sobre el uso de comentarios en Python, se presenta el siguiente pódcast instruccional. Este recurso explica, de manera sencilla y aplicada, cómo los comentarios ayudan a documentar instrucciones, aclarar la intención del código y facilitar su revisión en un entorno de programación como Visual Studio </w:t>
       </w:r>
       <w:proofErr w:type="spellStart"/>
       <w:r>
@@ -3862,14 +3858,6 @@
       <w:proofErr w:type="spellEnd"/>
       <w:r>
         <w:t>.</w:t>
-      </w:r>
-    </w:p>
-    <w:p>
-      <w:pPr>
-        <w:pStyle w:val="Ttulo5"/>
-      </w:pPr>
-      <w:r>
-        <w:t xml:space="preserve"> </w:t>
       </w:r>
     </w:p>
     <w:tbl>
@@ -3896,6 +3884,9 @@
               </w:rPr>
             </w:pPr>
             <w:r>
+              <w:t xml:space="preserve"> </w:t>
+            </w:r>
+            <w:r>
               <w:rPr>
                 <w:b/>
                 <w:bCs/>
@@ -4012,6 +4003,7 @@
                 <w:b/>
                 <w:bCs/>
               </w:rPr>
+              <w:lastRenderedPageBreak/>
               <w:t>Hombre</w:t>
             </w:r>
             <w:r>
@@ -4051,6 +4043,124 @@
                 <w:bCs/>
               </w:rPr>
               <w:t xml:space="preserve">a forma más sencilla de crear un comentario es utilizando numeral o almohadilla. Todo lo que se escriba después será tomado como una explicación y no como una instrucción del programa. </w:t>
+            </w:r>
+          </w:p>
+          <w:p>
+            <w:pPr>
+              <w:rPr>
+                <w:bCs/>
+              </w:rPr>
+            </w:pPr>
+            <w:r>
+              <w:rPr>
+                <w:b/>
+                <w:bCs/>
+              </w:rPr>
+              <w:t>Mujer</w:t>
+            </w:r>
+            <w:r>
+              <w:rPr>
+                <w:bCs/>
+              </w:rPr>
+              <w:t>: c</w:t>
+            </w:r>
+            <w:r>
+              <w:rPr>
+                <w:bCs/>
+              </w:rPr>
+              <w:t>uando la explicación necesita más espacio, también pueden utilizarse varios comentarios consecutivos o bloques entre comillas triples para describir archivos completos o secciones importantes del programa.</w:t>
+            </w:r>
+          </w:p>
+          <w:p>
+            <w:pPr>
+              <w:rPr>
+                <w:bCs/>
+              </w:rPr>
+            </w:pPr>
+            <w:r>
+              <w:rPr>
+                <w:b/>
+                <w:bCs/>
+              </w:rPr>
+              <w:t>Hombre</w:t>
+            </w:r>
+            <w:r>
+              <w:rPr>
+                <w:bCs/>
+              </w:rPr>
+              <w:t>: p</w:t>
+            </w:r>
+            <w:r>
+              <w:rPr>
+                <w:bCs/>
+              </w:rPr>
+              <w:t xml:space="preserve">ensemos en un programa desarrollado en Visual Studio </w:t>
+            </w:r>
+            <w:proofErr w:type="spellStart"/>
+            <w:r>
+              <w:rPr>
+                <w:bCs/>
+              </w:rPr>
+              <w:t>Code</w:t>
+            </w:r>
+            <w:proofErr w:type="spellEnd"/>
+            <w:r>
+              <w:rPr>
+                <w:bCs/>
+              </w:rPr>
+              <w:t>. Un comentario puede indicar dónde se registran los datos, dónde se realizan los cálculos o qué parte del código presenta los resultados. Esa información facilita cualquier revisión posterior.</w:t>
+            </w:r>
+          </w:p>
+          <w:p>
+            <w:pPr>
+              <w:rPr>
+                <w:bCs/>
+              </w:rPr>
+            </w:pPr>
+            <w:r>
+              <w:rPr>
+                <w:b/>
+                <w:bCs/>
+              </w:rPr>
+              <w:t>Mujer</w:t>
+            </w:r>
+            <w:r>
+              <w:rPr>
+                <w:bCs/>
+              </w:rPr>
+              <w:t>: l</w:t>
+            </w:r>
+            <w:r>
+              <w:rPr>
+                <w:bCs/>
+              </w:rPr>
+              <w:t>os comentarios resultan muy útiles cuando un algoritmo es complejo o una decisión de programación necesita una explicación adicional. Unas pocas palabras pueden evitar muchas dudas más adelante.</w:t>
+            </w:r>
+          </w:p>
+          <w:p>
+            <w:pPr>
+              <w:rPr>
+                <w:bCs/>
+              </w:rPr>
+            </w:pPr>
+            <w:r>
+              <w:rPr>
+                <w:b/>
+                <w:bCs/>
+              </w:rPr>
+              <w:t>Hombre</w:t>
+            </w:r>
+            <w:r>
+              <w:rPr>
+                <w:bCs/>
+              </w:rPr>
+              <w:t>: e</w:t>
+            </w:r>
+            <w:r>
+              <w:rPr>
+                <w:bCs/>
+              </w:rPr>
+              <w:t>so sí, comentar el código no significa explicar todo. Un buen comentario aporta información que realmente ayuda. Si una instrucción ya es suficientemente clara, repetir lo mismo con otras palabras no aporta ningún beneficio.</w:t>
             </w:r>
           </w:p>
           <w:p>
@@ -4071,13 +4181,13 @@
               <w:rPr>
                 <w:bCs/>
               </w:rPr>
-              <w:t>: c</w:t>
+              <w:t>: t</w:t>
             </w:r>
             <w:r>
               <w:rPr>
                 <w:bCs/>
               </w:rPr>
-              <w:t>uando la explicación necesita más espacio, también pueden utilizarse varios comentarios consecutivos o bloques entre comillas triples para describir archivos completos o secciones importantes del programa.</w:t>
+              <w:t>ambién conviene revisar los comentarios cada vez que el programa cambia. Una explicación desactualizada puede generar más confusión que el propio código porque describe algo que ya dejó de existir.</w:t>
             </w:r>
           </w:p>
           <w:p>
@@ -4097,27 +4207,13 @@
               <w:rPr>
                 <w:bCs/>
               </w:rPr>
-              <w:t>: p</w:t>
+              <w:t>: c</w:t>
             </w:r>
             <w:r>
               <w:rPr>
                 <w:bCs/>
               </w:rPr>
-              <w:t xml:space="preserve">ensemos en un programa desarrollado en Visual Studio </w:t>
-            </w:r>
-            <w:proofErr w:type="spellStart"/>
-            <w:r>
-              <w:rPr>
-                <w:bCs/>
-              </w:rPr>
-              <w:t>Code</w:t>
-            </w:r>
-            <w:proofErr w:type="spellEnd"/>
-            <w:r>
-              <w:rPr>
-                <w:bCs/>
-              </w:rPr>
-              <w:t>. Un comentario puede indicar dónde se registran los datos, dónde se realizan los cálculos o qué parte del código presenta los resultados. Esa información facilita cualquier revisión posterior.</w:t>
+              <w:t>uando varias personas participan en el mismo proyecto, los comentarios facilitan el trabajo en equipo y permiten comprender un programa sin tener que interpretar cada línea desde el principio.</w:t>
             </w:r>
           </w:p>
           <w:p>
@@ -4131,19 +4227,19 @@
                 <w:b/>
                 <w:bCs/>
               </w:rPr>
-              <w:t>Mujer</w:t>
+              <w:t>Hombre</w:t>
             </w:r>
             <w:r>
               <w:rPr>
                 <w:bCs/>
               </w:rPr>
-              <w:t>: l</w:t>
+              <w:t>: u</w:t>
             </w:r>
             <w:r>
               <w:rPr>
                 <w:bCs/>
               </w:rPr>
-              <w:t>os comentarios resultan muy útiles cuando un algoritmo es complejo o una decisión de programación necesita una explicación adicional. Unas pocas palabras pueden evitar muchas dudas más adelante.</w:t>
+              <w:t>n buen comentario evita que el programador tenga que volver a descubrir por qué escribió el código de determinada manera.</w:t>
             </w:r>
           </w:p>
           <w:p>
@@ -4157,7 +4253,7 @@
                 <w:b/>
                 <w:bCs/>
               </w:rPr>
-              <w:t>Hombre</w:t>
+              <w:t>Mujer</w:t>
             </w:r>
             <w:r>
               <w:rPr>
@@ -4169,41 +4265,10 @@
               <w:rPr>
                 <w:bCs/>
               </w:rPr>
-              <w:t>so sí, comentar el código no significa explicar todo. Un buen comentario aporta información que realmente ayuda. Si una instrucción ya es suficientemente clara, repetir lo mismo con otras palabras no aporta ningún beneficio.</w:t>
-            </w:r>
-          </w:p>
-          <w:p>
-            <w:pPr>
-              <w:rPr>
-                <w:bCs/>
-              </w:rPr>
-            </w:pPr>
-            <w:r>
-              <w:rPr>
-                <w:b/>
-                <w:bCs/>
-              </w:rPr>
-              <w:t>Mujer</w:t>
-            </w:r>
-            <w:r>
-              <w:rPr>
-                <w:bCs/>
-              </w:rPr>
-              <w:t>: t</w:t>
-            </w:r>
-            <w:r>
-              <w:rPr>
-                <w:bCs/>
-              </w:rPr>
-              <w:t>ambién conviene revisar los comentarios cada vez que el programa cambia. Una explicación desactualizada puede generar más confusión que el propio código porque describe algo que ya dejó de existir.</w:t>
-            </w:r>
-          </w:p>
-          <w:p>
-            <w:pPr>
-              <w:rPr>
-                <w:bCs/>
-              </w:rPr>
-            </w:pPr>
+              <w:t>scribir comentarios requiere apenas unos segundos, pero puede ahorrar mucho tiempo cuando el programa necesite revisarse, actualizarse o ampliarse.</w:t>
+            </w:r>
+          </w:p>
+          <w:p>
             <w:r>
               <w:rPr>
                 <w:b/>
@@ -4215,80 +4280,6 @@
               <w:rPr>
                 <w:bCs/>
               </w:rPr>
-              <w:t>: c</w:t>
-            </w:r>
-            <w:r>
-              <w:rPr>
-                <w:bCs/>
-              </w:rPr>
-              <w:t>uando varias personas participan en el mismo proyecto, los comentarios facilitan el trabajo en equipo y permiten comprender un programa sin tener que interpretar cada línea desde el principio.</w:t>
-            </w:r>
-          </w:p>
-          <w:p>
-            <w:pPr>
-              <w:rPr>
-                <w:bCs/>
-              </w:rPr>
-            </w:pPr>
-            <w:r>
-              <w:rPr>
-                <w:b/>
-                <w:bCs/>
-              </w:rPr>
-              <w:t>Hombre</w:t>
-            </w:r>
-            <w:r>
-              <w:rPr>
-                <w:bCs/>
-              </w:rPr>
-              <w:t>: u</w:t>
-            </w:r>
-            <w:r>
-              <w:rPr>
-                <w:bCs/>
-              </w:rPr>
-              <w:t>n buen comentario evita que el programador tenga que volver a descubrir por qué escribió el código de determinada manera.</w:t>
-            </w:r>
-          </w:p>
-          <w:p>
-            <w:pPr>
-              <w:rPr>
-                <w:bCs/>
-              </w:rPr>
-            </w:pPr>
-            <w:r>
-              <w:rPr>
-                <w:b/>
-                <w:bCs/>
-              </w:rPr>
-              <w:lastRenderedPageBreak/>
-              <w:t>Mujer</w:t>
-            </w:r>
-            <w:r>
-              <w:rPr>
-                <w:bCs/>
-              </w:rPr>
-              <w:t>: e</w:t>
-            </w:r>
-            <w:r>
-              <w:rPr>
-                <w:bCs/>
-              </w:rPr>
-              <w:t>scribir comentarios requiere apenas unos segundos, pero puede ahorrar mucho tiempo cuando el programa necesite revisarse, actualizarse o ampliarse.</w:t>
-            </w:r>
-          </w:p>
-          <w:p>
-            <w:r>
-              <w:rPr>
-                <w:b/>
-                <w:bCs/>
-              </w:rPr>
-              <w:t>Hombre</w:t>
-            </w:r>
-            <w:r>
-              <w:rPr>
-                <w:bCs/>
-              </w:rPr>
               <w:t>: l</w:t>
             </w:r>
             <w:r>
@@ -4318,23 +4309,19 @@
         <w:spacing w:before="0" w:after="160"/>
       </w:pPr>
       <w:r>
-        <w:t xml:space="preserve">El </w:t>
-      </w:r>
-      <w:proofErr w:type="spellStart"/>
-      <w:r>
-        <w:t>pódcast</w:t>
-      </w:r>
-      <w:proofErr w:type="spellEnd"/>
-      <w:r>
-        <w:t xml:space="preserve"> presentado permite reforzar la importancia de los comentarios como apoyo para comprender y mantener el código escrito en Python. Su uso adecuado favorece la lectura del programa, evita confusiones durante la revisión y facilita que otras personas comprendan la lógica implementada. </w:t>
-      </w:r>
-    </w:p>
-    <w:p>
-      <w:pPr>
-        <w:spacing w:before="0" w:after="160"/>
-      </w:pPr>
-      <w:r>
-        <w:t>Además de documentar el código mediante comentarios, es necesario aprender a interpretar los mensajes que Python muestra cuando una instrucción no se ejecuta correctamente. Estos mensajes permiten identificar errores de escritura, sintaxis o ejecución, y orientan la corrección del programa de manera progresiva. Por ello, el siguiente apartado aborda los errores de tecleo y las excepciones como elementos clave para revisar, ajustar y mejorar el código.</w:t>
+        <w:t xml:space="preserve">El pódcast presentado permite reforzar la importancia de los comentarios como apoyo para comprender y mantener el código escrito en Python. Su uso adecuado favorece la lectura del programa, evita confusiones durante la revisión y facilita que otras personas comprendan la lógica implementada. </w:t>
+      </w:r>
+    </w:p>
+    <w:p>
+      <w:pPr>
+        <w:spacing w:before="0" w:after="160"/>
+      </w:pPr>
+      <w:r>
+        <w:t xml:space="preserve">Además de documentar el código mediante comentarios, es necesario aprender a interpretar los mensajes que Python muestra cuando una instrucción no se ejecuta correctamente. Estos mensajes permiten identificar errores de escritura, sintaxis o </w:t>
+      </w:r>
+      <w:r>
+        <w:lastRenderedPageBreak/>
+        <w:t>ejecución, y orientan la corrección del programa de manera progresiva. Por ello, el siguiente apartado aborda los errores de tecleo y las excepciones como elementos clave para revisar, ajustar y mejorar el código.</w:t>
       </w:r>
     </w:p>
     <w:p>
@@ -4346,98 +4333,95 @@
       <w:pPr>
         <w:pStyle w:val="Ttulo2"/>
       </w:pPr>
-      <w:bookmarkStart w:id="5" w:name="_Toc236207887"/>
+      <w:bookmarkStart w:id="4" w:name="_Toc236921815"/>
       <w:r>
         <w:t>Errores de tecleo y excepciones</w:t>
       </w:r>
-      <w:bookmarkEnd w:id="5"/>
-    </w:p>
-    <w:p>
-      <w:pPr>
-        <w:spacing w:before="0" w:after="160"/>
-      </w:pPr>
-      <w:r>
-        <w:t xml:space="preserve">Los mensajes de error deben leerse como información de diagnóstico. En Python, cada excepción indica una posible causa del problema y ayuda a localizar la instrucción </w:t>
-      </w:r>
+      <w:bookmarkEnd w:id="4"/>
+    </w:p>
+    <w:p>
+      <w:pPr>
+        <w:spacing w:before="0" w:after="160"/>
+      </w:pPr>
+      <w:r>
+        <w:t>Los mensajes de error deben leerse como información de diagnóstico. En Python, cada excepción indica una posible causa del problema y ayuda a localizar la instrucción que requiere revisión, por lo que su interpretación hace parte del proceso de aprendizaje de la programación.</w:t>
+      </w:r>
+    </w:p>
+    <w:p>
+      <w:pPr>
+        <w:spacing w:before="0" w:after="160"/>
+      </w:pPr>
+      <w:r>
+        <w:t>Si se digita incorrectamente una expresión, Python lo indicará con un mensaje de error. El mensaje de error proporciona información acerca del tipo de error cometido y del lugar en el que ha sido detectado.</w:t>
+      </w:r>
+    </w:p>
+    <w:p>
+      <w:pPr>
+        <w:spacing w:before="0" w:after="160"/>
+      </w:pPr>
+      <w:r>
+        <w:t>Código. Ejemplo de error de sintaxis.</w:t>
+      </w:r>
+    </w:p>
+    <w:p>
+      <w:pPr>
+        <w:spacing w:before="0" w:after="160"/>
+      </w:pPr>
+      <w:r>
+        <w:t>&gt;&gt;&gt; 1 + 2)</w:t>
+      </w:r>
+    </w:p>
+    <w:p>
+      <w:pPr>
+        <w:spacing w:before="0" w:after="160"/>
+      </w:pPr>
+      <w:proofErr w:type="spellStart"/>
+      <w:r>
+        <w:t>SyntaxError</w:t>
+      </w:r>
+      <w:proofErr w:type="spellEnd"/>
+      <w:r>
+        <w:t xml:space="preserve">: </w:t>
+      </w:r>
+      <w:proofErr w:type="spellStart"/>
+      <w:r>
+        <w:t>unmatched</w:t>
+      </w:r>
+      <w:proofErr w:type="spellEnd"/>
+      <w:r>
+        <w:t xml:space="preserve"> ')'</w:t>
+      </w:r>
+    </w:p>
+    <w:p>
+      <w:pPr>
+        <w:spacing w:before="0" w:after="160"/>
+      </w:pPr>
+      <w:r>
+        <w:t>En este ejemplo se ha cerrado un paréntesis cuando no había otro abierto previamente. Python indica un error de sintaxis (</w:t>
+      </w:r>
+      <w:proofErr w:type="spellStart"/>
+      <w:r>
+        <w:t>SyntaxError</w:t>
+      </w:r>
+      <w:proofErr w:type="spellEnd"/>
+      <w:r>
+        <w:t>) y señala con el carácter ^ el lugar del error.</w:t>
+      </w:r>
+    </w:p>
+    <w:p>
+      <w:pPr>
+        <w:spacing w:before="0" w:after="160"/>
+      </w:pPr>
+      <w:r>
+        <w:t>En Python, los errores que se producen durante el análisis o la ejecución de una instrucción se conocen como excepciones. Estas permiten identificar la causa del problema y orientar la corrección del código de manera más precisa.</w:t>
+      </w:r>
+    </w:p>
+    <w:p>
+      <w:pPr>
+        <w:spacing w:before="0" w:after="160"/>
+      </w:pPr>
       <w:r>
         <w:lastRenderedPageBreak/>
-        <w:t>que requiere revisión, por lo que su interpretación hace parte del proceso de aprendizaje de la programación.</w:t>
-      </w:r>
-    </w:p>
-    <w:p>
-      <w:pPr>
-        <w:spacing w:before="0" w:after="160"/>
-      </w:pPr>
-      <w:r>
-        <w:t>Si se digita incorrectamente una expresión, Python lo indicará con un mensaje de error. El mensaje de error proporciona información acerca del tipo de error cometido y del lugar en el que ha sido detectado.</w:t>
-      </w:r>
-    </w:p>
-    <w:p>
-      <w:pPr>
-        <w:spacing w:before="0" w:after="160"/>
-      </w:pPr>
-      <w:r>
-        <w:t>Código. Ejemplo de error de sintaxis.</w:t>
-      </w:r>
-    </w:p>
-    <w:p>
-      <w:pPr>
-        <w:spacing w:before="0" w:after="160"/>
-      </w:pPr>
-      <w:r>
-        <w:t>&gt;&gt;&gt; 1 + 2)</w:t>
-      </w:r>
-    </w:p>
-    <w:p>
-      <w:pPr>
-        <w:spacing w:before="0" w:after="160"/>
-      </w:pPr>
-      <w:proofErr w:type="spellStart"/>
-      <w:r>
-        <w:t>SyntaxError</w:t>
-      </w:r>
-      <w:proofErr w:type="spellEnd"/>
-      <w:r>
-        <w:t xml:space="preserve">: </w:t>
-      </w:r>
-      <w:proofErr w:type="spellStart"/>
-      <w:r>
-        <w:t>unmatched</w:t>
-      </w:r>
-      <w:proofErr w:type="spellEnd"/>
-      <w:r>
-        <w:t xml:space="preserve"> ')'</w:t>
-      </w:r>
-    </w:p>
-    <w:p>
-      <w:pPr>
-        <w:spacing w:before="0" w:after="160"/>
-      </w:pPr>
-      <w:r>
-        <w:t>En este ejemplo se ha cerrado un paréntesis cuando no había otro abierto previamente. Python indica un error de sintaxis (</w:t>
-      </w:r>
-      <w:proofErr w:type="spellStart"/>
-      <w:r>
-        <w:t>SyntaxError</w:t>
-      </w:r>
-      <w:proofErr w:type="spellEnd"/>
-      <w:r>
-        <w:t>) y señala con el carácter ^ el lugar del error.</w:t>
-      </w:r>
-    </w:p>
-    <w:p>
-      <w:pPr>
-        <w:spacing w:before="0" w:after="160"/>
-      </w:pPr>
-      <w:r>
-        <w:t>En Python, los errores que se producen durante el análisis o la ejecución de una instrucción se conocen como excepciones. Estas permiten identificar la causa del problema y orientar la corrección del código de manera más precisa.</w:t>
-      </w:r>
-    </w:p>
-    <w:p>
-      <w:pPr>
-        <w:spacing w:before="0" w:after="160"/>
-      </w:pPr>
-      <w:r>
         <w:t>La siguiente tabla presenta algunas excepciones frecuentes en Python y su descripción general. Este recurso facilita la lectura de los mensajes de error y ayuda a reconocer situaciones comunes durante la escritura de programas básicos.</w:t>
       </w:r>
     </w:p>
@@ -4576,7 +4560,6 @@
             </w:pPr>
             <w:proofErr w:type="spellStart"/>
             <w:r>
-              <w:lastRenderedPageBreak/>
               <w:t>TypeError</w:t>
             </w:r>
             <w:proofErr w:type="spellEnd"/>
@@ -4721,23 +4704,14 @@
     </w:p>
     <w:p>
       <w:pPr>
-        <w:spacing w:before="0" w:after="160" w:line="259" w:lineRule="auto"/>
-        <w:ind w:firstLine="0"/>
-      </w:pPr>
-      <w:r>
-        <w:br w:type="page"/>
-      </w:r>
-    </w:p>
-    <w:p>
-      <w:pPr>
         <w:pStyle w:val="Ttulo1"/>
       </w:pPr>
-      <w:bookmarkStart w:id="6" w:name="_Toc236207888"/>
+      <w:bookmarkStart w:id="5" w:name="_Toc236921816"/>
       <w:r>
         <w:lastRenderedPageBreak/>
         <w:t>Variables: nombre, declaración y tipos de datos</w:t>
       </w:r>
-      <w:bookmarkEnd w:id="6"/>
+      <w:bookmarkEnd w:id="5"/>
     </w:p>
     <w:p>
       <w:pPr>
@@ -5007,8 +4981,16 @@
     <w:p>
       <w:pPr>
         <w:spacing w:before="0" w:after="160"/>
-      </w:pPr>
-      <w:r>
+        <w:rPr>
+          <w:b/>
+          <w:bCs/>
+        </w:rPr>
+      </w:pPr>
+      <w:r>
+        <w:rPr>
+          <w:b/>
+          <w:bCs/>
+        </w:rPr>
         <w:lastRenderedPageBreak/>
         <w:t xml:space="preserve">Código. Palabras reservadas de Python </w:t>
       </w:r>
@@ -5099,11 +5081,27 @@
       </w:r>
       <w:proofErr w:type="spellEnd"/>
       <w:r>
+        <w:t>', 'continue', '</w:t>
+      </w:r>
+      <w:proofErr w:type="spellStart"/>
+      <w:r>
+        <w:t>def</w:t>
+      </w:r>
+      <w:proofErr w:type="spellEnd"/>
+      <w:r>
+        <w:t>', 'del', '</w:t>
+      </w:r>
+      <w:proofErr w:type="spellStart"/>
+      <w:r>
+        <w:t>elif</w:t>
+      </w:r>
+      <w:proofErr w:type="spellEnd"/>
+      <w:r>
         <w:t>', '</w:t>
       </w:r>
       <w:proofErr w:type="spellStart"/>
       <w:r>
-        <w:t>continue</w:t>
+        <w:t>else</w:t>
       </w:r>
       <w:proofErr w:type="spellEnd"/>
       <w:r>
@@ -5111,15 +5109,7 @@
       </w:r>
       <w:proofErr w:type="spellStart"/>
       <w:r>
-        <w:t>def</w:t>
-      </w:r>
-      <w:proofErr w:type="spellEnd"/>
-      <w:r>
-        <w:t>', 'del', '</w:t>
-      </w:r>
-      <w:proofErr w:type="spellStart"/>
-      <w:r>
-        <w:t>elif</w:t>
+        <w:t>except</w:t>
       </w:r>
       <w:proofErr w:type="spellEnd"/>
       <w:r>
@@ -5127,7 +5117,7 @@
       </w:r>
       <w:proofErr w:type="spellStart"/>
       <w:r>
-        <w:t>else</w:t>
+        <w:t>finally</w:t>
       </w:r>
       <w:proofErr w:type="spellEnd"/>
       <w:r>
@@ -5135,7 +5125,7 @@
       </w:r>
       <w:proofErr w:type="spellStart"/>
       <w:r>
-        <w:t>except</w:t>
+        <w:t>for</w:t>
       </w:r>
       <w:proofErr w:type="spellEnd"/>
       <w:r>
@@ -5143,7 +5133,15 @@
       </w:r>
       <w:proofErr w:type="spellStart"/>
       <w:r>
-        <w:t>finally</w:t>
+        <w:t>from</w:t>
+      </w:r>
+      <w:proofErr w:type="spellEnd"/>
+      <w:r>
+        <w:t>', 'global', '</w:t>
+      </w:r>
+      <w:proofErr w:type="spellStart"/>
+      <w:r>
+        <w:t>if</w:t>
       </w:r>
       <w:proofErr w:type="spellEnd"/>
       <w:r>
@@ -5151,7 +5149,23 @@
       </w:r>
       <w:proofErr w:type="spellStart"/>
       <w:r>
-        <w:t>for</w:t>
+        <w:t>import</w:t>
+      </w:r>
+      <w:proofErr w:type="spellEnd"/>
+      <w:r>
+        <w:t>', 'in', '</w:t>
+      </w:r>
+      <w:proofErr w:type="spellStart"/>
+      <w:r>
+        <w:t>is</w:t>
+      </w:r>
+      <w:proofErr w:type="spellEnd"/>
+      <w:r>
+        <w:t>', 'lambda', '</w:t>
+      </w:r>
+      <w:proofErr w:type="spellStart"/>
+      <w:r>
+        <w:t>nonlocal</w:t>
       </w:r>
       <w:proofErr w:type="spellEnd"/>
       <w:r>
@@ -5159,15 +5173,7 @@
       </w:r>
       <w:proofErr w:type="spellStart"/>
       <w:r>
-        <w:t>from</w:t>
-      </w:r>
-      <w:proofErr w:type="spellEnd"/>
-      <w:r>
-        <w:t>', 'global', '</w:t>
-      </w:r>
-      <w:proofErr w:type="spellStart"/>
-      <w:r>
-        <w:t>if</w:t>
+        <w:t>not</w:t>
       </w:r>
       <w:proofErr w:type="spellEnd"/>
       <w:r>
@@ -5175,23 +5181,7 @@
       </w:r>
       <w:proofErr w:type="spellStart"/>
       <w:r>
-        <w:t>import</w:t>
-      </w:r>
-      <w:proofErr w:type="spellEnd"/>
-      <w:r>
-        <w:t>', 'in', '</w:t>
-      </w:r>
-      <w:proofErr w:type="spellStart"/>
-      <w:r>
-        <w:t>is</w:t>
-      </w:r>
-      <w:proofErr w:type="spellEnd"/>
-      <w:r>
-        <w:t>', 'lambda', '</w:t>
-      </w:r>
-      <w:proofErr w:type="spellStart"/>
-      <w:r>
-        <w:t>nonlocal</w:t>
+        <w:t>or</w:t>
       </w:r>
       <w:proofErr w:type="spellEnd"/>
       <w:r>
@@ -5199,7 +5189,7 @@
       </w:r>
       <w:proofErr w:type="spellStart"/>
       <w:r>
-        <w:t>not</w:t>
+        <w:t>pass</w:t>
       </w:r>
       <w:proofErr w:type="spellEnd"/>
       <w:r>
@@ -5207,7 +5197,7 @@
       </w:r>
       <w:proofErr w:type="spellStart"/>
       <w:r>
-        <w:t>or</w:t>
+        <w:t>raise</w:t>
       </w:r>
       <w:proofErr w:type="spellEnd"/>
       <w:r>
@@ -5215,7 +5205,15 @@
       </w:r>
       <w:proofErr w:type="spellStart"/>
       <w:r>
-        <w:t>pass</w:t>
+        <w:t>return</w:t>
+      </w:r>
+      <w:proofErr w:type="spellEnd"/>
+      <w:r>
+        <w:t>', 'try', '</w:t>
+      </w:r>
+      <w:proofErr w:type="spellStart"/>
+      <w:r>
+        <w:t>while</w:t>
       </w:r>
       <w:proofErr w:type="spellEnd"/>
       <w:r>
@@ -5223,7 +5221,7 @@
       </w:r>
       <w:proofErr w:type="spellStart"/>
       <w:r>
-        <w:t>raise</w:t>
+        <w:t>with</w:t>
       </w:r>
       <w:proofErr w:type="spellEnd"/>
       <w:r>
@@ -5231,41 +5229,12 @@
       </w:r>
       <w:proofErr w:type="spellStart"/>
       <w:r>
-        <w:t>return</w:t>
-      </w:r>
-      <w:proofErr w:type="spellEnd"/>
-      <w:r>
-        <w:t>', 'try', '</w:t>
-      </w:r>
-      <w:proofErr w:type="spellStart"/>
-      <w:r>
-        <w:t>while</w:t>
-      </w:r>
-      <w:proofErr w:type="spellEnd"/>
-      <w:r>
-        <w:t>', '</w:t>
-      </w:r>
-      <w:proofErr w:type="spellStart"/>
-      <w:r>
-        <w:t>with</w:t>
-      </w:r>
-      <w:proofErr w:type="spellEnd"/>
-      <w:r>
-        <w:t>', '</w:t>
-      </w:r>
-      <w:proofErr w:type="spellStart"/>
-      <w:r>
         <w:t>yield</w:t>
       </w:r>
       <w:proofErr w:type="spellEnd"/>
       <w:r>
         <w:t>']</w:t>
       </w:r>
-    </w:p>
-    <w:p>
-      <w:pPr>
-        <w:spacing w:before="0" w:after="160"/>
-      </w:pPr>
     </w:p>
     <w:p>
       <w:pPr>
@@ -5375,11 +5344,6 @@
       <w:r>
         <w:t>Aplicar estos criterios favorece la escritura de código claro, ordenado y fácil de revisar. La Tabla 2 presenta ejemplos contrastados de nombres válidos e inválidos para fortalecer la comprensión de las reglas de nomenclatura en Python.</w:t>
       </w:r>
-    </w:p>
-    <w:p>
-      <w:pPr>
-        <w:spacing w:before="0" w:after="160"/>
-      </w:pPr>
     </w:p>
     <w:p>
       <w:pPr>
@@ -5636,8 +5600,16 @@
     <w:p>
       <w:pPr>
         <w:spacing w:before="0" w:after="160"/>
-      </w:pPr>
-      <w:r>
+        <w:rPr>
+          <w:b/>
+          <w:bCs/>
+        </w:rPr>
+      </w:pPr>
+      <w:r>
+        <w:rPr>
+          <w:b/>
+          <w:bCs/>
+        </w:rPr>
         <w:t>Código. Ejemplos de declaración y asignación de variables.</w:t>
       </w:r>
     </w:p>
@@ -5935,8 +5907,16 @@
     <w:p>
       <w:pPr>
         <w:spacing w:before="0" w:after="160"/>
-      </w:pPr>
-      <w:r>
+        <w:rPr>
+          <w:b/>
+          <w:bCs/>
+        </w:rPr>
+      </w:pPr>
+      <w:r>
+        <w:rPr>
+          <w:b/>
+          <w:bCs/>
+        </w:rPr>
         <w:t>Código. Asignación múltiple e intercambio de valores en Python</w:t>
       </w:r>
     </w:p>
@@ -6051,11 +6031,11 @@
       <w:pPr>
         <w:pStyle w:val="Ttulo2"/>
       </w:pPr>
-      <w:bookmarkStart w:id="7" w:name="_Toc236207889"/>
+      <w:bookmarkStart w:id="6" w:name="_Toc236921817"/>
       <w:r>
         <w:t>Identificación del tipo de variable</w:t>
       </w:r>
-      <w:bookmarkEnd w:id="7"/>
+      <w:bookmarkEnd w:id="6"/>
     </w:p>
     <w:p>
       <w:pPr>
@@ -6394,29 +6374,57 @@
     <w:p>
       <w:pPr>
         <w:spacing w:before="0" w:after="160"/>
-      </w:pPr>
-      <w:r>
+        <w:rPr>
+          <w:b/>
+          <w:bCs/>
+        </w:rPr>
+      </w:pPr>
+      <w:r>
+        <w:rPr>
+          <w:b/>
+          <w:bCs/>
+        </w:rPr>
         <w:t xml:space="preserve">Código. Uso de </w:t>
       </w:r>
       <w:proofErr w:type="spellStart"/>
       <w:proofErr w:type="gramStart"/>
       <w:r>
+        <w:rPr>
+          <w:b/>
+          <w:bCs/>
+        </w:rPr>
         <w:t>type</w:t>
       </w:r>
       <w:proofErr w:type="spellEnd"/>
       <w:r>
+        <w:rPr>
+          <w:b/>
+          <w:bCs/>
+        </w:rPr>
         <w:t>(</w:t>
       </w:r>
       <w:proofErr w:type="gramEnd"/>
       <w:r>
+        <w:rPr>
+          <w:b/>
+          <w:bCs/>
+        </w:rPr>
         <w:t xml:space="preserve">) e </w:t>
       </w:r>
       <w:proofErr w:type="spellStart"/>
       <w:r>
+        <w:rPr>
+          <w:b/>
+          <w:bCs/>
+        </w:rPr>
         <w:t>isinstance</w:t>
       </w:r>
       <w:proofErr w:type="spellEnd"/>
       <w:r>
+        <w:rPr>
+          <w:b/>
+          <w:bCs/>
+        </w:rPr>
         <w:t>() para identificar tipos de datos.</w:t>
       </w:r>
     </w:p>
@@ -6665,7 +6673,20 @@
       <w:pPr>
         <w:spacing w:before="0" w:after="160"/>
       </w:pPr>
-      <w:r>
+    </w:p>
+    <w:p>
+      <w:pPr>
+        <w:spacing w:before="0" w:after="160"/>
+        <w:rPr>
+          <w:b/>
+          <w:bCs/>
+        </w:rPr>
+      </w:pPr>
+      <w:r>
+        <w:rPr>
+          <w:b/>
+          <w:bCs/>
+        </w:rPr>
         <w:t>Resultado esperado</w:t>
       </w:r>
     </w:p>
@@ -6832,6 +6853,7 @@
       </w:pPr>
       <w:proofErr w:type="spellStart"/>
       <w:r>
+        <w:lastRenderedPageBreak/>
         <w:t>print</w:t>
       </w:r>
       <w:proofErr w:type="spellEnd"/>
@@ -6859,238 +6881,261 @@
       <w:pPr>
         <w:spacing w:before="0" w:after="160"/>
       </w:pPr>
+    </w:p>
+    <w:p>
+      <w:pPr>
+        <w:spacing w:before="0" w:after="160"/>
+        <w:rPr>
+          <w:b/>
+          <w:bCs/>
+        </w:rPr>
+      </w:pPr>
+      <w:r>
+        <w:rPr>
+          <w:b/>
+          <w:bCs/>
+        </w:rPr>
+        <w:t>Resultado esperado parcial</w:t>
+      </w:r>
+    </w:p>
+    <w:p>
+      <w:pPr>
+        <w:spacing w:before="0" w:after="160"/>
+      </w:pPr>
+      <w:r>
+        <w:t>['</w:t>
+      </w:r>
+      <w:proofErr w:type="spellStart"/>
+      <w:r>
+        <w:t>capitalize</w:t>
+      </w:r>
+      <w:proofErr w:type="spellEnd"/>
+      <w:r>
+        <w:t>', '</w:t>
+      </w:r>
+      <w:proofErr w:type="spellStart"/>
+      <w:r>
+        <w:t>casefold</w:t>
+      </w:r>
+      <w:proofErr w:type="spellEnd"/>
+      <w:r>
+        <w:t>', 'center', '</w:t>
+      </w:r>
+      <w:proofErr w:type="spellStart"/>
+      <w:r>
+        <w:t>count</w:t>
+      </w:r>
+      <w:proofErr w:type="spellEnd"/>
+      <w:r>
+        <w:t>', '</w:t>
+      </w:r>
+      <w:proofErr w:type="spellStart"/>
+      <w:r>
+        <w:t>encode</w:t>
+      </w:r>
+      <w:proofErr w:type="spellEnd"/>
+      <w:r>
+        <w:t>',</w:t>
+      </w:r>
+    </w:p>
+    <w:p>
+      <w:pPr>
+        <w:spacing w:before="0" w:after="160"/>
+      </w:pPr>
+      <w:r>
+        <w:t xml:space="preserve"> '</w:t>
+      </w:r>
+      <w:proofErr w:type="spellStart"/>
+      <w:r>
+        <w:t>endswith</w:t>
+      </w:r>
+      <w:proofErr w:type="spellEnd"/>
+      <w:r>
+        <w:t>', '</w:t>
+      </w:r>
+      <w:proofErr w:type="spellStart"/>
+      <w:r>
+        <w:t>find</w:t>
+      </w:r>
+      <w:proofErr w:type="spellEnd"/>
+      <w:r>
+        <w:t>', '</w:t>
+      </w:r>
+      <w:proofErr w:type="spellStart"/>
+      <w:r>
+        <w:t>format</w:t>
+      </w:r>
+      <w:proofErr w:type="spellEnd"/>
+      <w:r>
+        <w:t>', '</w:t>
+      </w:r>
+      <w:proofErr w:type="spellStart"/>
+      <w:r>
+        <w:t>index</w:t>
+      </w:r>
+      <w:proofErr w:type="spellEnd"/>
+      <w:r>
+        <w:t>', '</w:t>
+      </w:r>
+      <w:proofErr w:type="spellStart"/>
+      <w:r>
+        <w:t>isalnum</w:t>
+      </w:r>
+      <w:proofErr w:type="spellEnd"/>
+      <w:r>
+        <w:t>',</w:t>
+      </w:r>
+    </w:p>
+    <w:p>
+      <w:pPr>
+        <w:spacing w:before="0" w:after="160"/>
+      </w:pPr>
+      <w:r>
+        <w:t xml:space="preserve"> '</w:t>
+      </w:r>
+      <w:proofErr w:type="spellStart"/>
+      <w:r>
+        <w:t>isalpha</w:t>
+      </w:r>
+      <w:proofErr w:type="spellEnd"/>
+      <w:r>
+        <w:t>', '</w:t>
+      </w:r>
+      <w:proofErr w:type="spellStart"/>
+      <w:r>
+        <w:t>lower</w:t>
+      </w:r>
+      <w:proofErr w:type="spellEnd"/>
+      <w:r>
+        <w:t>', '</w:t>
+      </w:r>
+      <w:proofErr w:type="spellStart"/>
+      <w:r>
+        <w:t>replace</w:t>
+      </w:r>
+      <w:proofErr w:type="spellEnd"/>
+      <w:r>
+        <w:t>', '</w:t>
+      </w:r>
+      <w:proofErr w:type="spellStart"/>
+      <w:r>
+        <w:t>split</w:t>
+      </w:r>
+      <w:proofErr w:type="spellEnd"/>
+      <w:r>
+        <w:t>', '</w:t>
+      </w:r>
+      <w:proofErr w:type="spellStart"/>
+      <w:r>
+        <w:t>strip</w:t>
+      </w:r>
+      <w:proofErr w:type="spellEnd"/>
+      <w:r>
+        <w:t>', '</w:t>
+      </w:r>
+      <w:proofErr w:type="spellStart"/>
+      <w:r>
+        <w:t>upper</w:t>
+      </w:r>
+      <w:proofErr w:type="spellEnd"/>
+      <w:r>
+        <w:t>']</w:t>
+      </w:r>
+    </w:p>
+    <w:p>
+      <w:pPr>
+        <w:spacing w:before="0" w:after="160"/>
+      </w:pPr>
+    </w:p>
+    <w:p>
+      <w:pPr>
+        <w:spacing w:before="0" w:after="160"/>
+      </w:pPr>
+      <w:r>
+        <w:t xml:space="preserve">La función </w:t>
+      </w:r>
+      <w:proofErr w:type="spellStart"/>
+      <w:proofErr w:type="gramStart"/>
+      <w:r>
+        <w:t>dir</w:t>
+      </w:r>
+      <w:proofErr w:type="spellEnd"/>
+      <w:r>
+        <w:t>(</w:t>
+      </w:r>
+      <w:proofErr w:type="gramEnd"/>
+      <w:r>
+        <w:t xml:space="preserve">) permite explorar nombres asociados a un objeto, como métodos y atributos. En este caso, al consultar </w:t>
+      </w:r>
+      <w:proofErr w:type="spellStart"/>
+      <w:r>
+        <w:t>dir</w:t>
+      </w:r>
+      <w:proofErr w:type="spellEnd"/>
+      <w:r>
+        <w:t>(</w:t>
+      </w:r>
+      <w:proofErr w:type="spellStart"/>
+      <w:r>
+        <w:t>str</w:t>
+      </w:r>
+      <w:proofErr w:type="spellEnd"/>
+      <w:r>
+        <w:t>), se identifican operaciones disponibles para cadenas de caracteres. Esta exploración sirve como apoyo para reconocer qué acciones pueden aplicarse a cada tipo de dato.</w:t>
+      </w:r>
+    </w:p>
+    <w:p>
+      <w:pPr>
+        <w:spacing w:before="0" w:after="160"/>
+      </w:pPr>
+      <w:r>
+        <w:t>Después de reconocer cómo se identifica el tipo de dato de una variable, es necesario estudiar los datos básicos más utilizados en Python. Esta base permite comprender cómo funcionan los números, los valores booleanos y las cadenas de caracteres, así como las operaciones que pueden realizarse con cada uno de ellos.</w:t>
+      </w:r>
+    </w:p>
+    <w:p>
+      <w:pPr>
+        <w:spacing w:before="0" w:after="160"/>
+      </w:pPr>
+    </w:p>
+    <w:p>
+      <w:pPr>
+        <w:pStyle w:val="Ttulo2"/>
+      </w:pPr>
+      <w:bookmarkStart w:id="7" w:name="_Toc236921818"/>
+      <w:r>
+        <w:t>Datos numéricos, booleanos y cadenas de caracteres</w:t>
+      </w:r>
+      <w:r>
+        <w:t xml:space="preserve"> </w:t>
+      </w:r>
+      <w:r>
+        <w:t>(</w:t>
+      </w:r>
+      <w:proofErr w:type="spellStart"/>
+      <w:r>
+        <w:t>str</w:t>
+      </w:r>
+      <w:proofErr w:type="spellEnd"/>
+      <w:r>
+        <w:t>)</w:t>
+      </w:r>
+      <w:bookmarkEnd w:id="7"/>
+    </w:p>
+    <w:p>
+      <w:pPr>
+        <w:spacing w:before="0" w:after="160"/>
+      </w:pPr>
+      <w:r>
+        <w:t>Los tipos de datos en Python permiten representar la información que utiliza un programa durante su ejecución. Cada tipo cumple una función específica y orienta las operaciones que pueden realizarse con los valores almacenados, como calcular, comparar, validar, recorrer o mostrar información.</w:t>
+      </w:r>
+    </w:p>
+    <w:p>
+      <w:pPr>
+        <w:spacing w:before="0" w:after="160"/>
+      </w:pPr>
       <w:r>
         <w:lastRenderedPageBreak/>
-        <w:t>Resultado esperado parcial</w:t>
-      </w:r>
-    </w:p>
-    <w:p>
-      <w:pPr>
-        <w:spacing w:before="0" w:after="160"/>
-      </w:pPr>
-      <w:r>
-        <w:t>['</w:t>
-      </w:r>
-      <w:proofErr w:type="spellStart"/>
-      <w:r>
-        <w:t>capitalize</w:t>
-      </w:r>
-      <w:proofErr w:type="spellEnd"/>
-      <w:r>
-        <w:t>', '</w:t>
-      </w:r>
-      <w:proofErr w:type="spellStart"/>
-      <w:r>
-        <w:t>casefold</w:t>
-      </w:r>
-      <w:proofErr w:type="spellEnd"/>
-      <w:r>
-        <w:t>', 'center', '</w:t>
-      </w:r>
-      <w:proofErr w:type="spellStart"/>
-      <w:r>
-        <w:t>count</w:t>
-      </w:r>
-      <w:proofErr w:type="spellEnd"/>
-      <w:r>
-        <w:t>', '</w:t>
-      </w:r>
-      <w:proofErr w:type="spellStart"/>
-      <w:r>
-        <w:t>encode</w:t>
-      </w:r>
-      <w:proofErr w:type="spellEnd"/>
-      <w:r>
-        <w:t>',</w:t>
-      </w:r>
-    </w:p>
-    <w:p>
-      <w:pPr>
-        <w:spacing w:before="0" w:after="160"/>
-      </w:pPr>
-      <w:r>
-        <w:t xml:space="preserve"> '</w:t>
-      </w:r>
-      <w:proofErr w:type="spellStart"/>
-      <w:r>
-        <w:t>endswith</w:t>
-      </w:r>
-      <w:proofErr w:type="spellEnd"/>
-      <w:r>
-        <w:t>', '</w:t>
-      </w:r>
-      <w:proofErr w:type="spellStart"/>
-      <w:r>
-        <w:t>find</w:t>
-      </w:r>
-      <w:proofErr w:type="spellEnd"/>
-      <w:r>
-        <w:t>', '</w:t>
-      </w:r>
-      <w:proofErr w:type="spellStart"/>
-      <w:r>
-        <w:t>format</w:t>
-      </w:r>
-      <w:proofErr w:type="spellEnd"/>
-      <w:r>
-        <w:t>', '</w:t>
-      </w:r>
-      <w:proofErr w:type="spellStart"/>
-      <w:r>
-        <w:t>index</w:t>
-      </w:r>
-      <w:proofErr w:type="spellEnd"/>
-      <w:r>
-        <w:t>', '</w:t>
-      </w:r>
-      <w:proofErr w:type="spellStart"/>
-      <w:r>
-        <w:t>isalnum</w:t>
-      </w:r>
-      <w:proofErr w:type="spellEnd"/>
-      <w:r>
-        <w:t>',</w:t>
-      </w:r>
-    </w:p>
-    <w:p>
-      <w:pPr>
-        <w:spacing w:before="0" w:after="160"/>
-      </w:pPr>
-      <w:r>
-        <w:t xml:space="preserve"> '</w:t>
-      </w:r>
-      <w:proofErr w:type="spellStart"/>
-      <w:r>
-        <w:t>isalpha</w:t>
-      </w:r>
-      <w:proofErr w:type="spellEnd"/>
-      <w:r>
-        <w:t>', '</w:t>
-      </w:r>
-      <w:proofErr w:type="spellStart"/>
-      <w:r>
-        <w:t>lower</w:t>
-      </w:r>
-      <w:proofErr w:type="spellEnd"/>
-      <w:r>
-        <w:t>', '</w:t>
-      </w:r>
-      <w:proofErr w:type="spellStart"/>
-      <w:r>
-        <w:t>replace</w:t>
-      </w:r>
-      <w:proofErr w:type="spellEnd"/>
-      <w:r>
-        <w:t>', '</w:t>
-      </w:r>
-      <w:proofErr w:type="spellStart"/>
-      <w:r>
-        <w:t>split</w:t>
-      </w:r>
-      <w:proofErr w:type="spellEnd"/>
-      <w:r>
-        <w:t>', '</w:t>
-      </w:r>
-      <w:proofErr w:type="spellStart"/>
-      <w:r>
-        <w:t>strip</w:t>
-      </w:r>
-      <w:proofErr w:type="spellEnd"/>
-      <w:r>
-        <w:t>', '</w:t>
-      </w:r>
-      <w:proofErr w:type="spellStart"/>
-      <w:r>
-        <w:t>upper</w:t>
-      </w:r>
-      <w:proofErr w:type="spellEnd"/>
-      <w:r>
-        <w:t>']</w:t>
-      </w:r>
-    </w:p>
-    <w:p>
-      <w:pPr>
-        <w:spacing w:before="0" w:after="160"/>
-      </w:pPr>
-    </w:p>
-    <w:p>
-      <w:pPr>
-        <w:spacing w:before="0" w:after="160"/>
-      </w:pPr>
-      <w:r>
-        <w:t xml:space="preserve">La función </w:t>
-      </w:r>
-      <w:proofErr w:type="spellStart"/>
-      <w:proofErr w:type="gramStart"/>
-      <w:r>
-        <w:t>dir</w:t>
-      </w:r>
-      <w:proofErr w:type="spellEnd"/>
-      <w:r>
-        <w:t>(</w:t>
-      </w:r>
-      <w:proofErr w:type="gramEnd"/>
-      <w:r>
-        <w:t xml:space="preserve">) permite explorar nombres asociados a un objeto, como métodos y atributos. En este caso, al consultar </w:t>
-      </w:r>
-      <w:proofErr w:type="spellStart"/>
-      <w:r>
-        <w:t>dir</w:t>
-      </w:r>
-      <w:proofErr w:type="spellEnd"/>
-      <w:r>
-        <w:t>(</w:t>
-      </w:r>
-      <w:proofErr w:type="spellStart"/>
-      <w:r>
-        <w:t>str</w:t>
-      </w:r>
-      <w:proofErr w:type="spellEnd"/>
-      <w:r>
-        <w:t>), se identifican operaciones disponibles para cadenas de caracteres. Esta exploración sirve como apoyo para reconocer qué acciones pueden aplicarse a cada tipo de dato.</w:t>
-      </w:r>
-    </w:p>
-    <w:p>
-      <w:pPr>
-        <w:spacing w:before="0" w:after="160"/>
-      </w:pPr>
-      <w:r>
-        <w:t>Después de reconocer cómo se identifica el tipo de dato de una variable, es necesario estudiar los datos básicos más utilizados en Python. Esta base permite comprender cómo funcionan los números, los valores booleanos y las cadenas de caracteres, así como las operaciones que pueden realizarse con cada uno de ellos.</w:t>
-      </w:r>
-    </w:p>
-    <w:p>
-      <w:pPr>
-        <w:spacing w:before="0" w:after="160"/>
-      </w:pPr>
-    </w:p>
-    <w:p>
-      <w:pPr>
-        <w:pStyle w:val="Ttulo2"/>
-      </w:pPr>
-      <w:bookmarkStart w:id="8" w:name="_Toc236207890"/>
-      <w:r>
-        <w:t>Datos numéricos, booleanos y cadenas de caracteres</w:t>
-      </w:r>
-      <w:bookmarkEnd w:id="8"/>
-    </w:p>
-    <w:p>
-      <w:pPr>
-        <w:spacing w:before="0" w:after="160"/>
-      </w:pPr>
-      <w:r>
-        <w:t>Los tipos de datos en Python permiten representar la información que utiliza un programa durante su ejecución. Cada tipo cumple una función específica y orienta las operaciones que pueden realizarse con los valores almacenados, como calcular, comparar, validar, recorrer o mostrar información.</w:t>
-      </w:r>
-    </w:p>
-    <w:p>
-      <w:pPr>
-        <w:spacing w:before="0" w:after="160"/>
-      </w:pPr>
-      <w:r>
-        <w:t xml:space="preserve">Para comprender su uso inicial, es útil reconocer las categorías más frecuentes mediante una definición breve y un ejemplo de asignación. Esta revisión facilita la </w:t>
-      </w:r>
-      <w:r>
-        <w:lastRenderedPageBreak/>
-        <w:t>selección del tipo de dato adecuado según la naturaleza de la información que se necesita procesar:</w:t>
+        <w:t>Para comprender su uso inicial, es útil reconocer las categorías más frecuentes mediante una definición breve y un ejemplo de asignación. Esta revisión facilita la selección del tipo de dato adecuado según la naturaleza de la información que se necesita procesar:</w:t>
       </w:r>
     </w:p>
     <w:p>
@@ -7249,7 +7294,11 @@
         <w:t>Conjuntos</w:t>
       </w:r>
       <w:r>
-        <w:t xml:space="preserve">: almacenan elementos únicos mediante el tipo set. Son útiles para eliminar duplicados y comparar grupos de datos. Por ejemplo, ciudades = {"Cali", "Bogotá", "Cali"} conserva cada ciudad una sola vez, aunque se haya escrito repetida. </w:t>
+        <w:t xml:space="preserve">: almacenan elementos únicos mediante el tipo set. Son útiles para eliminar duplicados y comparar grupos de datos. Por ejemplo, </w:t>
+      </w:r>
+      <w:r>
+        <w:lastRenderedPageBreak/>
+        <w:t xml:space="preserve">ciudades = {"Cali", "Bogotá", "Cali"} conserva cada ciudad una sola vez, aunque se haya escrito repetida. </w:t>
       </w:r>
     </w:p>
     <w:p>
@@ -7265,7 +7314,6 @@
         <w:rPr>
           <w:b/>
         </w:rPr>
-        <w:lastRenderedPageBreak/>
         <w:t>Mapas o diccionarios</w:t>
       </w:r>
       <w:r>
@@ -7330,11 +7378,6 @@
       <w:r>
         <w:t>La siguiente tabla reúne los tipos de datos más utilizados en Python, su palabra clave y un ejemplo sencillo de asignación. Esta síntesis funciona como una referencia rápida para comparar las categorías y reconocer cómo se declara cada valor dentro del lenguaje.</w:t>
       </w:r>
-    </w:p>
-    <w:p>
-      <w:pPr>
-        <w:spacing w:before="0" w:after="160"/>
-      </w:pPr>
     </w:p>
     <w:p>
       <w:pPr>
@@ -7951,8 +7994,16 @@
     <w:p>
       <w:pPr>
         <w:spacing w:before="0" w:after="160"/>
-      </w:pPr>
-      <w:r>
+        <w:rPr>
+          <w:b/>
+          <w:bCs/>
+        </w:rPr>
+      </w:pPr>
+      <w:r>
+        <w:rPr>
+          <w:b/>
+          <w:bCs/>
+        </w:rPr>
         <w:t>Código. Operaciones con números enteros</w:t>
       </w:r>
     </w:p>
@@ -8040,8 +8091,16 @@
     <w:p>
       <w:pPr>
         <w:spacing w:before="0" w:after="160"/>
-      </w:pPr>
-      <w:r>
+        <w:rPr>
+          <w:b/>
+          <w:bCs/>
+        </w:rPr>
+      </w:pPr>
+      <w:r>
+        <w:rPr>
+          <w:b/>
+          <w:bCs/>
+        </w:rPr>
         <w:t>Código. Representación en binario, octal y hexadecimal</w:t>
       </w:r>
     </w:p>
@@ -8093,8 +8152,16 @@
     <w:p>
       <w:pPr>
         <w:spacing w:before="0" w:after="160"/>
-      </w:pPr>
-      <w:r>
+        <w:rPr>
+          <w:b/>
+          <w:bCs/>
+        </w:rPr>
+      </w:pPr>
+      <w:r>
+        <w:rPr>
+          <w:b/>
+          <w:bCs/>
+        </w:rPr>
         <w:t>Código. Conversión entre bases numéricas</w:t>
       </w:r>
     </w:p>
@@ -8194,8 +8261,16 @@
     <w:p>
       <w:pPr>
         <w:spacing w:before="0" w:after="160"/>
-      </w:pPr>
-      <w:r>
+        <w:rPr>
+          <w:b/>
+          <w:bCs/>
+        </w:rPr>
+      </w:pPr>
+      <w:r>
+        <w:rPr>
+          <w:b/>
+          <w:bCs/>
+        </w:rPr>
         <w:t>Código. Precisión de los números flotantes</w:t>
       </w:r>
     </w:p>
@@ -8287,8 +8362,16 @@
     <w:p>
       <w:pPr>
         <w:spacing w:before="0" w:after="160"/>
-      </w:pPr>
-      <w:r>
+        <w:rPr>
+          <w:b/>
+          <w:bCs/>
+        </w:rPr>
+      </w:pPr>
+      <w:r>
+        <w:rPr>
+          <w:b/>
+          <w:bCs/>
+        </w:rPr>
         <w:lastRenderedPageBreak/>
         <w:t>Código. Notación científica en Python</w:t>
       </w:r>
@@ -8357,8 +8440,16 @@
     <w:p>
       <w:pPr>
         <w:spacing w:before="0" w:after="160"/>
-      </w:pPr>
-      <w:r>
+        <w:rPr>
+          <w:b/>
+          <w:bCs/>
+        </w:rPr>
+      </w:pPr>
+      <w:r>
+        <w:rPr>
+          <w:b/>
+          <w:bCs/>
+        </w:rPr>
         <w:t>Código. Operaciones con números complejos</w:t>
       </w:r>
     </w:p>
@@ -8608,12 +8699,24 @@
     <w:p>
       <w:pPr>
         <w:spacing w:before="0" w:after="160"/>
-      </w:pPr>
-      <w:r>
+        <w:rPr>
+          <w:b/>
+          <w:bCs/>
+        </w:rPr>
+      </w:pPr>
+      <w:r>
+        <w:rPr>
+          <w:b/>
+          <w:bCs/>
+        </w:rPr>
         <w:t xml:space="preserve">Código. Declaración de variables booleanas y </w:t>
       </w:r>
       <w:proofErr w:type="spellStart"/>
       <w:r>
+        <w:rPr>
+          <w:b/>
+          <w:bCs/>
+        </w:rPr>
         <w:t>None</w:t>
       </w:r>
       <w:proofErr w:type="spellEnd"/>
@@ -8731,21 +8834,41 @@
     <w:p>
       <w:pPr>
         <w:spacing w:before="0" w:after="160"/>
-      </w:pPr>
-      <w:r>
+        <w:rPr>
+          <w:b/>
+          <w:bCs/>
+        </w:rPr>
+      </w:pPr>
+      <w:r>
+        <w:rPr>
+          <w:b/>
+          <w:bCs/>
+        </w:rPr>
         <w:t xml:space="preserve">Código. Conversión a booleano con </w:t>
       </w:r>
       <w:proofErr w:type="spellStart"/>
       <w:proofErr w:type="gramStart"/>
       <w:r>
+        <w:rPr>
+          <w:b/>
+          <w:bCs/>
+        </w:rPr>
         <w:t>bool</w:t>
       </w:r>
       <w:proofErr w:type="spellEnd"/>
       <w:r>
+        <w:rPr>
+          <w:b/>
+          <w:bCs/>
+        </w:rPr>
         <w:t>(</w:t>
       </w:r>
       <w:proofErr w:type="gramEnd"/>
       <w:r>
+        <w:rPr>
+          <w:b/>
+          <w:bCs/>
+        </w:rPr>
         <w:t>)</w:t>
       </w:r>
     </w:p>
@@ -9001,8 +9124,16 @@
     <w:p>
       <w:pPr>
         <w:spacing w:before="0" w:after="160"/>
-      </w:pPr>
-      <w:r>
+        <w:rPr>
+          <w:b/>
+          <w:bCs/>
+        </w:rPr>
+      </w:pPr>
+      <w:r>
+        <w:rPr>
+          <w:b/>
+          <w:bCs/>
+        </w:rPr>
         <w:t>Código. Escritura de cadenas con comillas</w:t>
       </w:r>
     </w:p>
@@ -9145,16 +9276,32 @@
     <w:p>
       <w:pPr>
         <w:spacing w:before="0" w:after="160"/>
-      </w:pPr>
-      <w:r>
+        <w:rPr>
+          <w:b/>
+          <w:bCs/>
+        </w:rPr>
+      </w:pPr>
+      <w:r>
+        <w:rPr>
+          <w:b/>
+          <w:bCs/>
+        </w:rPr>
         <w:t xml:space="preserve">Código. Acceso por índice y </w:t>
       </w:r>
       <w:proofErr w:type="spellStart"/>
       <w:r>
+        <w:rPr>
+          <w:b/>
+          <w:bCs/>
+        </w:rPr>
         <w:t>slicing</w:t>
       </w:r>
       <w:proofErr w:type="spellEnd"/>
       <w:r>
+        <w:rPr>
+          <w:b/>
+          <w:bCs/>
+        </w:rPr>
         <w:t xml:space="preserve"> en cadenas</w:t>
       </w:r>
     </w:p>
@@ -9303,8 +9450,16 @@
     <w:p>
       <w:pPr>
         <w:spacing w:before="0" w:after="160"/>
-      </w:pPr>
-      <w:r>
+        <w:rPr>
+          <w:b/>
+          <w:bCs/>
+        </w:rPr>
+      </w:pPr>
+      <w:r>
+        <w:rPr>
+          <w:b/>
+          <w:bCs/>
+        </w:rPr>
         <w:t>Código. Métodos de cadenas de caracteres</w:t>
       </w:r>
     </w:p>
@@ -9554,11 +9709,11 @@
       <w:pPr>
         <w:pStyle w:val="Ttulo2"/>
       </w:pPr>
-      <w:bookmarkStart w:id="9" w:name="_Toc236207891"/>
+      <w:bookmarkStart w:id="8" w:name="_Toc236921819"/>
       <w:r>
         <w:t>Operaciones aritméticas</w:t>
       </w:r>
-      <w:bookmarkEnd w:id="9"/>
+      <w:bookmarkEnd w:id="8"/>
     </w:p>
     <w:p>
       <w:pPr>
@@ -9762,8 +9917,16 @@
     <w:p>
       <w:pPr>
         <w:spacing w:before="0" w:after="160"/>
-      </w:pPr>
-      <w:r>
+        <w:rPr>
+          <w:b/>
+          <w:bCs/>
+        </w:rPr>
+      </w:pPr>
+      <w:r>
+        <w:rPr>
+          <w:b/>
+          <w:bCs/>
+        </w:rPr>
         <w:t>Código. Aritmética y jerarquía de tipos numéricos</w:t>
       </w:r>
     </w:p>
@@ -9961,12 +10124,12 @@
       <w:pPr>
         <w:pStyle w:val="Ttulo1"/>
       </w:pPr>
-      <w:bookmarkStart w:id="10" w:name="_Toc236207892"/>
+      <w:bookmarkStart w:id="9" w:name="_Toc236921820"/>
       <w:r>
         <w:lastRenderedPageBreak/>
         <w:t>Estructuras de datos compuestas y conversión de tipos</w:t>
       </w:r>
-      <w:bookmarkEnd w:id="10"/>
+      <w:bookmarkEnd w:id="9"/>
     </w:p>
     <w:p>
       <w:pPr>
@@ -10096,11 +10259,11 @@
       <w:pPr>
         <w:pStyle w:val="Ttulo2"/>
       </w:pPr>
-      <w:bookmarkStart w:id="11" w:name="_Toc236207893"/>
+      <w:bookmarkStart w:id="10" w:name="_Toc236921821"/>
       <w:r>
         <w:t>Listas, tuplas, rangos y diccionarios</w:t>
       </w:r>
-      <w:bookmarkEnd w:id="11"/>
+      <w:bookmarkEnd w:id="10"/>
     </w:p>
     <w:p>
       <w:pPr>
@@ -10241,8 +10404,16 @@
     <w:p>
       <w:pPr>
         <w:spacing w:before="0" w:after="160"/>
-      </w:pPr>
-      <w:r>
+        <w:rPr>
+          <w:b/>
+          <w:bCs/>
+        </w:rPr>
+      </w:pPr>
+      <w:r>
+        <w:rPr>
+          <w:b/>
+          <w:bCs/>
+        </w:rPr>
         <w:t>Código. Uso básico de listas, tuplas, rangos y diccionarios en Python</w:t>
       </w:r>
     </w:p>
@@ -10457,11 +10628,11 @@
       <w:pPr>
         <w:pStyle w:val="Ttulo2"/>
       </w:pPr>
-      <w:bookmarkStart w:id="12" w:name="_Toc236207894"/>
+      <w:bookmarkStart w:id="11" w:name="_Toc236921822"/>
       <w:r>
         <w:t>Conjuntos</w:t>
       </w:r>
-      <w:bookmarkEnd w:id="12"/>
+      <w:bookmarkEnd w:id="11"/>
     </w:p>
     <w:p>
       <w:pPr>
@@ -10668,9 +10839,17 @@
     </w:p>
     <w:p>
       <w:pPr>
-        <w:spacing w:before="0" w:after="160"/>
-      </w:pPr>
-      <w:r>
+        <w:pStyle w:val="Prrafodelista"/>
+        <w:spacing w:before="0" w:after="160"/>
+        <w:ind w:left="1429" w:firstLine="0"/>
+      </w:pPr>
+    </w:p>
+    <w:p>
+      <w:pPr>
+        <w:spacing w:before="0" w:after="160"/>
+      </w:pPr>
+      <w:r>
+        <w:lastRenderedPageBreak/>
         <w:t xml:space="preserve">VS </w:t>
       </w:r>
       <w:proofErr w:type="spellStart"/>
@@ -10684,7 +10863,6 @@
         <w:spacing w:before="0" w:after="160"/>
       </w:pPr>
       <w:r>
-        <w:lastRenderedPageBreak/>
         <w:t>a = {1, 2, 3}</w:t>
       </w:r>
     </w:p>
@@ -10867,6 +11045,7 @@
       <w:proofErr w:type="spellStart"/>
       <w:proofErr w:type="gramStart"/>
       <w:r>
+        <w:lastRenderedPageBreak/>
         <w:t>print</w:t>
       </w:r>
       <w:proofErr w:type="spellEnd"/>
@@ -10883,7 +11062,6 @@
         <w:spacing w:before="0" w:after="160"/>
       </w:pPr>
       <w:r>
-        <w:lastRenderedPageBreak/>
         <w:t xml:space="preserve">Al ejecutarlo en VS </w:t>
       </w:r>
       <w:proofErr w:type="spellStart"/>
@@ -11123,13 +11301,285 @@
         <w:spacing w:before="0" w:after="160"/>
       </w:pPr>
       <w:r>
+        <w:t xml:space="preserve">Estas definiciones, ya verificadas en código, permiten comprender el propósito de cada operación antes de aplicarla en los ejemplos integrados que se presentan a continuación: mientras que la creación y las operaciones matemáticas manipulan el conjunto como un todo, los métodos </w:t>
+      </w:r>
+      <w:proofErr w:type="spellStart"/>
+      <w:proofErr w:type="gramStart"/>
+      <w:r>
+        <w:t>add</w:t>
+      </w:r>
+      <w:proofErr w:type="spellEnd"/>
+      <w:r>
+        <w:t>(</w:t>
+      </w:r>
+      <w:proofErr w:type="gramEnd"/>
+      <w:r>
+        <w:t xml:space="preserve">) y </w:t>
+      </w:r>
+      <w:proofErr w:type="spellStart"/>
+      <w:r>
+        <w:t>discard</w:t>
+      </w:r>
+      <w:proofErr w:type="spellEnd"/>
+      <w:r>
+        <w:t>() permiten modificar sus elementos de forma individual.</w:t>
+      </w:r>
+    </w:p>
+    <w:p>
+      <w:pPr>
+        <w:spacing w:before="0" w:after="160"/>
+      </w:pPr>
+      <w:r>
+        <w:t xml:space="preserve">Además de las operaciones y los métodos que modifican un conjunto, Python ofrece dos métodos que permiten comparar la relación entre dos conjuntos sin alterarlos: </w:t>
+      </w:r>
+      <w:proofErr w:type="spellStart"/>
+      <w:proofErr w:type="gramStart"/>
+      <w:r>
+        <w:t>issubset</w:t>
+      </w:r>
+      <w:proofErr w:type="spellEnd"/>
+      <w:r>
+        <w:t>(</w:t>
+      </w:r>
+      <w:proofErr w:type="gramEnd"/>
+      <w:r>
+        <w:t xml:space="preserve">), que verifica si todos los elementos de un conjunto están contenidos en otro, e </w:t>
+      </w:r>
+      <w:proofErr w:type="spellStart"/>
+      <w:r>
+        <w:t>issuperset</w:t>
+      </w:r>
+      <w:proofErr w:type="spellEnd"/>
+      <w:r>
+        <w:t>(), que verifica la relación inversa, es decir, si un conjunto contiene todos los elementos del otro. Ambos métodos devuelven un valor booleano y son complementarios: si A es subconjunto de B, entonces B es, necesariamente, superconjunto de A.</w:t>
+      </w:r>
+    </w:p>
+    <w:p>
+      <w:pPr>
+        <w:spacing w:before="0" w:after="160"/>
+      </w:pPr>
+      <w:r>
+        <w:t>El siguiente código aplica ambos métodos sobre los mismos dos conjuntos, evidenciando esta relación complementaria.</w:t>
+      </w:r>
+    </w:p>
+    <w:p>
+      <w:pPr>
+        <w:spacing w:before="0" w:after="160"/>
+        <w:rPr>
+          <w:b/>
+          <w:bCs/>
+        </w:rPr>
+      </w:pPr>
+      <w:r>
+        <w:rPr>
+          <w:b/>
+          <w:bCs/>
+        </w:rPr>
+        <w:t xml:space="preserve">Código. Relación entre conjuntos con </w:t>
+      </w:r>
+      <w:proofErr w:type="spellStart"/>
+      <w:proofErr w:type="gramStart"/>
+      <w:r>
+        <w:rPr>
+          <w:b/>
+          <w:bCs/>
+        </w:rPr>
+        <w:t>issubset</w:t>
+      </w:r>
+      <w:proofErr w:type="spellEnd"/>
+      <w:r>
+        <w:rPr>
+          <w:b/>
+          <w:bCs/>
+        </w:rPr>
+        <w:t>(</w:t>
+      </w:r>
+      <w:proofErr w:type="gramEnd"/>
+      <w:r>
+        <w:rPr>
+          <w:b/>
+          <w:bCs/>
+        </w:rPr>
+        <w:t xml:space="preserve">) e </w:t>
+      </w:r>
+      <w:proofErr w:type="spellStart"/>
+      <w:r>
+        <w:rPr>
+          <w:b/>
+          <w:bCs/>
+        </w:rPr>
+        <w:t>issuperset</w:t>
+      </w:r>
+      <w:proofErr w:type="spellEnd"/>
+      <w:r>
+        <w:rPr>
+          <w:b/>
+          <w:bCs/>
+        </w:rPr>
+        <w:t>()</w:t>
+      </w:r>
+    </w:p>
+    <w:p>
+      <w:pPr>
+        <w:spacing w:before="0" w:after="160"/>
+      </w:pPr>
+      <w:r>
+        <w:t>primarios = {'rojo', 'azul', 'amarillo'}</w:t>
+      </w:r>
+    </w:p>
+    <w:p>
+      <w:pPr>
+        <w:spacing w:before="0" w:after="160"/>
+      </w:pPr>
+      <w:r>
+        <w:t>muestra = {'rojo', 'azul'}</w:t>
+      </w:r>
+    </w:p>
+    <w:p>
+      <w:pPr>
+        <w:spacing w:before="0" w:after="160"/>
+      </w:pPr>
+      <w:proofErr w:type="spellStart"/>
+      <w:r>
+        <w:t>print</w:t>
+      </w:r>
+      <w:proofErr w:type="spellEnd"/>
+      <w:r>
+        <w:t>(</w:t>
+      </w:r>
+      <w:proofErr w:type="spellStart"/>
+      <w:proofErr w:type="gramStart"/>
+      <w:r>
+        <w:t>muestra.issubset</w:t>
+      </w:r>
+      <w:proofErr w:type="spellEnd"/>
+      <w:proofErr w:type="gramEnd"/>
+      <w:r>
+        <w:t>(primarios))</w:t>
+      </w:r>
+    </w:p>
+    <w:p>
+      <w:pPr>
+        <w:spacing w:before="0" w:after="160"/>
+      </w:pPr>
+      <w:proofErr w:type="spellStart"/>
+      <w:r>
+        <w:t>print</w:t>
+      </w:r>
+      <w:proofErr w:type="spellEnd"/>
+      <w:r>
+        <w:t>(</w:t>
+      </w:r>
+      <w:proofErr w:type="spellStart"/>
+      <w:proofErr w:type="gramStart"/>
+      <w:r>
+        <w:t>primarios.issuperset</w:t>
+      </w:r>
+      <w:proofErr w:type="spellEnd"/>
+      <w:proofErr w:type="gramEnd"/>
+      <w:r>
+        <w:t>(muestra))</w:t>
+      </w:r>
+    </w:p>
+    <w:p>
+      <w:pPr>
+        <w:spacing w:before="0" w:after="160"/>
+      </w:pPr>
+    </w:p>
+    <w:p>
+      <w:pPr>
+        <w:spacing w:before="0" w:after="160"/>
+      </w:pPr>
+    </w:p>
+    <w:p>
+      <w:pPr>
+        <w:spacing w:before="0" w:after="160"/>
+        <w:rPr>
+          <w:b/>
+          <w:bCs/>
+        </w:rPr>
+      </w:pPr>
+      <w:r>
+        <w:rPr>
+          <w:b/>
+          <w:bCs/>
+        </w:rPr>
         <w:lastRenderedPageBreak/>
-        <w:t xml:space="preserve">Estas definiciones, ya verificadas en código, permiten comprender el propósito de cada operación antes de aplicarla en los ejemplos integrados que se presentan a continuación: mientras que la creación y las operaciones matemáticas manipulan el conjunto como un todo, los métodos </w:t>
-      </w:r>
+        <w:t>Resultado esperado</w:t>
+      </w:r>
+    </w:p>
+    <w:p>
+      <w:pPr>
+        <w:spacing w:before="0" w:after="160"/>
+      </w:pPr>
+      <w:r>
+        <w:t>True</w:t>
+      </w:r>
+    </w:p>
+    <w:p>
+      <w:pPr>
+        <w:spacing w:before="0" w:after="160"/>
+      </w:pPr>
+      <w:r>
+        <w:t>True</w:t>
+      </w:r>
+    </w:p>
+    <w:p>
+      <w:pPr>
+        <w:spacing w:before="0" w:after="160"/>
+      </w:pPr>
+      <w:r>
+        <w:t>El resultado anterior confirma la relación descrita: como muestra es subconjunto de primarios, se cumple automáticamente que primarios es superconjunto de muestra. Reconocer esta relación resulta útil en la práctica, ya que permite inferir una condición a partir de la otra sin necesidad de comprobarlas de forma independiente, lo que agiliza la verificación de datos cuando se trabaja con grupos de información relacionados entre sí.</w:t>
+      </w:r>
+    </w:p>
+    <w:p>
+      <w:pPr>
+        <w:spacing w:before="0" w:after="160"/>
+      </w:pPr>
+      <w:r>
+        <w:t>El siguiente código ejecuta en un solo bloque las cuatro operaciones entre conjuntos que se presentaron anteriormente, lo que permite comparar directamente el resultado que produce cada operador sobre el mismo par de valores. Este tipo de comparación conjunta resulta útil, por ejemplo, al cruzar los conjuntos de clientes de la sede Bogotá y la sede Medellín para responder distintas preguntas de análisis sin necesidad de reescribir los datos en cada caso.</w:t>
+      </w:r>
+    </w:p>
+    <w:p>
+      <w:pPr>
+        <w:spacing w:before="0" w:after="160"/>
+        <w:rPr>
+          <w:b/>
+          <w:bCs/>
+        </w:rPr>
+      </w:pPr>
+      <w:r>
+        <w:rPr>
+          <w:b/>
+          <w:bCs/>
+        </w:rPr>
+        <w:t>Código. Operaciones matemáticas de conjuntos</w:t>
+      </w:r>
+    </w:p>
+    <w:p>
+      <w:pPr>
+        <w:spacing w:before="0" w:after="160"/>
+      </w:pPr>
+      <w:r>
+        <w:t>A = {1, 2, 3, 4}</w:t>
+      </w:r>
+    </w:p>
+    <w:p>
+      <w:pPr>
+        <w:spacing w:before="0" w:after="160"/>
+      </w:pPr>
+      <w:r>
+        <w:t>B = {3, 4, 5, 6}</w:t>
+      </w:r>
+    </w:p>
+    <w:p>
+      <w:pPr>
+        <w:spacing w:before="0" w:after="160"/>
+      </w:pPr>
       <w:proofErr w:type="spellStart"/>
       <w:proofErr w:type="gramStart"/>
       <w:r>
-        <w:t>add</w:t>
+        <w:t>print</w:t>
       </w:r>
       <w:proofErr w:type="spellEnd"/>
       <w:r>
@@ -11137,28 +11587,17 @@
       </w:r>
       <w:proofErr w:type="gramEnd"/>
       <w:r>
-        <w:t xml:space="preserve">) y </w:t>
-      </w:r>
-      <w:proofErr w:type="spellStart"/>
-      <w:r>
-        <w:t>discard</w:t>
-      </w:r>
-      <w:proofErr w:type="spellEnd"/>
-      <w:r>
-        <w:t>() permiten modificar sus elementos de forma individual.</w:t>
-      </w:r>
-    </w:p>
-    <w:p>
-      <w:pPr>
-        <w:spacing w:before="0" w:after="160"/>
-      </w:pPr>
-      <w:r>
-        <w:t xml:space="preserve">Además de las operaciones y los métodos que modifican un conjunto, Python ofrece dos métodos que permiten comparar la relación entre dos conjuntos sin alterarlos: </w:t>
-      </w:r>
+        <w:t>A | B)    # Unión</w:t>
+      </w:r>
+    </w:p>
+    <w:p>
+      <w:pPr>
+        <w:spacing w:before="0" w:after="160"/>
+      </w:pPr>
       <w:proofErr w:type="spellStart"/>
       <w:proofErr w:type="gramStart"/>
       <w:r>
-        <w:t>issubset</w:t>
+        <w:t>print</w:t>
       </w:r>
       <w:proofErr w:type="spellEnd"/>
       <w:r>
@@ -11166,36 +11605,17 @@
       </w:r>
       <w:proofErr w:type="gramEnd"/>
       <w:r>
-        <w:t xml:space="preserve">), que verifica si todos los elementos de un conjunto están contenidos en otro, e </w:t>
-      </w:r>
-      <w:proofErr w:type="spellStart"/>
-      <w:r>
-        <w:t>issuperset</w:t>
-      </w:r>
-      <w:proofErr w:type="spellEnd"/>
-      <w:r>
-        <w:t>(), que verifica la relación inversa, es decir, si un conjunto contiene todos los elementos del otro. Ambos métodos devuelven un valor booleano y son complementarios: si A es subconjunto de B, entonces B es, necesariamente, superconjunto de A.</w:t>
-      </w:r>
-    </w:p>
-    <w:p>
-      <w:pPr>
-        <w:spacing w:before="0" w:after="160"/>
-      </w:pPr>
-      <w:r>
-        <w:t>El siguiente código aplica ambos métodos sobre los mismos dos conjuntos, evidenciando esta relación complementaria.</w:t>
-      </w:r>
-    </w:p>
-    <w:p>
-      <w:pPr>
-        <w:spacing w:before="0" w:after="160"/>
-      </w:pPr>
-      <w:r>
-        <w:t xml:space="preserve">Código. Relación entre conjuntos con </w:t>
-      </w:r>
+        <w:t>A &amp; B)    # Intersección</w:t>
+      </w:r>
+    </w:p>
+    <w:p>
+      <w:pPr>
+        <w:spacing w:before="0" w:after="160"/>
+      </w:pPr>
       <w:proofErr w:type="spellStart"/>
       <w:proofErr w:type="gramStart"/>
       <w:r>
-        <w:t>issubset</w:t>
+        <w:t>print</w:t>
       </w:r>
       <w:proofErr w:type="spellEnd"/>
       <w:r>
@@ -11203,84 +11623,46 @@
       </w:r>
       <w:proofErr w:type="gramEnd"/>
       <w:r>
-        <w:t xml:space="preserve">) e </w:t>
-      </w:r>
-      <w:proofErr w:type="spellStart"/>
-      <w:r>
-        <w:t>issuperset</w:t>
-      </w:r>
-      <w:proofErr w:type="spellEnd"/>
-      <w:r>
-        <w:t>()</w:t>
-      </w:r>
-    </w:p>
-    <w:p>
-      <w:pPr>
-        <w:spacing w:before="0" w:after="160"/>
-      </w:pPr>
-      <w:r>
-        <w:t>primarios = {'rojo', 'azul', 'amarillo'}</w:t>
-      </w:r>
-    </w:p>
-    <w:p>
-      <w:pPr>
-        <w:spacing w:before="0" w:after="160"/>
-      </w:pPr>
-      <w:r>
-        <w:t>muestra = {'rojo', 'azul'}</w:t>
-      </w:r>
-    </w:p>
-    <w:p>
-      <w:pPr>
-        <w:spacing w:before="0" w:after="160"/>
-      </w:pPr>
-      <w:proofErr w:type="spellStart"/>
-      <w:r>
+        <w:t>A - B)    # Diferencia</w:t>
+      </w:r>
+    </w:p>
+    <w:p>
+      <w:pPr>
+        <w:spacing w:before="0" w:after="160"/>
+      </w:pPr>
+      <w:proofErr w:type="spellStart"/>
+      <w:proofErr w:type="gramStart"/>
+      <w:r>
+        <w:lastRenderedPageBreak/>
         <w:t>print</w:t>
       </w:r>
       <w:proofErr w:type="spellEnd"/>
       <w:r>
         <w:t>(</w:t>
       </w:r>
-      <w:proofErr w:type="spellStart"/>
-      <w:proofErr w:type="gramStart"/>
-      <w:r>
-        <w:t>muestra.issubset</w:t>
-      </w:r>
-      <w:proofErr w:type="spellEnd"/>
       <w:proofErr w:type="gramEnd"/>
       <w:r>
-        <w:t>(primarios))</w:t>
-      </w:r>
-    </w:p>
-    <w:p>
-      <w:pPr>
-        <w:spacing w:before="0" w:after="160"/>
-      </w:pPr>
-      <w:proofErr w:type="spellStart"/>
-      <w:r>
-        <w:t>print</w:t>
-      </w:r>
-      <w:proofErr w:type="spellEnd"/>
-      <w:r>
-        <w:t>(</w:t>
-      </w:r>
-      <w:proofErr w:type="spellStart"/>
-      <w:proofErr w:type="gramStart"/>
-      <w:r>
-        <w:t>primarios.issuperset</w:t>
-      </w:r>
-      <w:proofErr w:type="spellEnd"/>
-      <w:proofErr w:type="gramEnd"/>
-      <w:r>
-        <w:t>(muestra))</w:t>
-      </w:r>
-    </w:p>
-    <w:p>
-      <w:pPr>
-        <w:spacing w:before="0" w:after="160"/>
-      </w:pPr>
-      <w:r>
+        <w:t>A ^ B)    # Diferencia simétrica</w:t>
+      </w:r>
+    </w:p>
+    <w:p>
+      <w:pPr>
+        <w:spacing w:before="0" w:after="160"/>
+      </w:pPr>
+    </w:p>
+    <w:p>
+      <w:pPr>
+        <w:spacing w:before="0" w:after="160"/>
+        <w:rPr>
+          <w:b/>
+          <w:bCs/>
+        </w:rPr>
+      </w:pPr>
+      <w:r>
+        <w:rPr>
+          <w:b/>
+          <w:bCs/>
+        </w:rPr>
         <w:t>Resultado esperado</w:t>
       </w:r>
     </w:p>
@@ -11289,143 +11671,6 @@
         <w:spacing w:before="0" w:after="160"/>
       </w:pPr>
       <w:r>
-        <w:t>True</w:t>
-      </w:r>
-    </w:p>
-    <w:p>
-      <w:pPr>
-        <w:spacing w:before="0" w:after="160"/>
-      </w:pPr>
-      <w:r>
-        <w:t>True</w:t>
-      </w:r>
-    </w:p>
-    <w:p>
-      <w:pPr>
-        <w:spacing w:before="0" w:after="160"/>
-      </w:pPr>
-      <w:r>
-        <w:lastRenderedPageBreak/>
-        <w:t>El resultado anterior confirma la relación descrita: como muestra es subconjunto de primarios, se cumple automáticamente que primarios es superconjunto de muestra. Reconocer esta relación resulta útil en la práctica, ya que permite inferir una condición a partir de la otra sin necesidad de comprobarlas de forma independiente, lo que agiliza la verificación de datos cuando se trabaja con grupos de información relacionados entre sí.</w:t>
-      </w:r>
-    </w:p>
-    <w:p>
-      <w:pPr>
-        <w:spacing w:before="0" w:after="160"/>
-      </w:pPr>
-      <w:r>
-        <w:t>El siguiente código ejecuta en un solo bloque las cuatro operaciones entre conjuntos que se presentaron anteriormente, lo que permite comparar directamente el resultado que produce cada operador sobre el mismo par de valores. Este tipo de comparación conjunta resulta útil, por ejemplo, al cruzar los conjuntos de clientes de la sede Bogotá y la sede Medellín para responder distintas preguntas de análisis sin necesidad de reescribir los datos en cada caso.</w:t>
-      </w:r>
-    </w:p>
-    <w:p>
-      <w:pPr>
-        <w:spacing w:before="0" w:after="160"/>
-      </w:pPr>
-      <w:r>
-        <w:t>Código. Operaciones matemáticas de conjuntos</w:t>
-      </w:r>
-    </w:p>
-    <w:p>
-      <w:pPr>
-        <w:spacing w:before="0" w:after="160"/>
-      </w:pPr>
-      <w:r>
-        <w:t>A = {1, 2, 3, 4}</w:t>
-      </w:r>
-    </w:p>
-    <w:p>
-      <w:pPr>
-        <w:spacing w:before="0" w:after="160"/>
-      </w:pPr>
-      <w:r>
-        <w:t>B = {3, 4, 5, 6}</w:t>
-      </w:r>
-    </w:p>
-    <w:p>
-      <w:pPr>
-        <w:spacing w:before="0" w:after="160"/>
-      </w:pPr>
-      <w:proofErr w:type="spellStart"/>
-      <w:proofErr w:type="gramStart"/>
-      <w:r>
-        <w:t>print</w:t>
-      </w:r>
-      <w:proofErr w:type="spellEnd"/>
-      <w:r>
-        <w:t>(</w:t>
-      </w:r>
-      <w:proofErr w:type="gramEnd"/>
-      <w:r>
-        <w:t>A | B)    # Unión</w:t>
-      </w:r>
-    </w:p>
-    <w:p>
-      <w:pPr>
-        <w:spacing w:before="0" w:after="160"/>
-      </w:pPr>
-      <w:proofErr w:type="spellStart"/>
-      <w:proofErr w:type="gramStart"/>
-      <w:r>
-        <w:t>print</w:t>
-      </w:r>
-      <w:proofErr w:type="spellEnd"/>
-      <w:r>
-        <w:t>(</w:t>
-      </w:r>
-      <w:proofErr w:type="gramEnd"/>
-      <w:r>
-        <w:t>A &amp; B)    # Intersección</w:t>
-      </w:r>
-    </w:p>
-    <w:p>
-      <w:pPr>
-        <w:spacing w:before="0" w:after="160"/>
-      </w:pPr>
-      <w:proofErr w:type="spellStart"/>
-      <w:proofErr w:type="gramStart"/>
-      <w:r>
-        <w:t>print</w:t>
-      </w:r>
-      <w:proofErr w:type="spellEnd"/>
-      <w:r>
-        <w:t>(</w:t>
-      </w:r>
-      <w:proofErr w:type="gramEnd"/>
-      <w:r>
-        <w:t>A - B)    # Diferencia</w:t>
-      </w:r>
-    </w:p>
-    <w:p>
-      <w:pPr>
-        <w:spacing w:before="0" w:after="160"/>
-      </w:pPr>
-      <w:proofErr w:type="spellStart"/>
-      <w:proofErr w:type="gramStart"/>
-      <w:r>
-        <w:t>print</w:t>
-      </w:r>
-      <w:proofErr w:type="spellEnd"/>
-      <w:r>
-        <w:t>(</w:t>
-      </w:r>
-      <w:proofErr w:type="gramEnd"/>
-      <w:r>
-        <w:t>A ^ B)    # Diferencia simétrica</w:t>
-      </w:r>
-    </w:p>
-    <w:p>
-      <w:pPr>
-        <w:spacing w:before="0" w:after="160"/>
-      </w:pPr>
-      <w:r>
-        <w:t>Resultado esperado</w:t>
-      </w:r>
-    </w:p>
-    <w:p>
-      <w:pPr>
-        <w:spacing w:before="0" w:after="160"/>
-      </w:pPr>
-      <w:r>
         <w:t>{1, 2, 3, 4, 5, 6}</w:t>
       </w:r>
     </w:p>
@@ -11434,7 +11679,6 @@
         <w:spacing w:before="0" w:after="160"/>
       </w:pPr>
       <w:r>
-        <w:lastRenderedPageBreak/>
         <w:t>{3, 4}</w:t>
       </w:r>
     </w:p>
@@ -11469,11 +11713,6 @@
       <w:r>
         <w:t>Para consultar estas operaciones sin necesidad de ejecutar código cada vez, la siguiente tabla las organiza en un formato de referencia rápida, con un ejemplo de uso aplicado a una empresa colombiana con varias sucursales.</w:t>
       </w:r>
-    </w:p>
-    <w:p>
-      <w:pPr>
-        <w:spacing w:before="0" w:after="160"/>
-      </w:pPr>
     </w:p>
     <w:p>
       <w:pPr>
@@ -11637,6 +11876,7 @@
               <w:pStyle w:val="TextoTablas"/>
             </w:pPr>
             <w:r>
+              <w:lastRenderedPageBreak/>
               <w:t>A - B (diferencia)</w:t>
             </w:r>
           </w:p>
@@ -11720,21 +11960,228 @@
         <w:spacing w:before="0" w:after="160"/>
       </w:pPr>
       <w:r>
+        <w:t>Reconocer qué pregunta responde cada operación evita aplicar la fórmula equivocada al analizar datos reales, la unión reúne, la intersección aísla lo común, la diferencia identifica lo exclusivo de un grupo y la diferencia simétrica resalta lo que no comparten entre sí.</w:t>
+      </w:r>
+    </w:p>
+    <w:p>
+      <w:pPr>
+        <w:spacing w:before="0" w:after="160"/>
+      </w:pPr>
+      <w:r>
+        <w:t xml:space="preserve">Además de las operaciones matemáticas entre conjuntos, Python dispone de métodos que permiten modificar sus elementos. El método </w:t>
+      </w:r>
+      <w:proofErr w:type="spellStart"/>
+      <w:proofErr w:type="gramStart"/>
+      <w:r>
+        <w:t>add</w:t>
+      </w:r>
+      <w:proofErr w:type="spellEnd"/>
+      <w:r>
+        <w:t>(</w:t>
+      </w:r>
+      <w:proofErr w:type="gramEnd"/>
+      <w:r>
+        <w:t xml:space="preserve">) agrega un valor nuevo; </w:t>
+      </w:r>
+      <w:proofErr w:type="spellStart"/>
+      <w:r>
+        <w:t>discard</w:t>
+      </w:r>
+      <w:proofErr w:type="spellEnd"/>
+      <w:r>
+        <w:t xml:space="preserve">() elimina un elemento sin generar error cuando el dato no existe, y </w:t>
+      </w:r>
+      <w:proofErr w:type="spellStart"/>
+      <w:r>
+        <w:t>clear</w:t>
+      </w:r>
+      <w:proofErr w:type="spellEnd"/>
+      <w:r>
+        <w:t>() vacía el conjunto por completo. Estas acciones son útiles cuando se necesita actualizar información sin permitir valores duplicados.</w:t>
+      </w:r>
+    </w:p>
+    <w:p>
+      <w:pPr>
+        <w:spacing w:before="0" w:after="160"/>
+      </w:pPr>
+      <w:r>
+        <w:t xml:space="preserve">El siguiente código muestra cómo agregar y eliminar elementos de un conjunto. Para visualizar el resultado en Visual Studio </w:t>
+      </w:r>
+      <w:proofErr w:type="spellStart"/>
+      <w:r>
+        <w:t>Code</w:t>
+      </w:r>
+      <w:proofErr w:type="spellEnd"/>
+      <w:r>
+        <w:t xml:space="preserve">, se utiliza la función </w:t>
+      </w:r>
+      <w:proofErr w:type="spellStart"/>
+      <w:proofErr w:type="gramStart"/>
+      <w:r>
+        <w:t>print</w:t>
+      </w:r>
+      <w:proofErr w:type="spellEnd"/>
+      <w:r>
+        <w:t>(</w:t>
+      </w:r>
+      <w:proofErr w:type="gramEnd"/>
+      <w:r>
+        <w:t>), ya que las instrucciones por sí solas no siempre muestran la salida cuando se ejecutan desde un archivo .</w:t>
+      </w:r>
+      <w:proofErr w:type="spellStart"/>
+      <w:r>
+        <w:t>py</w:t>
+      </w:r>
+      <w:proofErr w:type="spellEnd"/>
+      <w:r>
+        <w:t>.</w:t>
+      </w:r>
+    </w:p>
+    <w:p>
+      <w:pPr>
+        <w:spacing w:before="0" w:after="160"/>
+        <w:rPr>
+          <w:b/>
+          <w:bCs/>
+        </w:rPr>
+      </w:pPr>
+      <w:r>
+        <w:rPr>
+          <w:b/>
+          <w:bCs/>
+        </w:rPr>
+        <w:t>Código. Actualización de elementos en un conjunto</w:t>
+      </w:r>
+    </w:p>
+    <w:p>
+      <w:pPr>
+        <w:spacing w:before="0" w:after="160"/>
+      </w:pPr>
+      <w:r>
+        <w:t># Métodos para modificar conjuntos</w:t>
+      </w:r>
+    </w:p>
+    <w:p>
+      <w:pPr>
+        <w:spacing w:before="0" w:after="160"/>
+      </w:pPr>
+      <w:r>
+        <w:t>colores = {"rojo", "verde", "azul"}</w:t>
+      </w:r>
+    </w:p>
+    <w:p>
+      <w:pPr>
+        <w:spacing w:before="0" w:after="160"/>
+      </w:pPr>
+      <w:proofErr w:type="spellStart"/>
+      <w:r>
+        <w:t>colores.add</w:t>
+      </w:r>
+      <w:proofErr w:type="spellEnd"/>
+      <w:r>
+        <w:t>("amarillo</w:t>
+      </w:r>
+      <w:proofErr w:type="gramStart"/>
+      <w:r>
+        <w:t xml:space="preserve">")   </w:t>
+      </w:r>
+      <w:proofErr w:type="gramEnd"/>
+      <w:r>
+        <w:t xml:space="preserve">    # Agrega un nuevo elemento.</w:t>
+      </w:r>
+    </w:p>
+    <w:p>
+      <w:pPr>
+        <w:spacing w:before="0" w:after="160"/>
+      </w:pPr>
+      <w:proofErr w:type="spellStart"/>
+      <w:proofErr w:type="gramStart"/>
+      <w:r>
         <w:lastRenderedPageBreak/>
-        <w:t>Reconocer qué pregunta responde cada operación evita aplicar la fórmula equivocada al analizar datos reales, la unión reúne, la intersección aísla lo común, la diferencia identifica lo exclusivo de un grupo y la diferencia simétrica resalta lo que no comparten entre sí.</w:t>
-      </w:r>
-    </w:p>
-    <w:p>
-      <w:pPr>
-        <w:spacing w:before="0" w:after="160"/>
-      </w:pPr>
-      <w:r>
-        <w:t xml:space="preserve">Además de las operaciones matemáticas entre conjuntos, Python dispone de métodos que permiten modificar sus elementos. El método </w:t>
-      </w:r>
+        <w:t>colores.discard</w:t>
+      </w:r>
+      <w:proofErr w:type="spellEnd"/>
+      <w:proofErr w:type="gramEnd"/>
+      <w:r>
+        <w:t>("negro")      # No genera error, aunque el elemento no exista.</w:t>
+      </w:r>
+    </w:p>
+    <w:p>
+      <w:pPr>
+        <w:spacing w:before="0" w:after="160"/>
+      </w:pPr>
       <w:proofErr w:type="spellStart"/>
       <w:proofErr w:type="gramStart"/>
       <w:r>
-        <w:t>add</w:t>
+        <w:t>colores.discard</w:t>
+      </w:r>
+      <w:proofErr w:type="spellEnd"/>
+      <w:proofErr w:type="gramEnd"/>
+      <w:r>
+        <w:t>("rojo")       # Elimina el elemento indicado.</w:t>
+      </w:r>
+    </w:p>
+    <w:p>
+      <w:pPr>
+        <w:spacing w:before="0" w:after="160"/>
+      </w:pPr>
+      <w:proofErr w:type="spellStart"/>
+      <w:r>
+        <w:t>print</w:t>
+      </w:r>
+      <w:proofErr w:type="spellEnd"/>
+      <w:r>
+        <w:t>(colores)</w:t>
+      </w:r>
+    </w:p>
+    <w:p>
+      <w:pPr>
+        <w:spacing w:before="0" w:after="160"/>
+      </w:pPr>
+    </w:p>
+    <w:p>
+      <w:pPr>
+        <w:spacing w:before="0" w:after="160"/>
+        <w:rPr>
+          <w:b/>
+          <w:bCs/>
+        </w:rPr>
+      </w:pPr>
+      <w:r>
+        <w:rPr>
+          <w:b/>
+          <w:bCs/>
+        </w:rPr>
+        <w:t>Resultado esperado</w:t>
+      </w:r>
+    </w:p>
+    <w:p>
+      <w:pPr>
+        <w:spacing w:before="0" w:after="160"/>
+      </w:pPr>
+      <w:r>
+        <w:t>{'verde', 'amarillo', 'azul'}</w:t>
+      </w:r>
+    </w:p>
+    <w:p>
+      <w:pPr>
+        <w:spacing w:before="0" w:after="160"/>
+      </w:pPr>
+      <w:r>
+        <w:t>El resultado puede mostrarse en un orden diferente, porque los conjuntos no conservan una posición fija para sus elementos. Lo importante es verificar que el valor "amarillo" fue agregado, que "rojo" fue eliminado y que "negro" no generó error al no estar presente en el conjunto.</w:t>
+      </w:r>
+    </w:p>
+    <w:p>
+      <w:pPr>
+        <w:spacing w:before="0" w:after="160"/>
+      </w:pPr>
+      <w:r>
+        <w:t xml:space="preserve">Además de modificar elementos, los conjuntos permiten verificar relaciones entre grupos de datos. Los métodos </w:t>
+      </w:r>
+      <w:proofErr w:type="spellStart"/>
+      <w:proofErr w:type="gramStart"/>
+      <w:r>
+        <w:t>issubset</w:t>
       </w:r>
       <w:proofErr w:type="spellEnd"/>
       <w:r>
@@ -11742,193 +12189,6 @@
       </w:r>
       <w:proofErr w:type="gramEnd"/>
       <w:r>
-        <w:t xml:space="preserve">) agrega un valor nuevo; </w:t>
-      </w:r>
-      <w:proofErr w:type="spellStart"/>
-      <w:r>
-        <w:t>discard</w:t>
-      </w:r>
-      <w:proofErr w:type="spellEnd"/>
-      <w:r>
-        <w:t xml:space="preserve">() elimina un elemento sin generar error cuando el dato no existe, y </w:t>
-      </w:r>
-      <w:proofErr w:type="spellStart"/>
-      <w:r>
-        <w:t>clear</w:t>
-      </w:r>
-      <w:proofErr w:type="spellEnd"/>
-      <w:r>
-        <w:t>() vacía el conjunto por completo. Estas acciones son útiles cuando se necesita actualizar información sin permitir valores duplicados.</w:t>
-      </w:r>
-    </w:p>
-    <w:p>
-      <w:pPr>
-        <w:spacing w:before="0" w:after="160"/>
-      </w:pPr>
-      <w:r>
-        <w:t xml:space="preserve">El siguiente código muestra cómo agregar y eliminar elementos de un conjunto. Para visualizar el resultado en Visual Studio </w:t>
-      </w:r>
-      <w:proofErr w:type="spellStart"/>
-      <w:r>
-        <w:t>Code</w:t>
-      </w:r>
-      <w:proofErr w:type="spellEnd"/>
-      <w:r>
-        <w:t xml:space="preserve">, se utiliza la función </w:t>
-      </w:r>
-      <w:proofErr w:type="spellStart"/>
-      <w:proofErr w:type="gramStart"/>
-      <w:r>
-        <w:t>print</w:t>
-      </w:r>
-      <w:proofErr w:type="spellEnd"/>
-      <w:r>
-        <w:t>(</w:t>
-      </w:r>
-      <w:proofErr w:type="gramEnd"/>
-      <w:r>
-        <w:t>), ya que las instrucciones por sí solas no siempre muestran la salida cuando se ejecutan desde un archivo .</w:t>
-      </w:r>
-      <w:proofErr w:type="spellStart"/>
-      <w:r>
-        <w:t>py</w:t>
-      </w:r>
-      <w:proofErr w:type="spellEnd"/>
-      <w:r>
-        <w:t>.</w:t>
-      </w:r>
-    </w:p>
-    <w:p>
-      <w:pPr>
-        <w:spacing w:before="0" w:after="160"/>
-      </w:pPr>
-      <w:r>
-        <w:t>Código. Actualización de elementos en un conjunto</w:t>
-      </w:r>
-    </w:p>
-    <w:p>
-      <w:pPr>
-        <w:spacing w:before="0" w:after="160"/>
-      </w:pPr>
-      <w:r>
-        <w:t># Métodos para modificar conjuntos</w:t>
-      </w:r>
-    </w:p>
-    <w:p>
-      <w:pPr>
-        <w:spacing w:before="0" w:after="160"/>
-      </w:pPr>
-      <w:r>
-        <w:t>colores = {"rojo", "verde", "azul"}</w:t>
-      </w:r>
-    </w:p>
-    <w:p>
-      <w:pPr>
-        <w:spacing w:before="0" w:after="160"/>
-      </w:pPr>
-      <w:proofErr w:type="spellStart"/>
-      <w:r>
-        <w:t>colores.add</w:t>
-      </w:r>
-      <w:proofErr w:type="spellEnd"/>
-      <w:r>
-        <w:t>("amarillo</w:t>
-      </w:r>
-      <w:proofErr w:type="gramStart"/>
-      <w:r>
-        <w:t xml:space="preserve">")   </w:t>
-      </w:r>
-      <w:proofErr w:type="gramEnd"/>
-      <w:r>
-        <w:t xml:space="preserve">    # Agrega un nuevo elemento.</w:t>
-      </w:r>
-    </w:p>
-    <w:p>
-      <w:pPr>
-        <w:spacing w:before="0" w:after="160"/>
-      </w:pPr>
-      <w:proofErr w:type="spellStart"/>
-      <w:proofErr w:type="gramStart"/>
-      <w:r>
-        <w:t>colores.discard</w:t>
-      </w:r>
-      <w:proofErr w:type="spellEnd"/>
-      <w:proofErr w:type="gramEnd"/>
-      <w:r>
-        <w:t>("negro")      # No genera error, aunque el elemento no exista.</w:t>
-      </w:r>
-    </w:p>
-    <w:p>
-      <w:pPr>
-        <w:spacing w:before="0" w:after="160"/>
-      </w:pPr>
-      <w:proofErr w:type="spellStart"/>
-      <w:proofErr w:type="gramStart"/>
-      <w:r>
-        <w:t>colores.discard</w:t>
-      </w:r>
-      <w:proofErr w:type="spellEnd"/>
-      <w:proofErr w:type="gramEnd"/>
-      <w:r>
-        <w:t>("rojo")       # Elimina el elemento indicado.</w:t>
-      </w:r>
-    </w:p>
-    <w:p>
-      <w:pPr>
-        <w:spacing w:before="0" w:after="160"/>
-      </w:pPr>
-      <w:proofErr w:type="spellStart"/>
-      <w:r>
-        <w:t>print</w:t>
-      </w:r>
-      <w:proofErr w:type="spellEnd"/>
-      <w:r>
-        <w:t>(colores)</w:t>
-      </w:r>
-    </w:p>
-    <w:p>
-      <w:pPr>
-        <w:spacing w:before="0" w:after="160"/>
-      </w:pPr>
-      <w:r>
-        <w:t>Resultado esperado</w:t>
-      </w:r>
-    </w:p>
-    <w:p>
-      <w:pPr>
-        <w:spacing w:before="0" w:after="160"/>
-      </w:pPr>
-      <w:r>
-        <w:lastRenderedPageBreak/>
-        <w:t>{'verde', 'amarillo', 'azul'}</w:t>
-      </w:r>
-    </w:p>
-    <w:p>
-      <w:pPr>
-        <w:spacing w:before="0" w:after="160"/>
-      </w:pPr>
-      <w:r>
-        <w:t>El resultado puede mostrarse en un orden diferente, porque los conjuntos no conservan una posición fija para sus elementos. Lo importante es verificar que el valor "amarillo" fue agregado, que "rojo" fue eliminado y que "negro" no generó error al no estar presente en el conjunto.</w:t>
-      </w:r>
-    </w:p>
-    <w:p>
-      <w:pPr>
-        <w:spacing w:before="0" w:after="160"/>
-      </w:pPr>
-      <w:r>
-        <w:t xml:space="preserve">Además de modificar elementos, los conjuntos permiten verificar relaciones entre grupos de datos. Los métodos </w:t>
-      </w:r>
-      <w:proofErr w:type="spellStart"/>
-      <w:proofErr w:type="gramStart"/>
-      <w:r>
-        <w:t>issubset</w:t>
-      </w:r>
-      <w:proofErr w:type="spellEnd"/>
-      <w:r>
-        <w:t>(</w:t>
-      </w:r>
-      <w:proofErr w:type="gramEnd"/>
-      <w:r>
         <w:t xml:space="preserve">) e </w:t>
       </w:r>
       <w:proofErr w:type="spellStart"/>
@@ -11947,11 +12207,6 @@
       <w:r>
         <w:t>Para consolidar el estudio de las estructuras de datos compuestas, la Tabla 6 compara las características principales de listas, tuplas, conjuntos y diccionarios. Esta referencia permite identificar sus diferencias en sintaxis, orden, mutabilidad, manejo de duplicados, forma de acceso y uso frecuente dentro de un programa en Python.</w:t>
       </w:r>
-    </w:p>
-    <w:p>
-      <w:pPr>
-        <w:spacing w:before="0" w:after="160"/>
-      </w:pPr>
     </w:p>
     <w:p>
       <w:pPr>
@@ -12180,6 +12435,7 @@
               <w:pStyle w:val="TextoTablas"/>
             </w:pPr>
             <w:r>
+              <w:lastRenderedPageBreak/>
               <w:t>Orden</w:t>
             </w:r>
           </w:p>
@@ -12387,7 +12643,6 @@
               <w:pStyle w:val="TextoTablas"/>
             </w:pPr>
             <w:r>
-              <w:lastRenderedPageBreak/>
               <w:t>Forma de acceso</w:t>
             </w:r>
           </w:p>
@@ -12543,11 +12798,12 @@
       <w:pPr>
         <w:pStyle w:val="Ttulo2"/>
       </w:pPr>
-      <w:bookmarkStart w:id="13" w:name="_Toc236207895"/>
-      <w:r>
+      <w:bookmarkStart w:id="12" w:name="_Toc236921823"/>
+      <w:r>
+        <w:lastRenderedPageBreak/>
         <w:t>Conversión de tipos de datos</w:t>
       </w:r>
-      <w:bookmarkEnd w:id="13"/>
+      <w:bookmarkEnd w:id="12"/>
     </w:p>
     <w:p>
       <w:pPr>
@@ -12562,7 +12818,6 @@
         <w:spacing w:before="0" w:after="160"/>
       </w:pPr>
       <w:r>
-        <w:lastRenderedPageBreak/>
         <w:t xml:space="preserve">Esta conversión debe aplicarse de manera intencional, porque no todos los valores pueden transformarse a cualquier tipo. Por ejemplo, la cadena "25" puede convertirse en número entero con </w:t>
       </w:r>
       <w:proofErr w:type="spellStart"/>
@@ -12720,6 +12975,16 @@
     </w:p>
     <w:p>
       <w:pPr>
+        <w:spacing w:before="0" w:after="160"/>
+      </w:pPr>
+    </w:p>
+    <w:p>
+      <w:pPr>
+        <w:spacing w:before="0" w:after="160"/>
+      </w:pPr>
+    </w:p>
+    <w:p>
+      <w:pPr>
         <w:pStyle w:val="Prrafodelista"/>
         <w:numPr>
           <w:ilvl w:val="0"/>
@@ -12736,6 +13001,7 @@
         <w:rPr>
           <w:b/>
         </w:rPr>
+        <w:lastRenderedPageBreak/>
         <w:t>str</w:t>
       </w:r>
       <w:proofErr w:type="spellEnd"/>
@@ -12773,16 +13039,6 @@
       <w:r>
         <w:t>35) transforma el número 35 en texto, lo que permite unirlo con mensajes o mostrarlo dentro de una salida informativa.</w:t>
       </w:r>
-    </w:p>
-    <w:p>
-      <w:pPr>
-        <w:spacing w:before="0" w:after="160"/>
-      </w:pPr>
-    </w:p>
-    <w:p>
-      <w:pPr>
-        <w:spacing w:before="0" w:after="160"/>
-      </w:pPr>
     </w:p>
     <w:p>
       <w:pPr>
@@ -12802,7 +13058,6 @@
         <w:rPr>
           <w:b/>
         </w:rPr>
-        <w:lastRenderedPageBreak/>
         <w:t>bool</w:t>
       </w:r>
       <w:proofErr w:type="spellEnd"/>
@@ -13010,6 +13265,16 @@
     </w:p>
     <w:p>
       <w:pPr>
+        <w:spacing w:before="0" w:after="160"/>
+      </w:pPr>
+    </w:p>
+    <w:p>
+      <w:pPr>
+        <w:spacing w:before="0" w:after="160"/>
+      </w:pPr>
+    </w:p>
+    <w:p>
+      <w:pPr>
         <w:pStyle w:val="Prrafodelista"/>
         <w:numPr>
           <w:ilvl w:val="0"/>
@@ -13024,6 +13289,7 @@
         <w:rPr>
           <w:b/>
         </w:rPr>
+        <w:lastRenderedPageBreak/>
         <w:t>Código de ejemplo</w:t>
       </w:r>
     </w:p>
@@ -13038,37 +13304,73 @@
     <w:p>
       <w:pPr>
         <w:spacing w:before="0" w:after="160"/>
-      </w:pPr>
-      <w:r>
+        <w:rPr>
+          <w:b/>
+          <w:bCs/>
+        </w:rPr>
+      </w:pPr>
+      <w:r>
+        <w:rPr>
+          <w:b/>
+          <w:bCs/>
+        </w:rPr>
         <w:t xml:space="preserve">Código. Conversión básica con </w:t>
       </w:r>
       <w:proofErr w:type="spellStart"/>
       <w:proofErr w:type="gramStart"/>
       <w:r>
+        <w:rPr>
+          <w:b/>
+          <w:bCs/>
+        </w:rPr>
         <w:t>int</w:t>
       </w:r>
       <w:proofErr w:type="spellEnd"/>
       <w:r>
+        <w:rPr>
+          <w:b/>
+          <w:bCs/>
+        </w:rPr>
         <w:t>(</w:t>
       </w:r>
       <w:proofErr w:type="gramEnd"/>
       <w:r>
+        <w:rPr>
+          <w:b/>
+          <w:bCs/>
+        </w:rPr>
         <w:t xml:space="preserve">), </w:t>
       </w:r>
       <w:proofErr w:type="spellStart"/>
       <w:r>
+        <w:rPr>
+          <w:b/>
+          <w:bCs/>
+        </w:rPr>
         <w:t>float</w:t>
       </w:r>
       <w:proofErr w:type="spellEnd"/>
       <w:r>
+        <w:rPr>
+          <w:b/>
+          <w:bCs/>
+        </w:rPr>
         <w:t xml:space="preserve">() y </w:t>
       </w:r>
       <w:proofErr w:type="spellStart"/>
       <w:r>
+        <w:rPr>
+          <w:b/>
+          <w:bCs/>
+        </w:rPr>
         <w:t>str</w:t>
       </w:r>
       <w:proofErr w:type="spellEnd"/>
       <w:r>
+        <w:rPr>
+          <w:b/>
+          <w:bCs/>
+        </w:rPr>
         <w:t>()</w:t>
       </w:r>
     </w:p>
@@ -13078,196 +13380,209 @@
       </w:pPr>
       <w:proofErr w:type="spellStart"/>
       <w:r>
+        <w:t>edad_texto</w:t>
+      </w:r>
+      <w:proofErr w:type="spellEnd"/>
+      <w:r>
+        <w:t xml:space="preserve"> = "25"</w:t>
+      </w:r>
+    </w:p>
+    <w:p>
+      <w:pPr>
+        <w:spacing w:before="0" w:after="160"/>
+      </w:pPr>
+      <w:r>
+        <w:t xml:space="preserve">edad = </w:t>
+      </w:r>
+      <w:proofErr w:type="spellStart"/>
+      <w:r>
+        <w:t>int</w:t>
+      </w:r>
+      <w:proofErr w:type="spellEnd"/>
+      <w:r>
+        <w:t>(</w:t>
+      </w:r>
+      <w:proofErr w:type="spellStart"/>
+      <w:r>
+        <w:t>edad_texto</w:t>
+      </w:r>
+      <w:proofErr w:type="spellEnd"/>
+      <w:r>
+        <w:t>)</w:t>
+      </w:r>
+    </w:p>
+    <w:p>
+      <w:pPr>
+        <w:spacing w:before="0" w:after="160"/>
+      </w:pPr>
+      <w:proofErr w:type="spellStart"/>
+      <w:r>
+        <w:t>edad_futura</w:t>
+      </w:r>
+      <w:proofErr w:type="spellEnd"/>
+      <w:r>
+        <w:t xml:space="preserve"> = edad + 10</w:t>
+      </w:r>
+    </w:p>
+    <w:p>
+      <w:pPr>
+        <w:spacing w:before="0" w:after="160"/>
+      </w:pPr>
+      <w:proofErr w:type="spellStart"/>
+      <w:r>
+        <w:t>precio_texto</w:t>
+      </w:r>
+      <w:proofErr w:type="spellEnd"/>
+      <w:r>
+        <w:t xml:space="preserve"> = "18.66"</w:t>
+      </w:r>
+    </w:p>
+    <w:p>
+      <w:pPr>
+        <w:spacing w:before="0" w:after="160"/>
+      </w:pPr>
+      <w:r>
+        <w:t xml:space="preserve">precio = </w:t>
+      </w:r>
+      <w:proofErr w:type="spellStart"/>
+      <w:r>
+        <w:t>float</w:t>
+      </w:r>
+      <w:proofErr w:type="spellEnd"/>
+      <w:r>
+        <w:t>(</w:t>
+      </w:r>
+      <w:proofErr w:type="spellStart"/>
+      <w:r>
+        <w:t>precio_texto</w:t>
+      </w:r>
+      <w:proofErr w:type="spellEnd"/>
+      <w:r>
+        <w:t>)</w:t>
+      </w:r>
+    </w:p>
+    <w:p>
+      <w:pPr>
+        <w:spacing w:before="0" w:after="160"/>
+      </w:pPr>
+      <w:r>
+        <w:t xml:space="preserve">mensaje = "Edad futura: " + </w:t>
+      </w:r>
+      <w:proofErr w:type="spellStart"/>
+      <w:r>
+        <w:t>str</w:t>
+      </w:r>
+      <w:proofErr w:type="spellEnd"/>
+      <w:r>
+        <w:t>(</w:t>
+      </w:r>
+      <w:proofErr w:type="spellStart"/>
+      <w:r>
+        <w:t>edad_futura</w:t>
+      </w:r>
+      <w:proofErr w:type="spellEnd"/>
+      <w:r>
+        <w:t>)</w:t>
+      </w:r>
+    </w:p>
+    <w:p>
+      <w:pPr>
+        <w:spacing w:before="0" w:after="160"/>
+      </w:pPr>
+      <w:proofErr w:type="spellStart"/>
+      <w:r>
+        <w:t>print</w:t>
+      </w:r>
+      <w:proofErr w:type="spellEnd"/>
+      <w:r>
+        <w:t>(</w:t>
+      </w:r>
+      <w:proofErr w:type="spellStart"/>
+      <w:r>
+        <w:t>edad_futura</w:t>
+      </w:r>
+      <w:proofErr w:type="spellEnd"/>
+      <w:r>
+        <w:t>)</w:t>
+      </w:r>
+    </w:p>
+    <w:p>
+      <w:pPr>
+        <w:spacing w:before="0" w:after="160"/>
+      </w:pPr>
+      <w:proofErr w:type="spellStart"/>
+      <w:r>
+        <w:t>print</w:t>
+      </w:r>
+      <w:proofErr w:type="spellEnd"/>
+      <w:r>
+        <w:t>(precio)</w:t>
+      </w:r>
+    </w:p>
+    <w:p>
+      <w:pPr>
+        <w:spacing w:before="0" w:after="160"/>
+      </w:pPr>
+      <w:proofErr w:type="spellStart"/>
+      <w:r>
+        <w:t>print</w:t>
+      </w:r>
+      <w:proofErr w:type="spellEnd"/>
+      <w:r>
+        <w:t>(mensaje)</w:t>
+      </w:r>
+    </w:p>
+    <w:p>
+      <w:pPr>
+        <w:spacing w:before="0" w:after="160"/>
+      </w:pPr>
+    </w:p>
+    <w:p>
+      <w:pPr>
+        <w:spacing w:before="0" w:after="160"/>
+        <w:rPr>
+          <w:b/>
+          <w:bCs/>
+        </w:rPr>
+      </w:pPr>
+      <w:r>
+        <w:rPr>
+          <w:b/>
+          <w:bCs/>
+        </w:rPr>
+        <w:t>Resultado esperado</w:t>
+      </w:r>
+    </w:p>
+    <w:p>
+      <w:pPr>
+        <w:spacing w:before="0" w:after="160"/>
+      </w:pPr>
+      <w:r>
+        <w:t>35</w:t>
+      </w:r>
+    </w:p>
+    <w:p>
+      <w:pPr>
+        <w:spacing w:before="0" w:after="160"/>
+      </w:pPr>
+      <w:r>
+        <w:t>18.66</w:t>
+      </w:r>
+    </w:p>
+    <w:p>
+      <w:pPr>
+        <w:spacing w:before="0" w:after="160"/>
+      </w:pPr>
+      <w:r>
+        <w:t>Edad futura: 35</w:t>
+      </w:r>
+    </w:p>
+    <w:p>
+      <w:pPr>
+        <w:spacing w:before="0" w:after="160"/>
+      </w:pPr>
+      <w:r>
         <w:lastRenderedPageBreak/>
-        <w:t>edad_texto</w:t>
-      </w:r>
-      <w:proofErr w:type="spellEnd"/>
-      <w:r>
-        <w:t xml:space="preserve"> = "25"</w:t>
-      </w:r>
-    </w:p>
-    <w:p>
-      <w:pPr>
-        <w:spacing w:before="0" w:after="160"/>
-      </w:pPr>
-      <w:r>
-        <w:t xml:space="preserve">edad = </w:t>
-      </w:r>
-      <w:proofErr w:type="spellStart"/>
-      <w:r>
-        <w:t>int</w:t>
-      </w:r>
-      <w:proofErr w:type="spellEnd"/>
-      <w:r>
-        <w:t>(</w:t>
-      </w:r>
-      <w:proofErr w:type="spellStart"/>
-      <w:r>
-        <w:t>edad_texto</w:t>
-      </w:r>
-      <w:proofErr w:type="spellEnd"/>
-      <w:r>
-        <w:t>)</w:t>
-      </w:r>
-    </w:p>
-    <w:p>
-      <w:pPr>
-        <w:spacing w:before="0" w:after="160"/>
-      </w:pPr>
-      <w:proofErr w:type="spellStart"/>
-      <w:r>
-        <w:t>edad_futura</w:t>
-      </w:r>
-      <w:proofErr w:type="spellEnd"/>
-      <w:r>
-        <w:t xml:space="preserve"> = edad + 10</w:t>
-      </w:r>
-    </w:p>
-    <w:p>
-      <w:pPr>
-        <w:spacing w:before="0" w:after="160"/>
-      </w:pPr>
-      <w:proofErr w:type="spellStart"/>
-      <w:r>
-        <w:t>precio_texto</w:t>
-      </w:r>
-      <w:proofErr w:type="spellEnd"/>
-      <w:r>
-        <w:t xml:space="preserve"> = "18.66"</w:t>
-      </w:r>
-    </w:p>
-    <w:p>
-      <w:pPr>
-        <w:spacing w:before="0" w:after="160"/>
-      </w:pPr>
-      <w:r>
-        <w:t xml:space="preserve">precio = </w:t>
-      </w:r>
-      <w:proofErr w:type="spellStart"/>
-      <w:r>
-        <w:t>float</w:t>
-      </w:r>
-      <w:proofErr w:type="spellEnd"/>
-      <w:r>
-        <w:t>(</w:t>
-      </w:r>
-      <w:proofErr w:type="spellStart"/>
-      <w:r>
-        <w:t>precio_texto</w:t>
-      </w:r>
-      <w:proofErr w:type="spellEnd"/>
-      <w:r>
-        <w:t>)</w:t>
-      </w:r>
-    </w:p>
-    <w:p>
-      <w:pPr>
-        <w:spacing w:before="0" w:after="160"/>
-      </w:pPr>
-      <w:r>
-        <w:t xml:space="preserve">mensaje = "Edad futura: " + </w:t>
-      </w:r>
-      <w:proofErr w:type="spellStart"/>
-      <w:r>
-        <w:t>str</w:t>
-      </w:r>
-      <w:proofErr w:type="spellEnd"/>
-      <w:r>
-        <w:t>(</w:t>
-      </w:r>
-      <w:proofErr w:type="spellStart"/>
-      <w:r>
-        <w:t>edad_futura</w:t>
-      </w:r>
-      <w:proofErr w:type="spellEnd"/>
-      <w:r>
-        <w:t>)</w:t>
-      </w:r>
-    </w:p>
-    <w:p>
-      <w:pPr>
-        <w:spacing w:before="0" w:after="160"/>
-      </w:pPr>
-      <w:proofErr w:type="spellStart"/>
-      <w:r>
-        <w:t>print</w:t>
-      </w:r>
-      <w:proofErr w:type="spellEnd"/>
-      <w:r>
-        <w:t>(</w:t>
-      </w:r>
-      <w:proofErr w:type="spellStart"/>
-      <w:r>
-        <w:t>edad_futura</w:t>
-      </w:r>
-      <w:proofErr w:type="spellEnd"/>
-      <w:r>
-        <w:t>)</w:t>
-      </w:r>
-    </w:p>
-    <w:p>
-      <w:pPr>
-        <w:spacing w:before="0" w:after="160"/>
-      </w:pPr>
-      <w:proofErr w:type="spellStart"/>
-      <w:r>
-        <w:t>print</w:t>
-      </w:r>
-      <w:proofErr w:type="spellEnd"/>
-      <w:r>
-        <w:t>(precio)</w:t>
-      </w:r>
-    </w:p>
-    <w:p>
-      <w:pPr>
-        <w:spacing w:before="0" w:after="160"/>
-      </w:pPr>
-      <w:proofErr w:type="spellStart"/>
-      <w:r>
-        <w:t>print</w:t>
-      </w:r>
-      <w:proofErr w:type="spellEnd"/>
-      <w:r>
-        <w:t>(mensaje)</w:t>
-      </w:r>
-    </w:p>
-    <w:p>
-      <w:pPr>
-        <w:spacing w:before="0" w:after="160"/>
-      </w:pPr>
-      <w:r>
-        <w:t>Resultado esperado</w:t>
-      </w:r>
-    </w:p>
-    <w:p>
-      <w:pPr>
-        <w:spacing w:before="0" w:after="160"/>
-      </w:pPr>
-      <w:r>
-        <w:t>35</w:t>
-      </w:r>
-    </w:p>
-    <w:p>
-      <w:pPr>
-        <w:spacing w:before="0" w:after="160"/>
-      </w:pPr>
-      <w:r>
-        <w:t>18.66</w:t>
-      </w:r>
-    </w:p>
-    <w:p>
-      <w:pPr>
-        <w:spacing w:before="0" w:after="160"/>
-      </w:pPr>
-      <w:r>
-        <w:t>Edad futura: 35</w:t>
-      </w:r>
-    </w:p>
-    <w:p>
-      <w:pPr>
-        <w:spacing w:before="0" w:after="160"/>
-      </w:pPr>
-      <w:r>
         <w:t>El código permite observar que la edad, inicialmente almacenada como texto, se convierte en número entero para realizar una suma. Luego, el resultado se transforma en cadena de caracteres para integrarlo dentro de un mensaje.</w:t>
       </w:r>
     </w:p>
@@ -13281,15 +13596,9 @@
     </w:p>
     <w:p>
       <w:pPr>
-        <w:spacing w:before="0" w:after="160"/>
-      </w:pPr>
-    </w:p>
-    <w:p>
-      <w:pPr>
         <w:pStyle w:val="Tabla"/>
       </w:pPr>
       <w:r>
-        <w:lastRenderedPageBreak/>
         <w:t>Funciones de conversión de tipos en Python</w:t>
       </w:r>
     </w:p>
@@ -13939,6 +14248,7 @@
         <w:spacing w:before="0" w:after="160"/>
       </w:pPr>
       <w:r>
+        <w:lastRenderedPageBreak/>
         <w:t>El reconocimiento de estas funciones permite seleccionar la conversión más adecuada según la operación que se desea realizar. Así, se reducen errores al procesar entradas de usuario, transformar secuencias, depurar duplicados o preparar datos para su presentación.</w:t>
       </w:r>
     </w:p>
@@ -13972,28 +14282,277 @@
     <w:p>
       <w:pPr>
         <w:spacing w:before="0" w:after="160"/>
+        <w:rPr>
+          <w:b/>
+          <w:bCs/>
+        </w:rPr>
+      </w:pPr>
+      <w:r>
+        <w:rPr>
+          <w:b/>
+          <w:bCs/>
+        </w:rPr>
+        <w:t>Código. Conversión de tipos y funciones auxiliares</w:t>
+      </w:r>
+    </w:p>
+    <w:p>
+      <w:pPr>
+        <w:spacing w:before="0" w:after="160"/>
+      </w:pPr>
+      <w:proofErr w:type="spellStart"/>
+      <w:r>
+        <w:t>print</w:t>
+      </w:r>
+      <w:proofErr w:type="spellEnd"/>
+      <w:r>
+        <w:t>(</w:t>
+      </w:r>
+      <w:proofErr w:type="spellStart"/>
+      <w:proofErr w:type="gramStart"/>
+      <w:r>
+        <w:t>bool</w:t>
+      </w:r>
+      <w:proofErr w:type="spellEnd"/>
+      <w:r>
+        <w:t>(</w:t>
+      </w:r>
+      <w:proofErr w:type="gramEnd"/>
+      <w:r>
+        <w:t>0))</w:t>
+      </w:r>
+    </w:p>
+    <w:p>
+      <w:pPr>
+        <w:spacing w:before="0" w:after="160"/>
+      </w:pPr>
+      <w:proofErr w:type="spellStart"/>
+      <w:r>
+        <w:t>print</w:t>
+      </w:r>
+      <w:proofErr w:type="spellEnd"/>
+      <w:r>
+        <w:t>(</w:t>
+      </w:r>
+      <w:proofErr w:type="spellStart"/>
+      <w:r>
+        <w:t>bool</w:t>
+      </w:r>
+      <w:proofErr w:type="spellEnd"/>
+      <w:r>
+        <w:t>("hola"))</w:t>
+      </w:r>
+    </w:p>
+    <w:p>
+      <w:pPr>
+        <w:spacing w:before="0" w:after="160"/>
+      </w:pPr>
+      <w:proofErr w:type="spellStart"/>
+      <w:r>
+        <w:t>print</w:t>
+      </w:r>
+      <w:proofErr w:type="spellEnd"/>
+      <w:r>
+        <w:t>(</w:t>
+      </w:r>
+      <w:proofErr w:type="spellStart"/>
+      <w:r>
+        <w:t>list</w:t>
+      </w:r>
+      <w:proofErr w:type="spellEnd"/>
+      <w:r>
+        <w:t>("Python"))</w:t>
+      </w:r>
+    </w:p>
+    <w:p>
+      <w:pPr>
+        <w:spacing w:before="0" w:after="160"/>
+      </w:pPr>
+      <w:proofErr w:type="spellStart"/>
+      <w:proofErr w:type="gramStart"/>
+      <w:r>
+        <w:t>print</w:t>
+      </w:r>
+      <w:proofErr w:type="spellEnd"/>
+      <w:r>
+        <w:t>(</w:t>
+      </w:r>
+      <w:proofErr w:type="spellStart"/>
+      <w:proofErr w:type="gramEnd"/>
+      <w:r>
+        <w:t>tuple</w:t>
+      </w:r>
+      <w:proofErr w:type="spellEnd"/>
+      <w:r>
+        <w:t>([1, 2, 3]))</w:t>
+      </w:r>
+    </w:p>
+    <w:p>
+      <w:pPr>
+        <w:spacing w:before="0" w:after="160"/>
+      </w:pPr>
+      <w:proofErr w:type="spellStart"/>
+      <w:proofErr w:type="gramStart"/>
+      <w:r>
+        <w:t>print</w:t>
+      </w:r>
+      <w:proofErr w:type="spellEnd"/>
+      <w:r>
+        <w:t>(</w:t>
+      </w:r>
+      <w:proofErr w:type="gramEnd"/>
+      <w:r>
+        <w:t>set([1, 1, 2, 3]))</w:t>
+      </w:r>
+    </w:p>
+    <w:p>
+      <w:pPr>
+        <w:spacing w:before="0" w:after="160"/>
+      </w:pPr>
+      <w:proofErr w:type="spellStart"/>
+      <w:r>
+        <w:t>print</w:t>
+      </w:r>
+      <w:proofErr w:type="spellEnd"/>
+      <w:r>
+        <w:t>(</w:t>
+      </w:r>
+      <w:proofErr w:type="spellStart"/>
+      <w:r>
+        <w:t>ord</w:t>
+      </w:r>
+      <w:proofErr w:type="spellEnd"/>
+      <w:r>
+        <w:t>("A"))</w:t>
+      </w:r>
+    </w:p>
+    <w:p>
+      <w:pPr>
+        <w:spacing w:before="0" w:after="160"/>
+      </w:pPr>
+      <w:proofErr w:type="spellStart"/>
+      <w:r>
+        <w:t>print</w:t>
+      </w:r>
+      <w:proofErr w:type="spellEnd"/>
+      <w:r>
+        <w:t>(</w:t>
+      </w:r>
+      <w:proofErr w:type="spellStart"/>
+      <w:proofErr w:type="gramStart"/>
+      <w:r>
+        <w:t>chr</w:t>
+      </w:r>
+      <w:proofErr w:type="spellEnd"/>
+      <w:r>
+        <w:t>(</w:t>
+      </w:r>
+      <w:proofErr w:type="gramEnd"/>
+      <w:r>
+        <w:t>65))</w:t>
+      </w:r>
+    </w:p>
+    <w:p>
+      <w:pPr>
+        <w:spacing w:before="0" w:after="160"/>
+      </w:pPr>
+    </w:p>
+    <w:p>
+      <w:pPr>
+        <w:spacing w:before="0" w:after="160"/>
+        <w:rPr>
+          <w:b/>
+          <w:bCs/>
+        </w:rPr>
+      </w:pPr>
+      <w:r>
+        <w:rPr>
+          <w:b/>
+          <w:bCs/>
+        </w:rPr>
+        <w:t>Resultado esperado</w:t>
+      </w:r>
+    </w:p>
+    <w:p>
+      <w:pPr>
+        <w:spacing w:before="0" w:after="160"/>
+      </w:pPr>
+      <w:r>
+        <w:t>False</w:t>
+      </w:r>
+    </w:p>
+    <w:p>
+      <w:pPr>
+        <w:spacing w:before="0" w:after="160"/>
+      </w:pPr>
+      <w:r>
+        <w:t>True</w:t>
+      </w:r>
+    </w:p>
+    <w:p>
+      <w:pPr>
+        <w:spacing w:before="0" w:after="160"/>
       </w:pPr>
       <w:r>
         <w:lastRenderedPageBreak/>
-        <w:t>Código. Conversión de tipos y funciones auxiliares</w:t>
-      </w:r>
-    </w:p>
-    <w:p>
-      <w:pPr>
-        <w:spacing w:before="0" w:after="160"/>
-      </w:pPr>
-      <w:proofErr w:type="spellStart"/>
-      <w:r>
-        <w:t>print</w:t>
+        <w:t>['P', 'y', 't', 'h', 'o', 'n']</w:t>
+      </w:r>
+    </w:p>
+    <w:p>
+      <w:pPr>
+        <w:spacing w:before="0" w:after="160"/>
+      </w:pPr>
+      <w:r>
+        <w:t>(1, 2, 3)</w:t>
+      </w:r>
+    </w:p>
+    <w:p>
+      <w:pPr>
+        <w:spacing w:before="0" w:after="160"/>
+      </w:pPr>
+      <w:r>
+        <w:t>{1, 2, 3}</w:t>
+      </w:r>
+    </w:p>
+    <w:p>
+      <w:pPr>
+        <w:spacing w:before="0" w:after="160"/>
+      </w:pPr>
+      <w:r>
+        <w:t>65</w:t>
+      </w:r>
+    </w:p>
+    <w:p>
+      <w:pPr>
+        <w:spacing w:before="0" w:after="160"/>
+      </w:pPr>
+      <w:r>
+        <w:t>A</w:t>
+      </w:r>
+    </w:p>
+    <w:p>
+      <w:pPr>
+        <w:spacing w:before="0" w:after="160"/>
+      </w:pPr>
+      <w:r>
+        <w:t xml:space="preserve">El resultado muestra que </w:t>
+      </w:r>
+      <w:proofErr w:type="spellStart"/>
+      <w:proofErr w:type="gramStart"/>
+      <w:r>
+        <w:t>bool</w:t>
       </w:r>
       <w:proofErr w:type="spellEnd"/>
       <w:r>
         <w:t>(</w:t>
       </w:r>
+      <w:proofErr w:type="gramEnd"/>
+      <w:r>
+        <w:t xml:space="preserve">) interpreta valores vacíos o cero como False, mientras que los valores con contenido se interpretan como True. También se observa que </w:t>
+      </w:r>
       <w:proofErr w:type="spellStart"/>
       <w:proofErr w:type="gramStart"/>
       <w:r>
-        <w:t>bool</w:t>
+        <w:t>list</w:t>
       </w:r>
       <w:proofErr w:type="spellEnd"/>
       <w:r>
@@ -14001,103 +14560,15 @@
       </w:r>
       <w:proofErr w:type="gramEnd"/>
       <w:r>
-        <w:t>0))</w:t>
-      </w:r>
-    </w:p>
-    <w:p>
-      <w:pPr>
-        <w:spacing w:before="0" w:after="160"/>
-      </w:pPr>
-      <w:proofErr w:type="spellStart"/>
-      <w:r>
-        <w:t>print</w:t>
-      </w:r>
-      <w:proofErr w:type="spellEnd"/>
-      <w:r>
-        <w:t>(</w:t>
-      </w:r>
-      <w:proofErr w:type="spellStart"/>
-      <w:r>
-        <w:t>bool</w:t>
-      </w:r>
-      <w:proofErr w:type="spellEnd"/>
-      <w:r>
-        <w:t>("hola"))</w:t>
-      </w:r>
-    </w:p>
-    <w:p>
-      <w:pPr>
-        <w:spacing w:before="0" w:after="160"/>
-      </w:pPr>
-      <w:proofErr w:type="spellStart"/>
-      <w:r>
-        <w:t>print</w:t>
-      </w:r>
-      <w:proofErr w:type="spellEnd"/>
-      <w:r>
-        <w:t>(</w:t>
-      </w:r>
-      <w:proofErr w:type="spellStart"/>
-      <w:r>
-        <w:t>list</w:t>
-      </w:r>
-      <w:proofErr w:type="spellEnd"/>
-      <w:r>
-        <w:t>("Python"))</w:t>
-      </w:r>
-    </w:p>
-    <w:p>
-      <w:pPr>
-        <w:spacing w:before="0" w:after="160"/>
-      </w:pPr>
-      <w:proofErr w:type="spellStart"/>
-      <w:proofErr w:type="gramStart"/>
-      <w:r>
-        <w:t>print</w:t>
-      </w:r>
-      <w:proofErr w:type="spellEnd"/>
-      <w:r>
-        <w:t>(</w:t>
-      </w:r>
-      <w:proofErr w:type="spellStart"/>
-      <w:proofErr w:type="gramEnd"/>
+        <w:t xml:space="preserve">), </w:t>
+      </w:r>
+      <w:proofErr w:type="spellStart"/>
       <w:r>
         <w:t>tuple</w:t>
       </w:r>
       <w:proofErr w:type="spellEnd"/>
       <w:r>
-        <w:t>([1, 2, 3]))</w:t>
-      </w:r>
-    </w:p>
-    <w:p>
-      <w:pPr>
-        <w:spacing w:before="0" w:after="160"/>
-      </w:pPr>
-      <w:proofErr w:type="spellStart"/>
-      <w:proofErr w:type="gramStart"/>
-      <w:r>
-        <w:t>print</w:t>
-      </w:r>
-      <w:proofErr w:type="spellEnd"/>
-      <w:r>
-        <w:t>(</w:t>
-      </w:r>
-      <w:proofErr w:type="gramEnd"/>
-      <w:r>
-        <w:t>set([1, 1, 2, 3]))</w:t>
-      </w:r>
-    </w:p>
-    <w:p>
-      <w:pPr>
-        <w:spacing w:before="0" w:after="160"/>
-      </w:pPr>
-      <w:proofErr w:type="spellStart"/>
-      <w:r>
-        <w:t>print</w:t>
-      </w:r>
-      <w:proofErr w:type="spellEnd"/>
-      <w:r>
-        <w:t>(</w:t>
+        <w:t xml:space="preserve">() y set() cambian la forma de organizar una secuencia, y que </w:t>
       </w:r>
       <w:proofErr w:type="spellStart"/>
       <w:r>
@@ -14105,154 +14576,14 @@
       </w:r>
       <w:proofErr w:type="spellEnd"/>
       <w:r>
-        <w:t>("A"))</w:t>
-      </w:r>
-    </w:p>
-    <w:p>
-      <w:pPr>
-        <w:spacing w:before="0" w:after="160"/>
-      </w:pPr>
-      <w:proofErr w:type="spellStart"/>
-      <w:r>
-        <w:t>print</w:t>
-      </w:r>
-      <w:proofErr w:type="spellEnd"/>
-      <w:r>
-        <w:t>(</w:t>
-      </w:r>
-      <w:proofErr w:type="spellStart"/>
-      <w:proofErr w:type="gramStart"/>
+        <w:t xml:space="preserve">() y </w:t>
+      </w:r>
+      <w:proofErr w:type="spellStart"/>
       <w:r>
         <w:t>chr</w:t>
       </w:r>
       <w:proofErr w:type="spellEnd"/>
       <w:r>
-        <w:t>(</w:t>
-      </w:r>
-      <w:proofErr w:type="gramEnd"/>
-      <w:r>
-        <w:t>65))</w:t>
-      </w:r>
-    </w:p>
-    <w:p>
-      <w:pPr>
-        <w:spacing w:before="0" w:after="160"/>
-      </w:pPr>
-      <w:r>
-        <w:t>Resultado esperado</w:t>
-      </w:r>
-    </w:p>
-    <w:p>
-      <w:pPr>
-        <w:spacing w:before="0" w:after="160"/>
-      </w:pPr>
-      <w:r>
-        <w:t>False</w:t>
-      </w:r>
-    </w:p>
-    <w:p>
-      <w:pPr>
-        <w:spacing w:before="0" w:after="160"/>
-      </w:pPr>
-      <w:r>
-        <w:t>True</w:t>
-      </w:r>
-    </w:p>
-    <w:p>
-      <w:pPr>
-        <w:spacing w:before="0" w:after="160"/>
-      </w:pPr>
-      <w:r>
-        <w:t>['P', 'y', 't', 'h', 'o', 'n']</w:t>
-      </w:r>
-    </w:p>
-    <w:p>
-      <w:pPr>
-        <w:spacing w:before="0" w:after="160"/>
-      </w:pPr>
-      <w:r>
-        <w:t>(1, 2, 3)</w:t>
-      </w:r>
-    </w:p>
-    <w:p>
-      <w:pPr>
-        <w:spacing w:before="0" w:after="160"/>
-      </w:pPr>
-      <w:r>
-        <w:t>{1, 2, 3}</w:t>
-      </w:r>
-    </w:p>
-    <w:p>
-      <w:pPr>
-        <w:spacing w:before="0" w:after="160"/>
-      </w:pPr>
-      <w:r>
-        <w:t>65</w:t>
-      </w:r>
-    </w:p>
-    <w:p>
-      <w:pPr>
-        <w:spacing w:before="0" w:after="160"/>
-      </w:pPr>
-      <w:r>
-        <w:t>A</w:t>
-      </w:r>
-    </w:p>
-    <w:p>
-      <w:pPr>
-        <w:spacing w:before="0" w:after="160"/>
-      </w:pPr>
-      <w:r>
-        <w:t xml:space="preserve">El resultado muestra que </w:t>
-      </w:r>
-      <w:proofErr w:type="spellStart"/>
-      <w:proofErr w:type="gramStart"/>
-      <w:r>
-        <w:t>bool</w:t>
-      </w:r>
-      <w:proofErr w:type="spellEnd"/>
-      <w:r>
-        <w:t>(</w:t>
-      </w:r>
-      <w:proofErr w:type="gramEnd"/>
-      <w:r>
-        <w:t xml:space="preserve">) interpreta valores vacíos o cero como False, mientras que los valores con contenido se interpretan como True. También se observa que </w:t>
-      </w:r>
-      <w:proofErr w:type="spellStart"/>
-      <w:proofErr w:type="gramStart"/>
-      <w:r>
-        <w:t>list</w:t>
-      </w:r>
-      <w:proofErr w:type="spellEnd"/>
-      <w:r>
-        <w:t>(</w:t>
-      </w:r>
-      <w:proofErr w:type="gramEnd"/>
-      <w:r>
-        <w:t xml:space="preserve">), </w:t>
-      </w:r>
-      <w:proofErr w:type="spellStart"/>
-      <w:r>
-        <w:t>tuple</w:t>
-      </w:r>
-      <w:proofErr w:type="spellEnd"/>
-      <w:r>
-        <w:t xml:space="preserve">() y set() cambian la forma de organizar una secuencia, y que </w:t>
-      </w:r>
-      <w:proofErr w:type="spellStart"/>
-      <w:r>
-        <w:t>ord</w:t>
-      </w:r>
-      <w:proofErr w:type="spellEnd"/>
-      <w:r>
-        <w:t xml:space="preserve">() y </w:t>
-      </w:r>
-      <w:proofErr w:type="spellStart"/>
-      <w:r>
-        <w:t>chr</w:t>
-      </w:r>
-      <w:proofErr w:type="spellEnd"/>
-      <w:r>
         <w:t>() permiten relacionar caracteres con sus códigos Unicode.</w:t>
       </w:r>
     </w:p>
@@ -14261,7 +14592,6 @@
         <w:spacing w:before="0" w:after="160"/>
       </w:pPr>
       <w:r>
-        <w:lastRenderedPageBreak/>
         <w:t>En síntesis, la conversión de tipos es una práctica necesaria para asegurar que cada dato tenga el formato adecuado antes de ser procesado. Esta habilidad resulta especialmente importante cuando los datos provienen de una entrada por teclado, de un formulario o de una fuente externa.</w:t>
       </w:r>
     </w:p>
@@ -14294,12 +14624,12 @@
       <w:pPr>
         <w:pStyle w:val="Ttulo1"/>
       </w:pPr>
-      <w:bookmarkStart w:id="14" w:name="_Toc236207896"/>
+      <w:bookmarkStart w:id="13" w:name="_Toc236921824"/>
       <w:r>
         <w:lastRenderedPageBreak/>
         <w:t>Entrada y salida de datos</w:t>
       </w:r>
-      <w:bookmarkEnd w:id="14"/>
+      <w:bookmarkEnd w:id="13"/>
     </w:p>
     <w:p>
       <w:pPr>
@@ -14525,7 +14855,7 @@
       <w:pPr>
         <w:pStyle w:val="Ttulo2"/>
       </w:pPr>
-      <w:bookmarkStart w:id="15" w:name="_Toc236207897"/>
+      <w:bookmarkStart w:id="14" w:name="_Toc236921825"/>
       <w:r>
         <w:t xml:space="preserve">Entradas estándar: concepto y función </w:t>
       </w:r>
@@ -14537,7 +14867,7 @@
       <w:r>
         <w:t>)</w:t>
       </w:r>
-      <w:bookmarkEnd w:id="15"/>
+      <w:bookmarkEnd w:id="14"/>
     </w:p>
     <w:p>
       <w:pPr>
@@ -14845,16 +15175,32 @@
     <w:p>
       <w:pPr>
         <w:spacing w:before="0" w:after="160"/>
-      </w:pPr>
-      <w:r>
+        <w:rPr>
+          <w:b/>
+          <w:bCs/>
+        </w:rPr>
+      </w:pPr>
+      <w:r>
+        <w:rPr>
+          <w:b/>
+          <w:bCs/>
+        </w:rPr>
         <w:t xml:space="preserve">Código. Captura de texto y conversión de datos con </w:t>
       </w:r>
       <w:proofErr w:type="gramStart"/>
       <w:r>
+        <w:rPr>
+          <w:b/>
+          <w:bCs/>
+        </w:rPr>
         <w:t>input(</w:t>
       </w:r>
       <w:proofErr w:type="gramEnd"/>
       <w:r>
+        <w:rPr>
+          <w:b/>
+          <w:bCs/>
+        </w:rPr>
         <w:t>)</w:t>
       </w:r>
     </w:p>
@@ -15030,7 +15376,20 @@
       <w:pPr>
         <w:spacing w:before="0" w:after="160"/>
       </w:pPr>
-      <w:r>
+    </w:p>
+    <w:p>
+      <w:pPr>
+        <w:spacing w:before="0" w:after="160"/>
+        <w:rPr>
+          <w:b/>
+          <w:bCs/>
+        </w:rPr>
+      </w:pPr>
+      <w:r>
+        <w:rPr>
+          <w:b/>
+          <w:bCs/>
+        </w:rPr>
         <w:t>Resultado esperado</w:t>
       </w:r>
     </w:p>
@@ -15062,6 +15421,7 @@
         <w:spacing w:before="0" w:after="160"/>
       </w:pPr>
       <w:r>
+        <w:lastRenderedPageBreak/>
         <w:t>&lt;</w:t>
       </w:r>
       <w:proofErr w:type="spellStart"/>
@@ -15086,7 +15446,6 @@
         <w:spacing w:before="0" w:after="160"/>
       </w:pPr>
       <w:r>
-        <w:lastRenderedPageBreak/>
         <w:t>Ingrese su edad: 25</w:t>
       </w:r>
     </w:p>
@@ -15232,8 +15591,16 @@
     <w:p>
       <w:pPr>
         <w:spacing w:before="0" w:after="160"/>
-      </w:pPr>
-      <w:r>
+        <w:rPr>
+          <w:b/>
+          <w:bCs/>
+        </w:rPr>
+      </w:pPr>
+      <w:r>
+        <w:rPr>
+          <w:b/>
+          <w:bCs/>
+        </w:rPr>
         <w:t>Código. Programa secuencial: cálculo de promedio</w:t>
       </w:r>
     </w:p>
@@ -15292,6 +15659,7 @@
         <w:spacing w:before="0" w:after="160"/>
       </w:pPr>
       <w:r>
+        <w:lastRenderedPageBreak/>
         <w:t xml:space="preserve">nota3 = </w:t>
       </w:r>
       <w:proofErr w:type="spellStart"/>
@@ -15313,7 +15681,6 @@
         <w:spacing w:before="0" w:after="160"/>
       </w:pPr>
       <w:r>
-        <w:lastRenderedPageBreak/>
         <w:t>promedio = (nota1 + nota2 + nota3) / 3</w:t>
       </w:r>
     </w:p>
@@ -15344,7 +15711,20 @@
       <w:pPr>
         <w:spacing w:before="0" w:after="160"/>
       </w:pPr>
-      <w:r>
+    </w:p>
+    <w:p>
+      <w:pPr>
+        <w:spacing w:before="0" w:after="160"/>
+        <w:rPr>
+          <w:b/>
+          <w:bCs/>
+        </w:rPr>
+      </w:pPr>
+      <w:r>
+        <w:rPr>
+          <w:b/>
+          <w:bCs/>
+        </w:rPr>
         <w:t>Resultado esperado</w:t>
       </w:r>
     </w:p>
@@ -15442,8 +15822,16 @@
     <w:p>
       <w:pPr>
         <w:spacing w:before="0" w:after="160"/>
-      </w:pPr>
-      <w:r>
+        <w:rPr>
+          <w:b/>
+          <w:bCs/>
+        </w:rPr>
+      </w:pPr>
+      <w:r>
+        <w:rPr>
+          <w:b/>
+          <w:bCs/>
+        </w:rPr>
         <w:t>Código. Registro académico</w:t>
       </w:r>
     </w:p>
@@ -15462,6 +15850,7 @@
       <w:proofErr w:type="spellStart"/>
       <w:proofErr w:type="gramStart"/>
       <w:r>
+        <w:lastRenderedPageBreak/>
         <w:t>print</w:t>
       </w:r>
       <w:proofErr w:type="spellEnd"/>
@@ -15495,12 +15884,442 @@
       </w:pPr>
       <w:proofErr w:type="spellStart"/>
       <w:r>
+        <w:t>codigo</w:t>
+      </w:r>
+      <w:proofErr w:type="spellEnd"/>
+      <w:r>
+        <w:t xml:space="preserve"> = </w:t>
+      </w:r>
+      <w:proofErr w:type="gramStart"/>
+      <w:r>
+        <w:t>input(</w:t>
+      </w:r>
+      <w:proofErr w:type="gramEnd"/>
+      <w:r>
+        <w:t>"Código del estudiante: ")</w:t>
+      </w:r>
+    </w:p>
+    <w:p>
+      <w:pPr>
+        <w:spacing w:before="0" w:after="160"/>
+      </w:pPr>
+      <w:r>
+        <w:t xml:space="preserve">nota1 = </w:t>
+      </w:r>
+      <w:proofErr w:type="spellStart"/>
+      <w:proofErr w:type="gramStart"/>
+      <w:r>
+        <w:t>float</w:t>
+      </w:r>
+      <w:proofErr w:type="spellEnd"/>
+      <w:r>
+        <w:t>(</w:t>
+      </w:r>
+      <w:proofErr w:type="gramEnd"/>
+      <w:r>
+        <w:t>input("Nota primer corte (0 a 5): "))</w:t>
+      </w:r>
+    </w:p>
+    <w:p>
+      <w:pPr>
+        <w:spacing w:before="0" w:after="160"/>
+      </w:pPr>
+      <w:r>
+        <w:t xml:space="preserve">nota2 = </w:t>
+      </w:r>
+      <w:proofErr w:type="spellStart"/>
+      <w:proofErr w:type="gramStart"/>
+      <w:r>
+        <w:t>float</w:t>
+      </w:r>
+      <w:proofErr w:type="spellEnd"/>
+      <w:r>
+        <w:t>(</w:t>
+      </w:r>
+      <w:proofErr w:type="gramEnd"/>
+      <w:r>
+        <w:t>input("Nota segundo corte (0 a 5): "))</w:t>
+      </w:r>
+    </w:p>
+    <w:p>
+      <w:pPr>
+        <w:spacing w:before="0" w:after="160"/>
+      </w:pPr>
+      <w:r>
+        <w:t xml:space="preserve">nota3 = </w:t>
+      </w:r>
+      <w:proofErr w:type="spellStart"/>
+      <w:proofErr w:type="gramStart"/>
+      <w:r>
+        <w:t>float</w:t>
+      </w:r>
+      <w:proofErr w:type="spellEnd"/>
+      <w:r>
+        <w:t>(</w:t>
+      </w:r>
+      <w:proofErr w:type="gramEnd"/>
+      <w:r>
+        <w:t>input("Nota tercer corte (0 a 5): "))</w:t>
+      </w:r>
+    </w:p>
+    <w:p>
+      <w:pPr>
+        <w:spacing w:before="0" w:after="160"/>
+      </w:pPr>
+      <w:r>
+        <w:t>promedio = (nota1 * 0.30) + (nota2 * 0.30) + (nota3 * 0.40)</w:t>
+      </w:r>
+    </w:p>
+    <w:p>
+      <w:pPr>
+        <w:spacing w:before="0" w:after="160"/>
+      </w:pPr>
+      <w:r>
+        <w:t>aprueba = promedio &gt;= 3.0</w:t>
+      </w:r>
+    </w:p>
+    <w:p>
+      <w:pPr>
+        <w:spacing w:before="0" w:after="160"/>
+      </w:pPr>
+      <w:proofErr w:type="spellStart"/>
+      <w:proofErr w:type="gramStart"/>
+      <w:r>
+        <w:t>print</w:t>
+      </w:r>
+      <w:proofErr w:type="spellEnd"/>
+      <w:r>
+        <w:t>(</w:t>
+      </w:r>
+      <w:proofErr w:type="gramEnd"/>
+      <w:r>
+        <w:t>)</w:t>
+      </w:r>
+    </w:p>
+    <w:p>
+      <w:pPr>
+        <w:spacing w:before="0" w:after="160"/>
+      </w:pPr>
+      <w:proofErr w:type="spellStart"/>
+      <w:proofErr w:type="gramStart"/>
+      <w:r>
+        <w:t>print</w:t>
+      </w:r>
+      <w:proofErr w:type="spellEnd"/>
+      <w:r>
+        <w:t>(</w:t>
+      </w:r>
+      <w:proofErr w:type="spellStart"/>
+      <w:proofErr w:type="gramEnd"/>
+      <w:r>
+        <w:t>f"Estudiante</w:t>
+      </w:r>
+      <w:proofErr w:type="spellEnd"/>
+      <w:r>
+        <w:t>: {nombre}")</w:t>
+      </w:r>
+    </w:p>
+    <w:p>
+      <w:pPr>
+        <w:spacing w:before="0" w:after="160"/>
+      </w:pPr>
+      <w:proofErr w:type="spellStart"/>
+      <w:proofErr w:type="gramStart"/>
+      <w:r>
+        <w:t>print</w:t>
+      </w:r>
+      <w:proofErr w:type="spellEnd"/>
+      <w:r>
+        <w:t>(</w:t>
+      </w:r>
+      <w:proofErr w:type="spellStart"/>
+      <w:proofErr w:type="gramEnd"/>
+      <w:r>
+        <w:t>f"Código</w:t>
+      </w:r>
+      <w:proofErr w:type="spellEnd"/>
+      <w:r>
+        <w:t>: {</w:t>
+      </w:r>
+      <w:proofErr w:type="spellStart"/>
+      <w:r>
+        <w:t>codigo</w:t>
+      </w:r>
+      <w:proofErr w:type="spellEnd"/>
+      <w:r>
+        <w:t>}")</w:t>
+      </w:r>
+    </w:p>
+    <w:p>
+      <w:pPr>
+        <w:spacing w:before="0" w:after="160"/>
+      </w:pPr>
+      <w:proofErr w:type="spellStart"/>
+      <w:proofErr w:type="gramStart"/>
+      <w:r>
+        <w:t>print</w:t>
+      </w:r>
+      <w:proofErr w:type="spellEnd"/>
+      <w:r>
+        <w:t>(</w:t>
+      </w:r>
+      <w:proofErr w:type="spellStart"/>
+      <w:proofErr w:type="gramEnd"/>
+      <w:r>
+        <w:t>f"Nota</w:t>
+      </w:r>
+      <w:proofErr w:type="spellEnd"/>
+      <w:r>
+        <w:t xml:space="preserve"> 1: {nota1:.1f} (30 %)")</w:t>
+      </w:r>
+    </w:p>
+    <w:p>
+      <w:pPr>
+        <w:spacing w:before="0" w:after="160"/>
+      </w:pPr>
+      <w:proofErr w:type="spellStart"/>
+      <w:proofErr w:type="gramStart"/>
+      <w:r>
+        <w:t>print</w:t>
+      </w:r>
+      <w:proofErr w:type="spellEnd"/>
+      <w:r>
+        <w:t>(</w:t>
+      </w:r>
+      <w:proofErr w:type="spellStart"/>
+      <w:proofErr w:type="gramEnd"/>
+      <w:r>
+        <w:t>f"Nota</w:t>
+      </w:r>
+      <w:proofErr w:type="spellEnd"/>
+      <w:r>
+        <w:t xml:space="preserve"> 2: {nota2:.1f} (30 %)")</w:t>
+      </w:r>
+    </w:p>
+    <w:p>
+      <w:pPr>
+        <w:spacing w:before="0" w:after="160"/>
+      </w:pPr>
+      <w:proofErr w:type="spellStart"/>
+      <w:proofErr w:type="gramStart"/>
+      <w:r>
+        <w:t>print</w:t>
+      </w:r>
+      <w:proofErr w:type="spellEnd"/>
+      <w:r>
+        <w:t>(</w:t>
+      </w:r>
+      <w:proofErr w:type="spellStart"/>
+      <w:proofErr w:type="gramEnd"/>
+      <w:r>
+        <w:t>f"Nota</w:t>
+      </w:r>
+      <w:proofErr w:type="spellEnd"/>
+      <w:r>
+        <w:t xml:space="preserve"> 3: {nota3:.1f} (40 %)")</w:t>
+      </w:r>
+    </w:p>
+    <w:p>
+      <w:pPr>
+        <w:spacing w:before="0" w:after="160"/>
+      </w:pPr>
+      <w:proofErr w:type="spellStart"/>
+      <w:proofErr w:type="gramStart"/>
+      <w:r>
+        <w:t>print</w:t>
+      </w:r>
+      <w:proofErr w:type="spellEnd"/>
+      <w:r>
+        <w:t>(</w:t>
+      </w:r>
+      <w:proofErr w:type="spellStart"/>
+      <w:proofErr w:type="gramEnd"/>
+      <w:r>
+        <w:t>f"Promedio</w:t>
+      </w:r>
+      <w:proofErr w:type="spellEnd"/>
+      <w:r>
+        <w:t>: {promedio:.2f}")</w:t>
+      </w:r>
+    </w:p>
+    <w:p>
+      <w:pPr>
+        <w:spacing w:before="0" w:after="160"/>
+      </w:pPr>
+      <w:proofErr w:type="spellStart"/>
+      <w:proofErr w:type="gramStart"/>
+      <w:r>
+        <w:t>print</w:t>
+      </w:r>
+      <w:proofErr w:type="spellEnd"/>
+      <w:r>
+        <w:t>(</w:t>
+      </w:r>
+      <w:proofErr w:type="spellStart"/>
+      <w:proofErr w:type="gramEnd"/>
+      <w:r>
+        <w:t>f"Aprueba</w:t>
+      </w:r>
+      <w:proofErr w:type="spellEnd"/>
+      <w:r>
+        <w:t>: {aprueba}")</w:t>
+      </w:r>
+    </w:p>
+    <w:p>
+      <w:pPr>
+        <w:spacing w:before="0" w:after="160"/>
+      </w:pPr>
+    </w:p>
+    <w:p>
+      <w:pPr>
+        <w:rPr>
+          <w:b/>
+          <w:bCs/>
+        </w:rPr>
+      </w:pPr>
+      <w:r>
+        <w:rPr>
+          <w:b/>
+          <w:bCs/>
+        </w:rPr>
+        <w:t>Resultado esperado</w:t>
+      </w:r>
+    </w:p>
+    <w:p>
+      <w:pPr>
+        <w:spacing w:before="0" w:after="160"/>
+      </w:pPr>
+      <w:r>
+        <w:t>=== Registro Académico ===</w:t>
+      </w:r>
+    </w:p>
+    <w:p>
+      <w:pPr>
+        <w:spacing w:before="0" w:after="160"/>
+      </w:pPr>
+      <w:r>
         <w:lastRenderedPageBreak/>
-        <w:t>codigo</w:t>
-      </w:r>
-      <w:proofErr w:type="spellEnd"/>
-      <w:r>
-        <w:t xml:space="preserve"> = </w:t>
+        <w:t>Nombre del estudiante: Ana</w:t>
+      </w:r>
+    </w:p>
+    <w:p>
+      <w:pPr>
+        <w:spacing w:before="0" w:after="160"/>
+      </w:pPr>
+      <w:r>
+        <w:t>Código del estudiante: A001</w:t>
+      </w:r>
+    </w:p>
+    <w:p>
+      <w:pPr>
+        <w:spacing w:before="0" w:after="160"/>
+      </w:pPr>
+      <w:r>
+        <w:t>Nota primer corte (0 a 5): 4.0</w:t>
+      </w:r>
+    </w:p>
+    <w:p>
+      <w:pPr>
+        <w:spacing w:before="0" w:after="160"/>
+      </w:pPr>
+      <w:r>
+        <w:t>Nota segundo corte (0 a 5): 3.5</w:t>
+      </w:r>
+    </w:p>
+    <w:p>
+      <w:pPr>
+        <w:spacing w:before="0" w:after="160"/>
+      </w:pPr>
+      <w:r>
+        <w:t>Nota tercer corte (0 a 5): 4.2</w:t>
+      </w:r>
+    </w:p>
+    <w:p>
+      <w:pPr>
+        <w:spacing w:before="0" w:after="160"/>
+      </w:pPr>
+      <w:r>
+        <w:t>Estudiante: Ana</w:t>
+      </w:r>
+    </w:p>
+    <w:p>
+      <w:pPr>
+        <w:spacing w:before="0" w:after="160"/>
+      </w:pPr>
+      <w:r>
+        <w:t>Código: A001</w:t>
+      </w:r>
+    </w:p>
+    <w:p>
+      <w:pPr>
+        <w:spacing w:before="0" w:after="160"/>
+      </w:pPr>
+      <w:r>
+        <w:t>Nota 1: 4.0 (30 %)</w:t>
+      </w:r>
+    </w:p>
+    <w:p>
+      <w:pPr>
+        <w:spacing w:before="0" w:after="160"/>
+      </w:pPr>
+      <w:r>
+        <w:t>Nota 2: 3.5 (30 %)</w:t>
+      </w:r>
+    </w:p>
+    <w:p>
+      <w:pPr>
+        <w:spacing w:before="0" w:after="160"/>
+      </w:pPr>
+      <w:r>
+        <w:t>Nota 3: 4.2 (40 %)</w:t>
+      </w:r>
+    </w:p>
+    <w:p>
+      <w:pPr>
+        <w:spacing w:before="0" w:after="160"/>
+      </w:pPr>
+      <w:r>
+        <w:t>Promedio: 3.93</w:t>
+      </w:r>
+    </w:p>
+    <w:p>
+      <w:pPr>
+        <w:spacing w:before="0" w:after="160"/>
+      </w:pPr>
+      <w:r>
+        <w:t>El ejemplo anterior permite reconocer cómo diferentes tipos de datos pueden coexistir en un mismo programa. El nombre y el código se trabajan como cadenas de caracteres (</w:t>
+      </w:r>
+      <w:proofErr w:type="spellStart"/>
+      <w:r>
+        <w:t>str</w:t>
+      </w:r>
+      <w:proofErr w:type="spellEnd"/>
+      <w:r>
+        <w:t>), las notas y el promedio como números decimales (</w:t>
+      </w:r>
+      <w:proofErr w:type="spellStart"/>
+      <w:r>
+        <w:t>float</w:t>
+      </w:r>
+      <w:proofErr w:type="spellEnd"/>
+      <w:r>
+        <w:t>), y la aprobación como un valor booleano (</w:t>
+      </w:r>
+      <w:proofErr w:type="spellStart"/>
+      <w:r>
+        <w:t>bool</w:t>
+      </w:r>
+      <w:proofErr w:type="spellEnd"/>
+      <w:r>
+        <w:t>).</w:t>
+      </w:r>
+    </w:p>
+    <w:p>
+      <w:pPr>
+        <w:spacing w:before="0" w:after="160"/>
+      </w:pPr>
+      <w:r>
+        <w:t xml:space="preserve">La función </w:t>
       </w:r>
       <w:proofErr w:type="gramStart"/>
       <w:r>
@@ -15508,20 +16327,24 @@
       </w:r>
       <w:proofErr w:type="gramEnd"/>
       <w:r>
-        <w:t>"Código del estudiante: ")</w:t>
-      </w:r>
-    </w:p>
-    <w:p>
-      <w:pPr>
-        <w:spacing w:before="0" w:after="160"/>
-      </w:pPr>
-      <w:r>
-        <w:t xml:space="preserve">nota1 = </w:t>
+        <w:t>) permite construir programas más cercanos a situaciones reales, porque recibe información ingresada durante la ejecución. Sin embargo, como todo dato capturado llega inicialmente como texto, es necesario convertirlo al tipo adecuado antes de calcular, comparar o validar información.</w:t>
+      </w:r>
+    </w:p>
+    <w:p>
+      <w:pPr>
+        <w:spacing w:before="0" w:after="160"/>
+      </w:pPr>
+      <w:r>
+        <w:t xml:space="preserve">Una vez capturados y procesados los datos, el programa debe presentar resultados claros para quien lo utiliza. Por ello, el siguiente apartado aborda la salida </w:t>
+      </w:r>
+      <w:r>
+        <w:lastRenderedPageBreak/>
+        <w:t xml:space="preserve">estándar mediante la función </w:t>
       </w:r>
       <w:proofErr w:type="spellStart"/>
       <w:proofErr w:type="gramStart"/>
       <w:r>
-        <w:t>float</w:t>
+        <w:t>print</w:t>
       </w:r>
       <w:proofErr w:type="spellEnd"/>
       <w:r>
@@ -15529,20 +16352,21 @@
       </w:r>
       <w:proofErr w:type="gramEnd"/>
       <w:r>
-        <w:t>input("Nota primer corte (0 a 5): "))</w:t>
-      </w:r>
-    </w:p>
-    <w:p>
-      <w:pPr>
-        <w:spacing w:before="0" w:after="160"/>
-      </w:pPr>
-      <w:r>
-        <w:t xml:space="preserve">nota2 = </w:t>
+        <w:t>) y algunas técnicas de formato que permiten mostrar mensajes, valores y resultados de manera ordenada y comprensible.</w:t>
+      </w:r>
+    </w:p>
+    <w:p>
+      <w:pPr>
+        <w:pStyle w:val="Ttulo2"/>
+      </w:pPr>
+      <w:bookmarkStart w:id="15" w:name="_Toc236921826"/>
+      <w:r>
+        <w:t xml:space="preserve">Salidas estándar: función </w:t>
       </w:r>
       <w:proofErr w:type="spellStart"/>
       <w:proofErr w:type="gramStart"/>
       <w:r>
-        <w:t>float</w:t>
+        <w:t>print</w:t>
       </w:r>
       <w:proofErr w:type="spellEnd"/>
       <w:r>
@@ -15550,435 +16374,9 @@
       </w:r>
       <w:proofErr w:type="gramEnd"/>
       <w:r>
-        <w:t>input("Nota segundo corte (0 a 5): "))</w:t>
-      </w:r>
-    </w:p>
-    <w:p>
-      <w:pPr>
-        <w:spacing w:before="0" w:after="160"/>
-      </w:pPr>
-      <w:r>
-        <w:t xml:space="preserve">nota3 = </w:t>
-      </w:r>
-      <w:proofErr w:type="spellStart"/>
-      <w:proofErr w:type="gramStart"/>
-      <w:r>
-        <w:t>float</w:t>
-      </w:r>
-      <w:proofErr w:type="spellEnd"/>
-      <w:r>
-        <w:t>(</w:t>
-      </w:r>
-      <w:proofErr w:type="gramEnd"/>
-      <w:r>
-        <w:t>input("Nota tercer corte (0 a 5): "))</w:t>
-      </w:r>
-    </w:p>
-    <w:p>
-      <w:pPr>
-        <w:spacing w:before="0" w:after="160"/>
-      </w:pPr>
-      <w:r>
-        <w:t>promedio = (nota1 * 0.30) + (nota2 * 0.30) + (nota3 * 0.40)</w:t>
-      </w:r>
-    </w:p>
-    <w:p>
-      <w:pPr>
-        <w:spacing w:before="0" w:after="160"/>
-      </w:pPr>
-      <w:r>
-        <w:t>aprueba = promedio &gt;= 3.0</w:t>
-      </w:r>
-    </w:p>
-    <w:p>
-      <w:pPr>
-        <w:spacing w:before="0" w:after="160"/>
-      </w:pPr>
-      <w:proofErr w:type="spellStart"/>
-      <w:proofErr w:type="gramStart"/>
-      <w:r>
-        <w:t>print</w:t>
-      </w:r>
-      <w:proofErr w:type="spellEnd"/>
-      <w:r>
-        <w:t>(</w:t>
-      </w:r>
-      <w:proofErr w:type="gramEnd"/>
-      <w:r>
-        <w:t>)</w:t>
-      </w:r>
-    </w:p>
-    <w:p>
-      <w:pPr>
-        <w:spacing w:before="0" w:after="160"/>
-      </w:pPr>
-      <w:proofErr w:type="spellStart"/>
-      <w:proofErr w:type="gramStart"/>
-      <w:r>
-        <w:t>print</w:t>
-      </w:r>
-      <w:proofErr w:type="spellEnd"/>
-      <w:r>
-        <w:t>(</w:t>
-      </w:r>
-      <w:proofErr w:type="spellStart"/>
-      <w:proofErr w:type="gramEnd"/>
-      <w:r>
-        <w:t>f"Estudiante</w:t>
-      </w:r>
-      <w:proofErr w:type="spellEnd"/>
-      <w:r>
-        <w:t>: {nombre}")</w:t>
-      </w:r>
-    </w:p>
-    <w:p>
-      <w:pPr>
-        <w:spacing w:before="0" w:after="160"/>
-      </w:pPr>
-      <w:proofErr w:type="spellStart"/>
-      <w:proofErr w:type="gramStart"/>
-      <w:r>
-        <w:t>print</w:t>
-      </w:r>
-      <w:proofErr w:type="spellEnd"/>
-      <w:r>
-        <w:t>(</w:t>
-      </w:r>
-      <w:proofErr w:type="spellStart"/>
-      <w:proofErr w:type="gramEnd"/>
-      <w:r>
-        <w:t>f"Código</w:t>
-      </w:r>
-      <w:proofErr w:type="spellEnd"/>
-      <w:r>
-        <w:t>: {</w:t>
-      </w:r>
-      <w:proofErr w:type="spellStart"/>
-      <w:r>
-        <w:t>codigo</w:t>
-      </w:r>
-      <w:proofErr w:type="spellEnd"/>
-      <w:r>
-        <w:t>}")</w:t>
-      </w:r>
-    </w:p>
-    <w:p>
-      <w:pPr>
-        <w:spacing w:before="0" w:after="160"/>
-      </w:pPr>
-      <w:proofErr w:type="spellStart"/>
-      <w:proofErr w:type="gramStart"/>
-      <w:r>
-        <w:t>print</w:t>
-      </w:r>
-      <w:proofErr w:type="spellEnd"/>
-      <w:r>
-        <w:t>(</w:t>
-      </w:r>
-      <w:proofErr w:type="spellStart"/>
-      <w:proofErr w:type="gramEnd"/>
-      <w:r>
-        <w:t>f"Nota</w:t>
-      </w:r>
-      <w:proofErr w:type="spellEnd"/>
-      <w:r>
-        <w:t xml:space="preserve"> 1: {nota1:.1f} (30 %)")</w:t>
-      </w:r>
-    </w:p>
-    <w:p>
-      <w:pPr>
-        <w:spacing w:before="0" w:after="160"/>
-      </w:pPr>
-      <w:proofErr w:type="spellStart"/>
-      <w:proofErr w:type="gramStart"/>
-      <w:r>
-        <w:t>print</w:t>
-      </w:r>
-      <w:proofErr w:type="spellEnd"/>
-      <w:r>
-        <w:t>(</w:t>
-      </w:r>
-      <w:proofErr w:type="spellStart"/>
-      <w:proofErr w:type="gramEnd"/>
-      <w:r>
-        <w:t>f"Nota</w:t>
-      </w:r>
-      <w:proofErr w:type="spellEnd"/>
-      <w:r>
-        <w:t xml:space="preserve"> 2: {nota2:.1f} (30 %)")</w:t>
-      </w:r>
-    </w:p>
-    <w:p>
-      <w:pPr>
-        <w:spacing w:before="0" w:after="160"/>
-      </w:pPr>
-      <w:proofErr w:type="spellStart"/>
-      <w:proofErr w:type="gramStart"/>
-      <w:r>
-        <w:t>print</w:t>
-      </w:r>
-      <w:proofErr w:type="spellEnd"/>
-      <w:r>
-        <w:t>(</w:t>
-      </w:r>
-      <w:proofErr w:type="spellStart"/>
-      <w:proofErr w:type="gramEnd"/>
-      <w:r>
-        <w:t>f"Nota</w:t>
-      </w:r>
-      <w:proofErr w:type="spellEnd"/>
-      <w:r>
-        <w:t xml:space="preserve"> 3: {nota3:.1f} (40 %)")</w:t>
-      </w:r>
-    </w:p>
-    <w:p>
-      <w:pPr>
-        <w:spacing w:before="0" w:after="160"/>
-      </w:pPr>
-      <w:proofErr w:type="spellStart"/>
-      <w:proofErr w:type="gramStart"/>
-      <w:r>
-        <w:t>print</w:t>
-      </w:r>
-      <w:proofErr w:type="spellEnd"/>
-      <w:r>
-        <w:t>(</w:t>
-      </w:r>
-      <w:proofErr w:type="spellStart"/>
-      <w:proofErr w:type="gramEnd"/>
-      <w:r>
-        <w:t>f"Promedio</w:t>
-      </w:r>
-      <w:proofErr w:type="spellEnd"/>
-      <w:r>
-        <w:t>: {promedio:.2f}")</w:t>
-      </w:r>
-    </w:p>
-    <w:p>
-      <w:pPr>
-        <w:spacing w:before="0" w:after="160"/>
-      </w:pPr>
-      <w:proofErr w:type="spellStart"/>
-      <w:proofErr w:type="gramStart"/>
-      <w:r>
-        <w:t>print</w:t>
-      </w:r>
-      <w:proofErr w:type="spellEnd"/>
-      <w:r>
-        <w:t>(</w:t>
-      </w:r>
-      <w:proofErr w:type="spellStart"/>
-      <w:proofErr w:type="gramEnd"/>
-      <w:r>
-        <w:t>f"Aprueba</w:t>
-      </w:r>
-      <w:proofErr w:type="spellEnd"/>
-      <w:r>
-        <w:t>: {aprueba}")</w:t>
-      </w:r>
-    </w:p>
-    <w:p>
-      <w:pPr>
-        <w:spacing w:before="0" w:after="160"/>
-      </w:pPr>
-      <w:r>
-        <w:t>Resultado esperado</w:t>
-      </w:r>
-    </w:p>
-    <w:p>
-      <w:pPr>
-        <w:spacing w:before="0" w:after="160"/>
-      </w:pPr>
-      <w:r>
-        <w:t>=== Registro Académico ===</w:t>
-      </w:r>
-    </w:p>
-    <w:p>
-      <w:pPr>
-        <w:spacing w:before="0" w:after="160"/>
-      </w:pPr>
-      <w:r>
-        <w:t>Nombre del estudiante: Ana</w:t>
-      </w:r>
-    </w:p>
-    <w:p>
-      <w:pPr>
-        <w:spacing w:before="0" w:after="160"/>
-      </w:pPr>
-      <w:r>
-        <w:t>Código del estudiante: A001</w:t>
-      </w:r>
-    </w:p>
-    <w:p>
-      <w:pPr>
-        <w:spacing w:before="0" w:after="160"/>
-      </w:pPr>
-      <w:r>
-        <w:t>Nota primer corte (0 a 5): 4.0</w:t>
-      </w:r>
-    </w:p>
-    <w:p>
-      <w:pPr>
-        <w:spacing w:before="0" w:after="160"/>
-      </w:pPr>
-      <w:r>
-        <w:lastRenderedPageBreak/>
-        <w:t>Nota segundo corte (0 a 5): 3.5</w:t>
-      </w:r>
-    </w:p>
-    <w:p>
-      <w:pPr>
-        <w:spacing w:before="0" w:after="160"/>
-      </w:pPr>
-      <w:r>
-        <w:t>Nota tercer corte (0 a 5): 4.2</w:t>
-      </w:r>
-    </w:p>
-    <w:p>
-      <w:pPr>
-        <w:spacing w:before="0" w:after="160"/>
-      </w:pPr>
-      <w:r>
-        <w:t>Estudiante: Ana</w:t>
-      </w:r>
-    </w:p>
-    <w:p>
-      <w:pPr>
-        <w:spacing w:before="0" w:after="160"/>
-      </w:pPr>
-      <w:r>
-        <w:t>Código: A001</w:t>
-      </w:r>
-    </w:p>
-    <w:p>
-      <w:pPr>
-        <w:spacing w:before="0" w:after="160"/>
-      </w:pPr>
-      <w:r>
-        <w:t>Nota 1: 4.0 (30 %)</w:t>
-      </w:r>
-    </w:p>
-    <w:p>
-      <w:pPr>
-        <w:spacing w:before="0" w:after="160"/>
-      </w:pPr>
-      <w:r>
-        <w:t>Nota 2: 3.5 (30 %)</w:t>
-      </w:r>
-    </w:p>
-    <w:p>
-      <w:pPr>
-        <w:spacing w:before="0" w:after="160"/>
-      </w:pPr>
-      <w:r>
-        <w:t>Nota 3: 4.2 (40 %)</w:t>
-      </w:r>
-    </w:p>
-    <w:p>
-      <w:pPr>
-        <w:spacing w:before="0" w:after="160"/>
-      </w:pPr>
-      <w:r>
-        <w:t>Promedio: 3.93</w:t>
-      </w:r>
-    </w:p>
-    <w:p>
-      <w:pPr>
-        <w:spacing w:before="0" w:after="160"/>
-      </w:pPr>
-      <w:r>
-        <w:t>El ejemplo anterior permite reconocer cómo diferentes tipos de datos pueden coexistir en un mismo programa. El nombre y el código se trabajan como cadenas de caracteres (</w:t>
-      </w:r>
-      <w:proofErr w:type="spellStart"/>
-      <w:r>
-        <w:t>str</w:t>
-      </w:r>
-      <w:proofErr w:type="spellEnd"/>
-      <w:r>
-        <w:t>), las notas y el promedio como números decimales (</w:t>
-      </w:r>
-      <w:proofErr w:type="spellStart"/>
-      <w:r>
-        <w:t>float</w:t>
-      </w:r>
-      <w:proofErr w:type="spellEnd"/>
-      <w:r>
-        <w:t>), y la aprobación como un valor booleano (</w:t>
-      </w:r>
-      <w:proofErr w:type="spellStart"/>
-      <w:r>
-        <w:t>bool</w:t>
-      </w:r>
-      <w:proofErr w:type="spellEnd"/>
-      <w:r>
-        <w:t>).</w:t>
-      </w:r>
-    </w:p>
-    <w:p>
-      <w:pPr>
-        <w:spacing w:before="0" w:after="160"/>
-      </w:pPr>
-      <w:r>
-        <w:t xml:space="preserve">La función </w:t>
-      </w:r>
-      <w:proofErr w:type="gramStart"/>
-      <w:r>
-        <w:t>input(</w:t>
-      </w:r>
-      <w:proofErr w:type="gramEnd"/>
-      <w:r>
-        <w:t>) permite construir programas más cercanos a situaciones reales, porque recibe información ingresada durante la ejecución. Sin embargo, como todo dato capturado llega inicialmente como texto, es necesario convertirlo al tipo adecuado antes de calcular, comparar o validar información.</w:t>
-      </w:r>
-    </w:p>
-    <w:p>
-      <w:pPr>
-        <w:spacing w:before="0" w:after="160"/>
-      </w:pPr>
-      <w:r>
-        <w:t xml:space="preserve">Una vez capturados y procesados los datos, el programa debe presentar resultados claros para quien lo utiliza. Por ello, el siguiente apartado aborda la salida estándar mediante la función </w:t>
-      </w:r>
-      <w:proofErr w:type="spellStart"/>
-      <w:proofErr w:type="gramStart"/>
-      <w:r>
-        <w:t>print</w:t>
-      </w:r>
-      <w:proofErr w:type="spellEnd"/>
-      <w:r>
-        <w:t>(</w:t>
-      </w:r>
-      <w:proofErr w:type="gramEnd"/>
-      <w:r>
-        <w:t>) y algunas técnicas de formato que permiten mostrar mensajes, valores y resultados de manera ordenada y comprensible.</w:t>
-      </w:r>
-    </w:p>
-    <w:p>
-      <w:pPr>
-        <w:spacing w:before="0" w:after="160"/>
-      </w:pPr>
-    </w:p>
-    <w:p>
-      <w:pPr>
-        <w:pStyle w:val="Ttulo2"/>
-      </w:pPr>
-      <w:bookmarkStart w:id="16" w:name="_Toc236207898"/>
-      <w:r>
-        <w:lastRenderedPageBreak/>
-        <w:t xml:space="preserve">Salidas estándar: función </w:t>
-      </w:r>
-      <w:proofErr w:type="spellStart"/>
-      <w:proofErr w:type="gramStart"/>
-      <w:r>
-        <w:t>print</w:t>
-      </w:r>
-      <w:proofErr w:type="spellEnd"/>
-      <w:r>
-        <w:t>(</w:t>
-      </w:r>
-      <w:proofErr w:type="gramEnd"/>
-      <w:r>
         <w:t>) y técnicas de formato</w:t>
       </w:r>
-      <w:bookmarkEnd w:id="16"/>
+      <w:bookmarkEnd w:id="15"/>
     </w:p>
     <w:p>
       <w:pPr>
@@ -16201,15 +16599,7 @@
         <w:t>Operador %</w:t>
       </w:r>
       <w:r>
-        <w:t xml:space="preserve">: permite dar formato a cadenas mediante especificadores como %s, %d </w:t>
-      </w:r>
-      <w:proofErr w:type="spellStart"/>
-      <w:r>
-        <w:t>o</w:t>
-      </w:r>
-      <w:proofErr w:type="spellEnd"/>
-      <w:r>
-        <w:t xml:space="preserve"> %.2f. Aunque sigue funcionando, se recomienda priorizar las f-</w:t>
+        <w:t>: permite dar formato a cadenas mediante especificadores como %s, %d o %.2f. Aunque sigue funcionando, se recomienda priorizar las f-</w:t>
       </w:r>
       <w:proofErr w:type="spellStart"/>
       <w:r>
@@ -16225,6 +16615,7 @@
         <w:spacing w:before="0" w:after="160"/>
       </w:pPr>
       <w:r>
+        <w:lastRenderedPageBreak/>
         <w:t>Estos elementos ayudan a presentar resultados de forma ordenada y comprensible. Su uso es importante cuando el programa debe mostrar nombres, fechas, valores monetarios, promedios, porcentajes o mensajes dirigidos al usuario.</w:t>
       </w:r>
     </w:p>
@@ -16244,270 +16635,307 @@
         <w:rPr>
           <w:b/>
         </w:rPr>
+        <w:t xml:space="preserve">Uso básico de </w:t>
+      </w:r>
+      <w:proofErr w:type="spellStart"/>
+      <w:proofErr w:type="gramStart"/>
+      <w:r>
+        <w:rPr>
+          <w:b/>
+        </w:rPr>
+        <w:t>print</w:t>
+      </w:r>
+      <w:proofErr w:type="spellEnd"/>
+      <w:r>
+        <w:rPr>
+          <w:b/>
+        </w:rPr>
+        <w:t>(</w:t>
+      </w:r>
+      <w:proofErr w:type="gramEnd"/>
+      <w:r>
+        <w:rPr>
+          <w:b/>
+        </w:rPr>
+        <w:t>)</w:t>
+      </w:r>
+    </w:p>
+    <w:p>
+      <w:pPr>
+        <w:spacing w:before="0" w:after="160"/>
+      </w:pPr>
+      <w:r>
+        <w:t xml:space="preserve">La función </w:t>
+      </w:r>
+      <w:proofErr w:type="spellStart"/>
+      <w:proofErr w:type="gramStart"/>
+      <w:r>
+        <w:t>print</w:t>
+      </w:r>
+      <w:proofErr w:type="spellEnd"/>
+      <w:r>
+        <w:t>(</w:t>
+      </w:r>
+      <w:proofErr w:type="gramEnd"/>
+      <w:r>
+        <w:t xml:space="preserve">) puede mostrar uno o varios valores en pantalla. Cuando recibe varios argumentos separados por comas, Python los imprime con un espacio entre ellos. También es posible modificar ese comportamiento con los parámetros </w:t>
+      </w:r>
+      <w:proofErr w:type="spellStart"/>
+      <w:r>
+        <w:t>sep</w:t>
+      </w:r>
+      <w:proofErr w:type="spellEnd"/>
+      <w:r>
+        <w:t xml:space="preserve"> y </w:t>
+      </w:r>
+      <w:proofErr w:type="spellStart"/>
+      <w:r>
+        <w:t>end</w:t>
+      </w:r>
+      <w:proofErr w:type="spellEnd"/>
+      <w:r>
+        <w:t>.</w:t>
+      </w:r>
+    </w:p>
+    <w:p>
+      <w:pPr>
+        <w:spacing w:before="0" w:after="160"/>
+        <w:rPr>
+          <w:b/>
+          <w:bCs/>
+        </w:rPr>
+      </w:pPr>
+      <w:r>
+        <w:rPr>
+          <w:b/>
+          <w:bCs/>
+        </w:rPr>
+        <w:t xml:space="preserve">Código. Uso básico de </w:t>
+      </w:r>
+      <w:proofErr w:type="spellStart"/>
+      <w:proofErr w:type="gramStart"/>
+      <w:r>
+        <w:rPr>
+          <w:b/>
+          <w:bCs/>
+        </w:rPr>
+        <w:t>print</w:t>
+      </w:r>
+      <w:proofErr w:type="spellEnd"/>
+      <w:r>
+        <w:rPr>
+          <w:b/>
+          <w:bCs/>
+        </w:rPr>
+        <w:t>(</w:t>
+      </w:r>
+      <w:proofErr w:type="gramEnd"/>
+      <w:r>
+        <w:rPr>
+          <w:b/>
+          <w:bCs/>
+        </w:rPr>
+        <w:t>) con múltiples argumentos</w:t>
+      </w:r>
+    </w:p>
+    <w:p>
+      <w:pPr>
+        <w:spacing w:before="0" w:after="160"/>
+      </w:pPr>
+      <w:r>
+        <w:t xml:space="preserve"># Uso básico de </w:t>
+      </w:r>
+      <w:proofErr w:type="spellStart"/>
+      <w:proofErr w:type="gramStart"/>
+      <w:r>
+        <w:t>print</w:t>
+      </w:r>
+      <w:proofErr w:type="spellEnd"/>
+      <w:r>
+        <w:t>(</w:t>
+      </w:r>
+      <w:proofErr w:type="gramEnd"/>
+      <w:r>
+        <w:t>)</w:t>
+      </w:r>
+    </w:p>
+    <w:p>
+      <w:pPr>
+        <w:spacing w:before="0" w:after="160"/>
+      </w:pPr>
+      <w:proofErr w:type="spellStart"/>
+      <w:proofErr w:type="gramStart"/>
+      <w:r>
+        <w:t>print</w:t>
+      </w:r>
+      <w:proofErr w:type="spellEnd"/>
+      <w:r>
+        <w:t>(</w:t>
+      </w:r>
+      <w:proofErr w:type="gramEnd"/>
+      <w:r>
+        <w:t>"Hola", "Mundo")</w:t>
+      </w:r>
+    </w:p>
+    <w:p>
+      <w:pPr>
+        <w:spacing w:before="0" w:after="160"/>
+      </w:pPr>
+      <w:r>
+        <w:t># Personalizar separador</w:t>
+      </w:r>
+    </w:p>
+    <w:p>
+      <w:pPr>
+        <w:spacing w:before="0" w:after="160"/>
+      </w:pPr>
+      <w:proofErr w:type="spellStart"/>
+      <w:proofErr w:type="gramStart"/>
+      <w:r>
+        <w:t>print</w:t>
+      </w:r>
+      <w:proofErr w:type="spellEnd"/>
+      <w:r>
+        <w:t>(</w:t>
+      </w:r>
+      <w:proofErr w:type="gramEnd"/>
+      <w:r>
+        <w:t xml:space="preserve">"A", "B", "C", </w:t>
+      </w:r>
+      <w:proofErr w:type="spellStart"/>
+      <w:r>
+        <w:t>sep</w:t>
+      </w:r>
+      <w:proofErr w:type="spellEnd"/>
+      <w:r>
+        <w:t>="-")</w:t>
+      </w:r>
+    </w:p>
+    <w:p>
+      <w:pPr>
+        <w:spacing w:before="0" w:after="160"/>
+      </w:pPr>
+      <w:r>
+        <w:t># Mostrar una fecha con separador personalizado</w:t>
+      </w:r>
+    </w:p>
+    <w:p>
+      <w:pPr>
+        <w:spacing w:before="0" w:after="160"/>
+      </w:pPr>
+      <w:proofErr w:type="spellStart"/>
+      <w:proofErr w:type="gramStart"/>
+      <w:r>
+        <w:t>print</w:t>
+      </w:r>
+      <w:proofErr w:type="spellEnd"/>
+      <w:r>
+        <w:t>(</w:t>
+      </w:r>
+      <w:proofErr w:type="gramEnd"/>
+      <w:r>
+        <w:t xml:space="preserve">"08", "07", "2026", </w:t>
+      </w:r>
+      <w:proofErr w:type="spellStart"/>
+      <w:r>
+        <w:t>sep</w:t>
+      </w:r>
+      <w:proofErr w:type="spellEnd"/>
+      <w:r>
+        <w:t>="/")</w:t>
+      </w:r>
+    </w:p>
+    <w:p>
+      <w:pPr>
+        <w:spacing w:before="0" w:after="160"/>
+      </w:pPr>
+      <w:r>
+        <w:t># Personalizar fin de línea</w:t>
+      </w:r>
+    </w:p>
+    <w:p>
+      <w:pPr>
+        <w:spacing w:before="0" w:after="160"/>
+      </w:pPr>
+      <w:proofErr w:type="spellStart"/>
+      <w:proofErr w:type="gramStart"/>
+      <w:r>
+        <w:t>print</w:t>
+      </w:r>
+      <w:proofErr w:type="spellEnd"/>
+      <w:r>
+        <w:t>(</w:t>
+      </w:r>
+      <w:proofErr w:type="gramEnd"/>
+      <w:r>
+        <w:t xml:space="preserve">"Línea 1", </w:t>
+      </w:r>
+      <w:proofErr w:type="spellStart"/>
+      <w:r>
+        <w:t>end</w:t>
+      </w:r>
+      <w:proofErr w:type="spellEnd"/>
+      <w:r>
+        <w:t>=" | ")</w:t>
+      </w:r>
+    </w:p>
+    <w:p>
+      <w:pPr>
+        <w:spacing w:before="0" w:after="160"/>
+      </w:pPr>
+      <w:proofErr w:type="spellStart"/>
+      <w:proofErr w:type="gramStart"/>
+      <w:r>
+        <w:t>print</w:t>
+      </w:r>
+      <w:proofErr w:type="spellEnd"/>
+      <w:r>
+        <w:t>(</w:t>
+      </w:r>
+      <w:proofErr w:type="gramEnd"/>
+      <w:r>
+        <w:t>"Línea 2")</w:t>
+      </w:r>
+    </w:p>
+    <w:p>
+      <w:pPr>
+        <w:spacing w:before="0" w:after="160"/>
+        <w:rPr>
+          <w:b/>
+          <w:bCs/>
+        </w:rPr>
+      </w:pPr>
+    </w:p>
+    <w:p>
+      <w:pPr>
+        <w:spacing w:before="0" w:after="160"/>
+        <w:rPr>
+          <w:b/>
+          <w:bCs/>
+        </w:rPr>
+      </w:pPr>
+      <w:r>
+        <w:rPr>
+          <w:b/>
+          <w:bCs/>
+        </w:rPr>
+        <w:t>Resultado esperado</w:t>
+      </w:r>
+    </w:p>
+    <w:p>
+      <w:pPr>
+        <w:spacing w:before="0" w:after="160"/>
+      </w:pPr>
+      <w:r>
+        <w:t>Hola Mundo</w:t>
+      </w:r>
+    </w:p>
+    <w:p>
+      <w:pPr>
+        <w:spacing w:before="0" w:after="160"/>
+      </w:pPr>
+      <w:r>
         <w:lastRenderedPageBreak/>
-        <w:t xml:space="preserve">Uso básico de </w:t>
-      </w:r>
-      <w:proofErr w:type="spellStart"/>
-      <w:proofErr w:type="gramStart"/>
-      <w:r>
-        <w:rPr>
-          <w:b/>
-        </w:rPr>
-        <w:t>print</w:t>
-      </w:r>
-      <w:proofErr w:type="spellEnd"/>
-      <w:r>
-        <w:rPr>
-          <w:b/>
-        </w:rPr>
-        <w:t>(</w:t>
-      </w:r>
-      <w:proofErr w:type="gramEnd"/>
-      <w:r>
-        <w:rPr>
-          <w:b/>
-        </w:rPr>
-        <w:t>)</w:t>
-      </w:r>
-    </w:p>
-    <w:p>
-      <w:pPr>
-        <w:spacing w:before="0" w:after="160"/>
-      </w:pPr>
-      <w:r>
-        <w:t xml:space="preserve">La función </w:t>
-      </w:r>
-      <w:proofErr w:type="spellStart"/>
-      <w:proofErr w:type="gramStart"/>
-      <w:r>
-        <w:t>print</w:t>
-      </w:r>
-      <w:proofErr w:type="spellEnd"/>
-      <w:r>
-        <w:t>(</w:t>
-      </w:r>
-      <w:proofErr w:type="gramEnd"/>
-      <w:r>
-        <w:t xml:space="preserve">) puede mostrar uno o varios valores en pantalla. Cuando recibe varios argumentos separados por comas, Python los imprime con un espacio entre ellos. También es posible modificar ese comportamiento con los parámetros </w:t>
-      </w:r>
-      <w:proofErr w:type="spellStart"/>
-      <w:r>
-        <w:t>sep</w:t>
-      </w:r>
-      <w:proofErr w:type="spellEnd"/>
-      <w:r>
-        <w:t xml:space="preserve"> y </w:t>
-      </w:r>
-      <w:proofErr w:type="spellStart"/>
-      <w:r>
-        <w:t>end</w:t>
-      </w:r>
-      <w:proofErr w:type="spellEnd"/>
-      <w:r>
-        <w:t>.</w:t>
-      </w:r>
-    </w:p>
-    <w:p>
-      <w:pPr>
-        <w:spacing w:before="0" w:after="160"/>
-      </w:pPr>
-      <w:r>
-        <w:t xml:space="preserve">Código. Uso básico de </w:t>
-      </w:r>
-      <w:proofErr w:type="spellStart"/>
-      <w:proofErr w:type="gramStart"/>
-      <w:r>
-        <w:t>print</w:t>
-      </w:r>
-      <w:proofErr w:type="spellEnd"/>
-      <w:r>
-        <w:t>(</w:t>
-      </w:r>
-      <w:proofErr w:type="gramEnd"/>
-      <w:r>
-        <w:t>) con múltiples argumentos</w:t>
-      </w:r>
-    </w:p>
-    <w:p>
-      <w:pPr>
-        <w:spacing w:before="0" w:after="160"/>
-      </w:pPr>
-      <w:r>
-        <w:t xml:space="preserve"># Uso básico de </w:t>
-      </w:r>
-      <w:proofErr w:type="spellStart"/>
-      <w:proofErr w:type="gramStart"/>
-      <w:r>
-        <w:t>print</w:t>
-      </w:r>
-      <w:proofErr w:type="spellEnd"/>
-      <w:r>
-        <w:t>(</w:t>
-      </w:r>
-      <w:proofErr w:type="gramEnd"/>
-      <w:r>
-        <w:t>)</w:t>
-      </w:r>
-    </w:p>
-    <w:p>
-      <w:pPr>
-        <w:spacing w:before="0" w:after="160"/>
-      </w:pPr>
-      <w:proofErr w:type="spellStart"/>
-      <w:proofErr w:type="gramStart"/>
-      <w:r>
-        <w:t>print</w:t>
-      </w:r>
-      <w:proofErr w:type="spellEnd"/>
-      <w:r>
-        <w:t>(</w:t>
-      </w:r>
-      <w:proofErr w:type="gramEnd"/>
-      <w:r>
-        <w:t>"Hola", "Mundo")</w:t>
-      </w:r>
-    </w:p>
-    <w:p>
-      <w:pPr>
-        <w:spacing w:before="0" w:after="160"/>
-      </w:pPr>
-      <w:r>
-        <w:t># Personalizar separador</w:t>
-      </w:r>
-    </w:p>
-    <w:p>
-      <w:pPr>
-        <w:spacing w:before="0" w:after="160"/>
-      </w:pPr>
-      <w:proofErr w:type="spellStart"/>
-      <w:proofErr w:type="gramStart"/>
-      <w:r>
-        <w:t>print</w:t>
-      </w:r>
-      <w:proofErr w:type="spellEnd"/>
-      <w:r>
-        <w:t>(</w:t>
-      </w:r>
-      <w:proofErr w:type="gramEnd"/>
-      <w:r>
-        <w:t xml:space="preserve">"A", "B", "C", </w:t>
-      </w:r>
-      <w:proofErr w:type="spellStart"/>
-      <w:r>
-        <w:t>sep</w:t>
-      </w:r>
-      <w:proofErr w:type="spellEnd"/>
-      <w:r>
-        <w:t>="-")</w:t>
-      </w:r>
-    </w:p>
-    <w:p>
-      <w:pPr>
-        <w:spacing w:before="0" w:after="160"/>
-      </w:pPr>
-      <w:r>
-        <w:t># Mostrar una fecha con separador personalizado</w:t>
-      </w:r>
-    </w:p>
-    <w:p>
-      <w:pPr>
-        <w:spacing w:before="0" w:after="160"/>
-      </w:pPr>
-      <w:proofErr w:type="spellStart"/>
-      <w:proofErr w:type="gramStart"/>
-      <w:r>
-        <w:t>print</w:t>
-      </w:r>
-      <w:proofErr w:type="spellEnd"/>
-      <w:r>
-        <w:t>(</w:t>
-      </w:r>
-      <w:proofErr w:type="gramEnd"/>
-      <w:r>
-        <w:t xml:space="preserve">"08", "07", "2026", </w:t>
-      </w:r>
-      <w:proofErr w:type="spellStart"/>
-      <w:r>
-        <w:t>sep</w:t>
-      </w:r>
-      <w:proofErr w:type="spellEnd"/>
-      <w:r>
-        <w:t>="/")</w:t>
-      </w:r>
-    </w:p>
-    <w:p>
-      <w:pPr>
-        <w:spacing w:before="0" w:after="160"/>
-      </w:pPr>
-      <w:r>
-        <w:t># Personalizar fin de línea</w:t>
-      </w:r>
-    </w:p>
-    <w:p>
-      <w:pPr>
-        <w:spacing w:before="0" w:after="160"/>
-      </w:pPr>
-      <w:proofErr w:type="spellStart"/>
-      <w:proofErr w:type="gramStart"/>
-      <w:r>
-        <w:t>print</w:t>
-      </w:r>
-      <w:proofErr w:type="spellEnd"/>
-      <w:r>
-        <w:t>(</w:t>
-      </w:r>
-      <w:proofErr w:type="gramEnd"/>
-      <w:r>
-        <w:t xml:space="preserve">"Línea 1", </w:t>
-      </w:r>
-      <w:proofErr w:type="spellStart"/>
-      <w:r>
-        <w:t>end</w:t>
-      </w:r>
-      <w:proofErr w:type="spellEnd"/>
-      <w:r>
-        <w:t>=" | ")</w:t>
-      </w:r>
-    </w:p>
-    <w:p>
-      <w:pPr>
-        <w:spacing w:before="0" w:after="160"/>
-      </w:pPr>
-      <w:proofErr w:type="spellStart"/>
-      <w:proofErr w:type="gramStart"/>
-      <w:r>
-        <w:t>print</w:t>
-      </w:r>
-      <w:proofErr w:type="spellEnd"/>
-      <w:r>
-        <w:t>(</w:t>
-      </w:r>
-      <w:proofErr w:type="gramEnd"/>
-      <w:r>
-        <w:t>"Línea 2")</w:t>
-      </w:r>
-    </w:p>
-    <w:p>
-      <w:pPr>
-        <w:spacing w:before="0" w:after="160"/>
-      </w:pPr>
-      <w:r>
-        <w:t>Resultado esperado</w:t>
-      </w:r>
-    </w:p>
-    <w:p>
-      <w:pPr>
-        <w:spacing w:before="0" w:after="160"/>
-      </w:pPr>
-      <w:r>
-        <w:t>Hola Mundo</w:t>
-      </w:r>
-    </w:p>
-    <w:p>
-      <w:pPr>
-        <w:spacing w:before="0" w:after="160"/>
-      </w:pPr>
-      <w:r>
         <w:t>A-B-C</w:t>
       </w:r>
     </w:p>
@@ -16532,7 +16960,6 @@
         <w:spacing w:before="0" w:after="160"/>
       </w:pPr>
       <w:r>
-        <w:lastRenderedPageBreak/>
         <w:t xml:space="preserve">Este código muestra que </w:t>
       </w:r>
       <w:proofErr w:type="spellStart"/>
@@ -16627,12 +17054,24 @@
     <w:p>
       <w:pPr>
         <w:spacing w:before="0" w:after="160"/>
-      </w:pPr>
-      <w:r>
+        <w:rPr>
+          <w:b/>
+          <w:bCs/>
+        </w:rPr>
+      </w:pPr>
+      <w:r>
+        <w:rPr>
+          <w:b/>
+          <w:bCs/>
+        </w:rPr>
         <w:t>Código. Formato de salida con f-</w:t>
       </w:r>
       <w:proofErr w:type="spellStart"/>
       <w:r>
+        <w:rPr>
+          <w:b/>
+          <w:bCs/>
+        </w:rPr>
         <w:t>strings</w:t>
       </w:r>
       <w:proofErr w:type="spellEnd"/>
@@ -16667,6 +17106,7 @@
       </w:pPr>
       <w:proofErr w:type="spellStart"/>
       <w:r>
+        <w:lastRenderedPageBreak/>
         <w:t>print</w:t>
       </w:r>
       <w:proofErr w:type="spellEnd"/>
@@ -16714,8 +17154,20 @@
       <w:pPr>
         <w:spacing w:before="0" w:after="160"/>
       </w:pPr>
-      <w:r>
-        <w:lastRenderedPageBreak/>
+    </w:p>
+    <w:p>
+      <w:pPr>
+        <w:spacing w:before="0" w:after="160"/>
+        <w:rPr>
+          <w:b/>
+          <w:bCs/>
+        </w:rPr>
+      </w:pPr>
+      <w:r>
+        <w:rPr>
+          <w:b/>
+          <w:bCs/>
+        </w:rPr>
         <w:t>Resultado esperado</w:t>
       </w:r>
     </w:p>
@@ -16824,21 +17276,41 @@
     <w:p>
       <w:pPr>
         <w:spacing w:before="0" w:after="160"/>
-      </w:pPr>
-      <w:r>
+        <w:rPr>
+          <w:b/>
+          <w:bCs/>
+        </w:rPr>
+      </w:pPr>
+      <w:r>
+        <w:rPr>
+          <w:b/>
+          <w:bCs/>
+        </w:rPr>
         <w:t xml:space="preserve">Código. Formato de salida con el método </w:t>
       </w:r>
       <w:proofErr w:type="spellStart"/>
       <w:proofErr w:type="gramStart"/>
       <w:r>
+        <w:rPr>
+          <w:b/>
+          <w:bCs/>
+        </w:rPr>
         <w:t>format</w:t>
       </w:r>
       <w:proofErr w:type="spellEnd"/>
       <w:r>
+        <w:rPr>
+          <w:b/>
+          <w:bCs/>
+        </w:rPr>
         <w:t>(</w:t>
       </w:r>
       <w:proofErr w:type="gramEnd"/>
       <w:r>
+        <w:rPr>
+          <w:b/>
+          <w:bCs/>
+        </w:rPr>
         <w:t>)</w:t>
       </w:r>
     </w:p>
@@ -16865,6 +17337,7 @@
       <w:proofErr w:type="spellStart"/>
       <w:proofErr w:type="gramStart"/>
       <w:r>
+        <w:lastRenderedPageBreak/>
         <w:t>print</w:t>
       </w:r>
       <w:proofErr w:type="spellEnd"/>
@@ -16914,7 +17387,20 @@
       <w:pPr>
         <w:spacing w:before="0" w:after="160"/>
       </w:pPr>
-      <w:r>
+    </w:p>
+    <w:p>
+      <w:pPr>
+        <w:spacing w:before="0" w:after="160"/>
+        <w:rPr>
+          <w:b/>
+          <w:bCs/>
+        </w:rPr>
+      </w:pPr>
+      <w:r>
+        <w:rPr>
+          <w:b/>
+          <w:bCs/>
+        </w:rPr>
         <w:t>Resultado esperado</w:t>
       </w:r>
     </w:p>
@@ -16931,7 +17417,6 @@
         <w:spacing w:before="0" w:after="160"/>
       </w:pPr>
       <w:r>
-        <w:lastRenderedPageBreak/>
         <w:t>María tiene 25 años.</w:t>
       </w:r>
     </w:p>
@@ -16999,8 +17484,16 @@
     <w:p>
       <w:pPr>
         <w:spacing w:before="0" w:after="160"/>
-      </w:pPr>
-      <w:r>
+        <w:rPr>
+          <w:b/>
+          <w:bCs/>
+        </w:rPr>
+      </w:pPr>
+      <w:r>
+        <w:rPr>
+          <w:b/>
+          <w:bCs/>
+        </w:rPr>
         <w:t>Código. Formato de salida con el operador %</w:t>
       </w:r>
     </w:p>
@@ -17059,8 +17552,17 @@
     <w:p>
       <w:pPr>
         <w:spacing w:before="0" w:after="160"/>
-      </w:pPr>
-      <w:r>
+        <w:rPr>
+          <w:b/>
+          <w:bCs/>
+        </w:rPr>
+      </w:pPr>
+      <w:r>
+        <w:rPr>
+          <w:b/>
+          <w:bCs/>
+        </w:rPr>
+        <w:lastRenderedPageBreak/>
         <w:t>Resultado esperado</w:t>
       </w:r>
     </w:p>
@@ -17085,11 +17587,7 @@
         <w:spacing w:before="0" w:after="160"/>
       </w:pPr>
       <w:r>
-        <w:t xml:space="preserve">El resultado muestra cómo el operador % reemplaza los especificadores por los valores indicados después de la cadena. Esta técnica permite controlar el tipo de dato y </w:t>
-      </w:r>
-      <w:r>
-        <w:lastRenderedPageBreak/>
-        <w:t>la cantidad de decimales, aunque las f-</w:t>
+        <w:t>El resultado muestra cómo el operador % reemplaza los especificadores por los valores indicados después de la cadena. Esta técnica permite controlar el tipo de dato y la cantidad de decimales, aunque las f-</w:t>
       </w:r>
       <w:proofErr w:type="spellStart"/>
       <w:r>
@@ -17545,6 +18043,7 @@
               <w:pStyle w:val="TextoTablas"/>
             </w:pPr>
             <w:r>
+              <w:lastRenderedPageBreak/>
               <w:t>{:.2f}</w:t>
             </w:r>
           </w:p>
@@ -17685,11 +18184,7 @@
         <w:spacing w:before="0" w:after="160"/>
       </w:pPr>
       <w:r>
-        <w:t xml:space="preserve">El uso de estos formatos permite presentar la información de manera clara, ordenada y precisa. Esta práctica es útil cuando se muestran valores monetarios, </w:t>
-      </w:r>
-      <w:r>
-        <w:lastRenderedPageBreak/>
-        <w:t>promedios, porcentajes, fechas, códigos o resultados que requieren una salida uniforme y fácil de interpretar.</w:t>
+        <w:t>El uso de estos formatos permite presentar la información de manera clara, ordenada y precisa. Esta práctica es útil cuando se muestran valores monetarios, promedios, porcentajes, fechas, códigos o resultados que requieren una salida uniforme y fácil de interpretar.</w:t>
       </w:r>
     </w:p>
     <w:p>
@@ -17765,6 +18260,7 @@
         <w:rPr>
           <w:b/>
         </w:rPr>
+        <w:lastRenderedPageBreak/>
         <w:t>Incluir etiquetas claras</w:t>
       </w:r>
       <w:r>
@@ -17806,11 +18302,7 @@
         <w:t>Organizar la salida visualmente</w:t>
       </w:r>
       <w:r>
-        <w:t xml:space="preserve">: la alineación, los espacios y los saltos de línea ayudan a que los resultados sean más fáciles de leer. Esta </w:t>
-      </w:r>
-      <w:r>
-        <w:lastRenderedPageBreak/>
-        <w:t>organización es útil en reportes, facturas, listados o resúmenes generados por el programa.</w:t>
+        <w:t>: la alineación, los espacios y los saltos de línea ayudan a que los resultados sean más fáciles de leer. Esta organización es útil en reportes, facturas, listados o resúmenes generados por el programa.</w:t>
       </w:r>
     </w:p>
     <w:p>
@@ -17843,6 +18335,7 @@
         <w:ind w:firstLine="0"/>
       </w:pPr>
       <w:r>
+        <w:lastRenderedPageBreak/>
         <w:br w:type="page"/>
       </w:r>
     </w:p>
@@ -17850,12 +18343,12 @@
       <w:pPr>
         <w:pStyle w:val="Ttulo1"/>
       </w:pPr>
-      <w:bookmarkStart w:id="17" w:name="_Toc236207899"/>
+      <w:bookmarkStart w:id="16" w:name="_Toc236921827"/>
       <w:r>
         <w:lastRenderedPageBreak/>
         <w:t>Operadores y funciones integradas</w:t>
       </w:r>
-      <w:bookmarkEnd w:id="17"/>
+      <w:bookmarkEnd w:id="16"/>
     </w:p>
     <w:p>
       <w:pPr>
@@ -18029,11 +18522,11 @@
       <w:pPr>
         <w:pStyle w:val="Ttulo2"/>
       </w:pPr>
-      <w:bookmarkStart w:id="18" w:name="_Toc236207900"/>
+      <w:bookmarkStart w:id="17" w:name="_Toc236921828"/>
       <w:r>
         <w:t>Operadores aritméticos y precedencia</w:t>
       </w:r>
-      <w:bookmarkEnd w:id="18"/>
+      <w:bookmarkEnd w:id="17"/>
     </w:p>
     <w:p>
       <w:pPr>
@@ -18155,8 +18648,16 @@
     <w:p>
       <w:pPr>
         <w:spacing w:before="0" w:after="160"/>
-      </w:pPr>
-      <w:r>
+        <w:rPr>
+          <w:b/>
+          <w:bCs/>
+        </w:rPr>
+      </w:pPr>
+      <w:r>
+        <w:rPr>
+          <w:b/>
+          <w:bCs/>
+        </w:rPr>
         <w:lastRenderedPageBreak/>
         <w:t>Código. Operadores aritméticos y precedencia en Python</w:t>
       </w:r>
@@ -18335,7 +18836,20 @@
       <w:pPr>
         <w:spacing w:before="0" w:after="160"/>
       </w:pPr>
-      <w:r>
+    </w:p>
+    <w:p>
+      <w:pPr>
+        <w:spacing w:before="0" w:after="160"/>
+        <w:rPr>
+          <w:b/>
+          <w:bCs/>
+        </w:rPr>
+      </w:pPr>
+      <w:r>
+        <w:rPr>
+          <w:b/>
+          <w:bCs/>
+        </w:rPr>
         <w:t>Resultado esperado</w:t>
       </w:r>
     </w:p>
@@ -18392,6 +18906,7 @@
         <w:spacing w:before="0" w:after="160"/>
       </w:pPr>
       <w:r>
+        <w:lastRenderedPageBreak/>
         <w:t>32</w:t>
       </w:r>
     </w:p>
@@ -18400,64 +18915,135 @@
         <w:spacing w:before="0" w:after="160"/>
       </w:pPr>
       <w:r>
+        <w:t>14</w:t>
+      </w:r>
+    </w:p>
+    <w:p>
+      <w:pPr>
+        <w:spacing w:before="0" w:after="160"/>
+      </w:pPr>
+      <w:r>
+        <w:t>20</w:t>
+      </w:r>
+    </w:p>
+    <w:p>
+      <w:pPr>
+        <w:spacing w:before="0" w:after="160"/>
+      </w:pPr>
+      <w:r>
+        <w:t>Este ejemplo muestra que Python respeta el orden matemático de las operaciones: primero calcula potencias, luego multiplicaciones, divisiones y módulos, y finalmente sumas o restas. Al usar paréntesis, la operación encerrada se resuelve primero, lo que permite controlar el resultado de una expresión.</w:t>
+      </w:r>
+    </w:p>
+    <w:p>
+      <w:pPr>
+        <w:spacing w:before="0" w:after="160"/>
+      </w:pPr>
+      <w:r>
+        <w:t>Los operadores de asignación compuesta permiten actualizar el valor de una variable mediante una operación abreviada. En lugar de escribir una expresión completa, como x = x + 5, Python permite usar x += 5. Esta forma reduce la extensión del código y facilita la lectura cuando una variable debe modificarse durante la ejecución del programa.</w:t>
+      </w:r>
+    </w:p>
+    <w:p>
+      <w:pPr>
+        <w:spacing w:before="0" w:after="160"/>
+        <w:rPr>
+          <w:b/>
+          <w:bCs/>
+        </w:rPr>
+      </w:pPr>
+      <w:r>
+        <w:rPr>
+          <w:b/>
+          <w:bCs/>
+        </w:rPr>
+        <w:t>Código. Operadores de asignación compuesta en Python</w:t>
+      </w:r>
+    </w:p>
+    <w:p>
+      <w:pPr>
+        <w:spacing w:before="0" w:after="160"/>
+      </w:pPr>
+      <w:r>
+        <w:t>x = 10</w:t>
+      </w:r>
+    </w:p>
+    <w:p>
+      <w:pPr>
+        <w:spacing w:before="0" w:after="160"/>
+      </w:pPr>
+      <w:r>
+        <w:t>x += 5      # x = x + 5</w:t>
+      </w:r>
+    </w:p>
+    <w:p>
+      <w:pPr>
+        <w:spacing w:before="0" w:after="160"/>
+      </w:pPr>
+      <w:proofErr w:type="spellStart"/>
+      <w:r>
+        <w:t>print</w:t>
+      </w:r>
+      <w:proofErr w:type="spellEnd"/>
+      <w:r>
+        <w:t>(x)</w:t>
+      </w:r>
+    </w:p>
+    <w:p>
+      <w:pPr>
+        <w:spacing w:before="0" w:after="160"/>
+      </w:pPr>
+      <w:r>
+        <w:t>x -= 3      # x = x - 3</w:t>
+      </w:r>
+    </w:p>
+    <w:p>
+      <w:pPr>
+        <w:spacing w:before="0" w:after="160"/>
+      </w:pPr>
+      <w:proofErr w:type="spellStart"/>
+      <w:r>
+        <w:t>print</w:t>
+      </w:r>
+      <w:proofErr w:type="spellEnd"/>
+      <w:r>
+        <w:t>(x)</w:t>
+      </w:r>
+    </w:p>
+    <w:p>
+      <w:pPr>
+        <w:spacing w:before="0" w:after="160"/>
+      </w:pPr>
+      <w:r>
+        <w:t>x *= 2      # x = x * 2</w:t>
+      </w:r>
+    </w:p>
+    <w:p>
+      <w:pPr>
+        <w:spacing w:before="0" w:after="160"/>
+      </w:pPr>
+      <w:proofErr w:type="spellStart"/>
+      <w:r>
+        <w:t>print</w:t>
+      </w:r>
+      <w:proofErr w:type="spellEnd"/>
+      <w:r>
+        <w:t>(x)</w:t>
+      </w:r>
+    </w:p>
+    <w:p>
+      <w:pPr>
+        <w:spacing w:before="0" w:after="160"/>
+      </w:pPr>
+      <w:r>
+        <w:t>x /= 4      # x = x / 4</w:t>
+      </w:r>
+    </w:p>
+    <w:p>
+      <w:pPr>
+        <w:spacing w:before="0" w:after="160"/>
+      </w:pPr>
+      <w:proofErr w:type="spellStart"/>
+      <w:r>
         <w:lastRenderedPageBreak/>
-        <w:t>14</w:t>
-      </w:r>
-    </w:p>
-    <w:p>
-      <w:pPr>
-        <w:spacing w:before="0" w:after="160"/>
-      </w:pPr>
-      <w:r>
-        <w:t>20</w:t>
-      </w:r>
-    </w:p>
-    <w:p>
-      <w:pPr>
-        <w:spacing w:before="0" w:after="160"/>
-      </w:pPr>
-      <w:r>
-        <w:t>Este ejemplo muestra que Python respeta el orden matemático de las operaciones: primero calcula potencias, luego multiplicaciones, divisiones y módulos, y finalmente sumas o restas. Al usar paréntesis, la operación encerrada se resuelve primero, lo que permite controlar el resultado de una expresión.</w:t>
-      </w:r>
-    </w:p>
-    <w:p>
-      <w:pPr>
-        <w:spacing w:before="0" w:after="160"/>
-      </w:pPr>
-      <w:r>
-        <w:t>Los operadores de asignación compuesta permiten actualizar el valor de una variable mediante una operación abreviada. En lugar de escribir una expresión completa, como x = x + 5, Python permite usar x += 5. Esta forma reduce la extensión del código y facilita la lectura cuando una variable debe modificarse durante la ejecución del programa.</w:t>
-      </w:r>
-    </w:p>
-    <w:p>
-      <w:pPr>
-        <w:spacing w:before="0" w:after="160"/>
-      </w:pPr>
-      <w:r>
-        <w:t>Código. Operadores de asignación compuesta en Python</w:t>
-      </w:r>
-    </w:p>
-    <w:p>
-      <w:pPr>
-        <w:spacing w:before="0" w:after="160"/>
-      </w:pPr>
-      <w:r>
-        <w:t>x = 10</w:t>
-      </w:r>
-    </w:p>
-    <w:p>
-      <w:pPr>
-        <w:spacing w:before="0" w:after="160"/>
-      </w:pPr>
-      <w:r>
-        <w:t>x += 5      # x = x + 5</w:t>
-      </w:r>
-    </w:p>
-    <w:p>
-      <w:pPr>
-        <w:spacing w:before="0" w:after="160"/>
-      </w:pPr>
-      <w:proofErr w:type="spellStart"/>
-      <w:r>
         <w:t>print</w:t>
       </w:r>
       <w:proofErr w:type="spellEnd"/>
@@ -18470,7 +19056,7 @@
         <w:spacing w:before="0" w:after="160"/>
       </w:pPr>
       <w:r>
-        <w:t>x -= 3      # x = x - 3</w:t>
+        <w:t>x //= 2     # x = x // 2</w:t>
       </w:r>
     </w:p>
     <w:p>
@@ -18491,7 +19077,7 @@
         <w:spacing w:before="0" w:after="160"/>
       </w:pPr>
       <w:r>
-        <w:t>x *= 2      # x = x * 2</w:t>
+        <w:t>x **= 2     # x = x ** 2</w:t>
       </w:r>
     </w:p>
     <w:p>
@@ -18511,71 +19097,20 @@
       <w:pPr>
         <w:spacing w:before="0" w:after="160"/>
       </w:pPr>
-      <w:r>
-        <w:t>x /= 4      # x = x / 4</w:t>
-      </w:r>
-    </w:p>
-    <w:p>
-      <w:pPr>
-        <w:spacing w:before="0" w:after="160"/>
-      </w:pPr>
-      <w:proofErr w:type="spellStart"/>
-      <w:r>
-        <w:t>print</w:t>
-      </w:r>
-      <w:proofErr w:type="spellEnd"/>
-      <w:r>
-        <w:t>(x)</w:t>
-      </w:r>
-    </w:p>
-    <w:p>
-      <w:pPr>
-        <w:spacing w:before="0" w:after="160"/>
-      </w:pPr>
-      <w:r>
-        <w:lastRenderedPageBreak/>
-        <w:t>x //= 2     # x = x // 2</w:t>
-      </w:r>
-    </w:p>
-    <w:p>
-      <w:pPr>
-        <w:spacing w:before="0" w:after="160"/>
-      </w:pPr>
-      <w:proofErr w:type="spellStart"/>
-      <w:r>
-        <w:t>print</w:t>
-      </w:r>
-      <w:proofErr w:type="spellEnd"/>
-      <w:r>
-        <w:t>(x)</w:t>
-      </w:r>
-    </w:p>
-    <w:p>
-      <w:pPr>
-        <w:spacing w:before="0" w:after="160"/>
-      </w:pPr>
-      <w:r>
-        <w:t>x **= 2     # x = x ** 2</w:t>
-      </w:r>
-    </w:p>
-    <w:p>
-      <w:pPr>
-        <w:spacing w:before="0" w:after="160"/>
-      </w:pPr>
-      <w:proofErr w:type="spellStart"/>
-      <w:r>
-        <w:t>print</w:t>
-      </w:r>
-      <w:proofErr w:type="spellEnd"/>
-      <w:r>
-        <w:t>(x)</w:t>
-      </w:r>
-    </w:p>
-    <w:p>
-      <w:pPr>
-        <w:spacing w:before="0" w:after="160"/>
-      </w:pPr>
-      <w:r>
+    </w:p>
+    <w:p>
+      <w:pPr>
+        <w:spacing w:before="0" w:after="160"/>
+        <w:rPr>
+          <w:b/>
+          <w:bCs/>
+        </w:rPr>
+      </w:pPr>
+      <w:r>
+        <w:rPr>
+          <w:b/>
+          <w:bCs/>
+        </w:rPr>
         <w:t>Resultado esperado</w:t>
       </w:r>
     </w:p>
@@ -18648,16 +19183,6 @@
       <w:r>
         <w:t xml:space="preserve"> aritméticos más utilizados. Para mejorar la lectura, el ejemplo de uso y el resultado esperado se presentan en columnas separadas.</w:t>
       </w:r>
-    </w:p>
-    <w:p>
-      <w:pPr>
-        <w:spacing w:before="0" w:after="160"/>
-      </w:pPr>
-    </w:p>
-    <w:p>
-      <w:pPr>
-        <w:spacing w:before="0" w:after="160"/>
-      </w:pPr>
     </w:p>
     <w:p>
       <w:pPr>
@@ -19264,11 +19789,11 @@
       <w:pPr>
         <w:pStyle w:val="Ttulo2"/>
       </w:pPr>
-      <w:bookmarkStart w:id="19" w:name="_Toc236207901"/>
+      <w:bookmarkStart w:id="18" w:name="_Toc236921829"/>
       <w:r>
         <w:t>Operadores lógicos, relacionales y de cadena</w:t>
       </w:r>
-      <w:bookmarkEnd w:id="19"/>
+      <w:bookmarkEnd w:id="18"/>
     </w:p>
     <w:p>
       <w:pPr>
@@ -19297,11 +19822,6 @@
       <w:r>
         <w:t>Para comprender su aplicación, se presentan primero los operadores lógicos más utilizados en Python. Estos operadores permiten evaluar condiciones compuestas y determinar si una expresión debe considerarse verdadera o falsa.</w:t>
       </w:r>
-    </w:p>
-    <w:p>
-      <w:pPr>
-        <w:spacing w:before="0" w:after="160"/>
-      </w:pPr>
     </w:p>
     <w:p>
       <w:pPr>
@@ -19609,18 +20129,15 @@
       </w:r>
       <w:proofErr w:type="spellEnd"/>
       <w:r>
-        <w:t xml:space="preserve"> favorece la </w:t>
-      </w:r>
+        <w:t xml:space="preserve"> favorece la construcción de reglas claras, especialmente cuando un programa debe evaluar más de un criterio.</w:t>
+      </w:r>
+    </w:p>
+    <w:p>
+      <w:pPr>
+        <w:spacing w:before="0" w:after="160"/>
+      </w:pPr>
       <w:r>
         <w:lastRenderedPageBreak/>
-        <w:t>construcción de reglas claras, especialmente cuando un programa debe evaluar más de un criterio.</w:t>
-      </w:r>
-    </w:p>
-    <w:p>
-      <w:pPr>
-        <w:spacing w:before="0" w:after="160"/>
-      </w:pPr>
-      <w:r>
         <w:t>Los operadores relacionales, también llamados operadores de comparación, permiten establecer relaciones entre dos valores. Su resultado siempre es booleano: True, cuando la comparación se cumple, o False, cuando no se cumple. Es importante diferenciar el operador de asignación = del operador de igualdad ==, ya que el primero guarda un valor en una variable y el segundo compara dos valores.</w:t>
       </w:r>
     </w:p>
@@ -19631,11 +20148,6 @@
       <w:r>
         <w:t>Para diferenciar estos operadores, la siguiente tabla presenta el símbolo, su nombre, un ejemplo de uso y el resultado esperado.</w:t>
       </w:r>
-    </w:p>
-    <w:p>
-      <w:pPr>
-        <w:spacing w:before="0" w:after="160"/>
-      </w:pPr>
     </w:p>
     <w:p>
       <w:pPr>
@@ -20064,26 +20576,31 @@
         <w:spacing w:before="0" w:after="160"/>
       </w:pPr>
       <w:r>
-        <w:t xml:space="preserve">Los ejemplos presentados en la tabla anterior permiten reconocer cómo Python compara dos valores y devuelve un resultado booleano. Esta distinción es importante porque evita confundir el operador de asignación = con el operador de igualdad ==: el </w:t>
-      </w:r>
+        <w:t>Los ejemplos presentados en la tabla anterior permiten reconocer cómo Python compara dos valores y devuelve un resultado booleano. Esta distinción es importante porque evita confundir el operador de asignación = con el operador de igualdad ==: el primero guarda un valor en una variable, mientras que el segundo verifica si dos valores son iguales.</w:t>
+      </w:r>
+    </w:p>
+    <w:p>
+      <w:pPr>
+        <w:spacing w:before="0" w:after="160"/>
+      </w:pPr>
       <w:r>
         <w:lastRenderedPageBreak/>
-        <w:t>primero guarda un valor en una variable, mientras que el segundo verifica si dos valores son iguales.</w:t>
-      </w:r>
-    </w:p>
-    <w:p>
-      <w:pPr>
-        <w:spacing w:before="0" w:after="160"/>
-      </w:pPr>
-      <w:r>
         <w:t>A partir de estas comparaciones, los operadores relacionales pueden combinarse con operadores lógicos para evaluar varias condiciones en una misma expresión. El siguiente código presenta un caso sencillo en el que se revisan dos datos: la edad y el salario. Con estos valores, Python determina si las condiciones se cumplen y muestra el resultado en la consola.</w:t>
       </w:r>
     </w:p>
     <w:p>
       <w:pPr>
         <w:spacing w:before="0" w:after="160"/>
-      </w:pPr>
-      <w:r>
+        <w:rPr>
+          <w:b/>
+          <w:bCs/>
+        </w:rPr>
+      </w:pPr>
+      <w:r>
+        <w:rPr>
+          <w:b/>
+          <w:bCs/>
+        </w:rPr>
         <w:t>Código. Ejemplo combinado de operadores lógicos y relacionales</w:t>
       </w:r>
     </w:p>
@@ -20182,7 +20699,20 @@
       <w:pPr>
         <w:spacing w:before="0" w:after="160"/>
       </w:pPr>
-      <w:r>
+    </w:p>
+    <w:p>
+      <w:pPr>
+        <w:spacing w:before="0" w:after="160"/>
+        <w:rPr>
+          <w:b/>
+          <w:bCs/>
+        </w:rPr>
+      </w:pPr>
+      <w:r>
+        <w:rPr>
+          <w:b/>
+          <w:bCs/>
+        </w:rPr>
         <w:t>Resultado esperado</w:t>
       </w:r>
     </w:p>
@@ -20399,8 +20929,16 @@
     <w:p>
       <w:pPr>
         <w:spacing w:before="0" w:after="160"/>
-      </w:pPr>
-      <w:r>
+        <w:rPr>
+          <w:b/>
+          <w:bCs/>
+        </w:rPr>
+      </w:pPr>
+      <w:r>
+        <w:rPr>
+          <w:b/>
+          <w:bCs/>
+        </w:rPr>
         <w:t>Código. Operadores de concatenación, repetición y pertenencia</w:t>
       </w:r>
     </w:p>
@@ -20530,7 +21068,20 @@
       <w:pPr>
         <w:spacing w:before="0" w:after="160"/>
       </w:pPr>
-      <w:r>
+    </w:p>
+    <w:p>
+      <w:pPr>
+        <w:spacing w:before="0" w:after="160"/>
+        <w:rPr>
+          <w:b/>
+          <w:bCs/>
+        </w:rPr>
+      </w:pPr>
+      <w:r>
+        <w:rPr>
+          <w:b/>
+          <w:bCs/>
+        </w:rPr>
         <w:t>Resultado esperado</w:t>
       </w:r>
     </w:p>
@@ -20573,6 +21124,7 @@
         <w:spacing w:before="0" w:after="160"/>
       </w:pPr>
       <w:r>
+        <w:lastRenderedPageBreak/>
         <w:t>True</w:t>
       </w:r>
     </w:p>
@@ -20580,11 +21132,6 @@
       <w:pPr>
         <w:spacing w:before="0" w:after="160"/>
       </w:pPr>
-    </w:p>
-    <w:p>
-      <w:pPr>
-        <w:spacing w:before="0" w:after="160"/>
-      </w:pPr>
       <w:r>
         <w:t>El resultado muestra que Python puede unir cadenas, repetirlas y verificar si un texto está presente o ausente dentro de otro. Estas operaciones fortalecen el manejo de información textual y facilitan la construcción de salidas más claras en los programas.</w:t>
       </w:r>
@@ -20606,11 +21153,11 @@
       <w:pPr>
         <w:pStyle w:val="Ttulo2"/>
       </w:pPr>
-      <w:bookmarkStart w:id="20" w:name="_Toc236207902"/>
+      <w:bookmarkStart w:id="19" w:name="_Toc236921830"/>
       <w:r>
         <w:t>Funciones integradas para entrada, salida y secuencias</w:t>
       </w:r>
-      <w:bookmarkEnd w:id="20"/>
+      <w:bookmarkEnd w:id="19"/>
     </w:p>
     <w:p>
       <w:pPr>
@@ -21417,11 +21964,11 @@
       <w:pPr>
         <w:pStyle w:val="Ttulo1"/>
       </w:pPr>
-      <w:bookmarkStart w:id="21" w:name="_Toc236207903"/>
+      <w:bookmarkStart w:id="20" w:name="_Toc236921831"/>
       <w:r>
         <w:t>Módulos, librerías y estándares de codificación</w:t>
       </w:r>
-      <w:bookmarkEnd w:id="21"/>
+      <w:bookmarkEnd w:id="20"/>
     </w:p>
     <w:p>
       <w:pPr>
@@ -21616,11 +22163,11 @@
       <w:pPr>
         <w:pStyle w:val="Ttulo2"/>
       </w:pPr>
-      <w:bookmarkStart w:id="22" w:name="_Toc236207904"/>
+      <w:bookmarkStart w:id="21" w:name="_Toc236921832"/>
       <w:r>
         <w:t>Concepto de módulo, librería y formas de importación</w:t>
       </w:r>
-      <w:bookmarkEnd w:id="22"/>
+      <w:bookmarkEnd w:id="21"/>
     </w:p>
     <w:p>
       <w:pPr>
@@ -22381,23 +22928,14 @@
     </w:p>
     <w:p>
       <w:pPr>
-        <w:spacing w:before="0" w:after="160"/>
-      </w:pPr>
-    </w:p>
-    <w:p>
-      <w:pPr>
-        <w:spacing w:before="0" w:after="160"/>
-      </w:pPr>
-    </w:p>
-    <w:p>
-      <w:pPr>
         <w:pStyle w:val="Ttulo2"/>
       </w:pPr>
-      <w:bookmarkStart w:id="23" w:name="_Toc236207905"/>
-      <w:r>
+      <w:bookmarkStart w:id="22" w:name="_Toc236921833"/>
+      <w:r>
+        <w:lastRenderedPageBreak/>
         <w:t>Estándares de codificación PEP 8</w:t>
       </w:r>
-      <w:bookmarkEnd w:id="23"/>
+      <w:bookmarkEnd w:id="22"/>
     </w:p>
     <w:p>
       <w:pPr>
@@ -22613,16 +23151,19 @@
         <w:spacing w:before="0" w:after="160"/>
       </w:pPr>
       <w:r>
+        <w:t>Estas convenciones fortalecen la legibilidad del código y facilitan que otras personas comprendan, revisen y mantengan los programas escritos en Python.</w:t>
+      </w:r>
+    </w:p>
+    <w:p>
+      <w:pPr>
+        <w:spacing w:before="0" w:after="160"/>
+      </w:pPr>
+      <w:r>
+        <w:t xml:space="preserve">Para fortalecer la escritura de código claro, ordenado y fácil de mantener, se recomienda consultar la guía oficial del estándar PEP 8. Este recurso orienta buenas </w:t>
+      </w:r>
+      <w:r>
         <w:lastRenderedPageBreak/>
-        <w:t>Estas convenciones fortalecen la legibilidad del código y facilitan que otras personas comprendan, revisen y mantengan los programas escritos en Python.</w:t>
-      </w:r>
-    </w:p>
-    <w:p>
-      <w:pPr>
-        <w:spacing w:before="0" w:after="160"/>
-      </w:pPr>
-      <w:r>
-        <w:t xml:space="preserve">Para fortalecer la escritura de código claro, ordenado y fácil de mantener, se recomienda consultar la guía oficial del estándar PEP 8. Este recurso orienta buenas prácticas sobre nombres de variables, uso de espacios, organización de importaciones, comentarios y estructura general del código en Python. </w:t>
+        <w:t xml:space="preserve">prácticas sobre nombres de variables, uso de espacios, organización de importaciones, comentarios y estructura general del código en Python. </w:t>
       </w:r>
       <w:hyperlink r:id="rId20" w:history="1">
         <w:r>
@@ -22716,11 +23257,7 @@
       </w:r>
       <w:proofErr w:type="spellEnd"/>
       <w:r>
-        <w:t xml:space="preserve"> permite detectar a </w:t>
-      </w:r>
-      <w:r>
-        <w:lastRenderedPageBreak/>
-        <w:t xml:space="preserve">simple vista si una línea quedó fuera del bloque de un </w:t>
+        <w:t xml:space="preserve"> permite detectar a simple vista si una línea quedó fuera del bloque de un </w:t>
       </w:r>
       <w:proofErr w:type="spellStart"/>
       <w:r>
@@ -22763,7 +23300,11 @@
       </w:r>
       <w:proofErr w:type="spellEnd"/>
       <w:r>
-        <w:t xml:space="preserve"> revisan automáticamente el estilo del código durante la revisión de un proyecto y señalan las líneas que no cumplen el estándar.</w:t>
+        <w:t xml:space="preserve"> revisan </w:t>
+      </w:r>
+      <w:r>
+        <w:lastRenderedPageBreak/>
+        <w:t>automáticamente el estilo del código durante la revisión de un proyecto y señalan las líneas que no cumplen el estándar.</w:t>
       </w:r>
     </w:p>
     <w:p>
@@ -22809,17 +23350,16 @@
     <w:p>
       <w:pPr>
         <w:pStyle w:val="Titulosgenerales"/>
-        <w:ind w:left="-360"/>
         <w:rPr>
           <w:u w:val="single"/>
         </w:rPr>
       </w:pPr>
-      <w:bookmarkStart w:id="24" w:name="_Toc236207906"/>
+      <w:bookmarkStart w:id="23" w:name="_Toc236921834"/>
       <w:r>
         <w:lastRenderedPageBreak/>
         <w:t>Síntesis</w:t>
       </w:r>
-      <w:bookmarkEnd w:id="24"/>
+      <w:bookmarkEnd w:id="23"/>
       <w:r>
         <w:t xml:space="preserve"> </w:t>
       </w:r>
@@ -22958,12 +23498,12 @@
       <w:pPr>
         <w:pStyle w:val="Titulosgenerales"/>
       </w:pPr>
-      <w:bookmarkStart w:id="25" w:name="_Toc236207907"/>
+      <w:bookmarkStart w:id="24" w:name="_Toc236921835"/>
       <w:r>
         <w:lastRenderedPageBreak/>
         <w:t>Glosario</w:t>
       </w:r>
-      <w:bookmarkEnd w:id="25"/>
+      <w:bookmarkEnd w:id="24"/>
     </w:p>
     <w:p>
       <w:pPr>
@@ -23250,12 +23790,12 @@
       <w:pPr>
         <w:pStyle w:val="Titulosgenerales"/>
       </w:pPr>
-      <w:bookmarkStart w:id="26" w:name="_Toc236207908"/>
+      <w:bookmarkStart w:id="25" w:name="_Toc236921836"/>
       <w:r>
         <w:lastRenderedPageBreak/>
         <w:t>Referencias bibliográficas</w:t>
       </w:r>
-      <w:bookmarkEnd w:id="26"/>
+      <w:bookmarkEnd w:id="25"/>
       <w:r>
         <w:t xml:space="preserve"> </w:t>
       </w:r>
@@ -23368,15 +23908,7 @@
       </w:r>
       <w:proofErr w:type="spellEnd"/>
       <w:r>
-        <w:t xml:space="preserve">, B., &amp; Coghlan, N. (2001). PEP 8 – Style </w:t>
-      </w:r>
-      <w:proofErr w:type="spellStart"/>
-      <w:r>
-        <w:t>guide</w:t>
-      </w:r>
-      <w:proofErr w:type="spellEnd"/>
-      <w:r>
-        <w:t xml:space="preserve"> </w:t>
+        <w:t xml:space="preserve">, B., &amp; Coghlan, N. (2001). PEP 8 – Style guide </w:t>
       </w:r>
       <w:proofErr w:type="spellStart"/>
       <w:r>
@@ -23406,12 +23938,12 @@
       <w:pPr>
         <w:pStyle w:val="Titulosgenerales"/>
       </w:pPr>
-      <w:bookmarkStart w:id="27" w:name="_Toc236207909"/>
+      <w:bookmarkStart w:id="26" w:name="_Toc236921837"/>
       <w:r>
         <w:lastRenderedPageBreak/>
         <w:t>Créditos</w:t>
       </w:r>
-      <w:bookmarkEnd w:id="27"/>
+      <w:bookmarkEnd w:id="26"/>
     </w:p>
     <w:tbl>
       <w:tblPr>
@@ -24032,7 +24564,7 @@
 </file>
 
 <file path=word/endnotes.xml><?xml version="1.0" encoding="utf-8"?>
-<w:endnotes xmlns:wpc="http://schemas.microsoft.com/office/word/2010/wordprocessingCanvas" xmlns:cx="http://schemas.microsoft.com/office/drawing/2014/chartex" xmlns:cx1="http://schemas.microsoft.com/office/drawing/2015/9/8/chartex" xmlns:cx2="http://schemas.microsoft.com/office/drawing/2015/10/21/chartex" xmlns:cx3="http://schemas.microsoft.com/office/drawing/2016/5/9/chartex" xmlns:cx4="http://schemas.microsoft.com/office/drawing/2016/5/10/chartex" xmlns:cx5="http://schemas.microsoft.com/office/drawing/2016/5/11/chartex" xmlns:cx6="http://schemas.microsoft.com/office/drawing/2016/5/12/chartex" xmlns:cx7="http://schemas.microsoft.com/office/drawing/2016/5/13/chartex" xmlns:cx8="http://schemas.microsoft.com/office/drawing/2016/5/14/chartex" xmlns:mc="http://schemas.openxmlformats.org/markup-compatibility/2006" xmlns:aink="http://schemas.microsoft.com/office/drawing/2016/ink" xmlns:am3d="http://schemas.microsoft.com/office/drawing/2017/model3d" xmlns:o="urn:schemas-microsoft-com:office:office" xmlns:r="http://schemas.openxmlformats.org/officeDocument/2006/relationships" xmlns:m="http://schemas.openxmlformats.org/officeDocument/2006/math" xmlns:v="urn:schemas-microsoft-com:vml" xmlns:wp14="http://schemas.microsoft.com/office/word/2010/wordprocessingDrawing" xmlns:wp="http://schemas.openxmlformats.org/drawingml/2006/wordprocessingDrawing" xmlns:w10="urn:schemas-microsoft-com:office:word" xmlns:w="http://schemas.openxmlformats.org/wordprocessingml/2006/main" xmlns:w14="http://schemas.microsoft.com/office/word/2010/wordml" xmlns:w15="http://schemas.microsoft.com/office/word/2012/wordml" xmlns:w16cid="http://schemas.microsoft.com/office/word/2016/wordml/cid" xmlns:w16se="http://schemas.microsoft.com/office/word/2015/wordml/symex" xmlns:wpg="http://schemas.microsoft.com/office/word/2010/wordprocessingGroup" xmlns:wpi="http://schemas.microsoft.com/office/word/2010/wordprocessingInk" xmlns:wne="http://schemas.microsoft.com/office/word/2006/wordml" xmlns:wps="http://schemas.microsoft.com/office/word/2010/wordprocessingShape" mc:Ignorable="w14 w15 w16se w16cid wp14">
+<w:endnotes xmlns:wpc="http://schemas.microsoft.com/office/word/2010/wordprocessingCanvas" xmlns:cx="http://schemas.microsoft.com/office/drawing/2014/chartex" xmlns:cx1="http://schemas.microsoft.com/office/drawing/2015/9/8/chartex" xmlns:cx2="http://schemas.microsoft.com/office/drawing/2015/10/21/chartex" xmlns:cx3="http://schemas.microsoft.com/office/drawing/2016/5/9/chartex" xmlns:cx4="http://schemas.microsoft.com/office/drawing/2016/5/10/chartex" xmlns:cx5="http://schemas.microsoft.com/office/drawing/2016/5/11/chartex" xmlns:cx6="http://schemas.microsoft.com/office/drawing/2016/5/12/chartex" xmlns:cx7="http://schemas.microsoft.com/office/drawing/2016/5/13/chartex" xmlns:cx8="http://schemas.microsoft.com/office/drawing/2016/5/14/chartex" xmlns:mc="http://schemas.openxmlformats.org/markup-compatibility/2006" xmlns:aink="http://schemas.microsoft.com/office/drawing/2016/ink" xmlns:am3d="http://schemas.microsoft.com/office/drawing/2017/model3d" xmlns:o="urn:schemas-microsoft-com:office:office" xmlns:r="http://schemas.openxmlformats.org/officeDocument/2006/relationships" xmlns:m="http://schemas.openxmlformats.org/officeDocument/2006/math" xmlns:v="urn:schemas-microsoft-com:vml" xmlns:wp14="http://schemas.microsoft.com/office/word/2010/wordprocessingDrawing" xmlns:wp="http://schemas.openxmlformats.org/drawingml/2006/wordprocessingDrawing" xmlns:w10="urn:schemas-microsoft-com:office:word" xmlns:w="http://schemas.openxmlformats.org/wordprocessingml/2006/main" xmlns:w14="http://schemas.microsoft.com/office/word/2010/wordml" xmlns:w15="http://schemas.microsoft.com/office/word/2012/wordml" xmlns:w16cex="http://schemas.microsoft.com/office/word/2018/wordml/cex" xmlns:w16cid="http://schemas.microsoft.com/office/word/2016/wordml/cid" xmlns:w16="http://schemas.microsoft.com/office/word/2018/wordml" xmlns:w16sdtdh="http://schemas.microsoft.com/office/word/2020/wordml/sdtdatahash" xmlns:w16se="http://schemas.microsoft.com/office/word/2015/wordml/symex" xmlns:wpg="http://schemas.microsoft.com/office/word/2010/wordprocessingGroup" xmlns:wpi="http://schemas.microsoft.com/office/word/2010/wordprocessingInk" xmlns:wne="http://schemas.microsoft.com/office/word/2006/wordml" xmlns:wps="http://schemas.microsoft.com/office/word/2010/wordprocessingShape" mc:Ignorable="w14 w15 w16se w16cid w16 w16cex w16sdtdh wp14">
   <w:endnote w:type="separator" w:id="-1">
     <w:p>
       <w:pPr>
@@ -24057,7 +24589,7 @@
 </file>
 
 <file path=word/footer1.xml><?xml version="1.0" encoding="utf-8"?>
-<w:ftr xmlns:wpc="http://schemas.microsoft.com/office/word/2010/wordprocessingCanvas" xmlns:cx="http://schemas.microsoft.com/office/drawing/2014/chartex" xmlns:cx1="http://schemas.microsoft.com/office/drawing/2015/9/8/chartex" xmlns:cx2="http://schemas.microsoft.com/office/drawing/2015/10/21/chartex" xmlns:cx3="http://schemas.microsoft.com/office/drawing/2016/5/9/chartex" xmlns:cx4="http://schemas.microsoft.com/office/drawing/2016/5/10/chartex" xmlns:cx5="http://schemas.microsoft.com/office/drawing/2016/5/11/chartex" xmlns:cx6="http://schemas.microsoft.com/office/drawing/2016/5/12/chartex" xmlns:cx7="http://schemas.microsoft.com/office/drawing/2016/5/13/chartex" xmlns:cx8="http://schemas.microsoft.com/office/drawing/2016/5/14/chartex" xmlns:mc="http://schemas.openxmlformats.org/markup-compatibility/2006" xmlns:aink="http://schemas.microsoft.com/office/drawing/2016/ink" xmlns:am3d="http://schemas.microsoft.com/office/drawing/2017/model3d" xmlns:o="urn:schemas-microsoft-com:office:office" xmlns:r="http://schemas.openxmlformats.org/officeDocument/2006/relationships" xmlns:m="http://schemas.openxmlformats.org/officeDocument/2006/math" xmlns:v="urn:schemas-microsoft-com:vml" xmlns:wp14="http://schemas.microsoft.com/office/word/2010/wordprocessingDrawing" xmlns:wp="http://schemas.openxmlformats.org/drawingml/2006/wordprocessingDrawing" xmlns:w10="urn:schemas-microsoft-com:office:word" xmlns:w="http://schemas.openxmlformats.org/wordprocessingml/2006/main" xmlns:w14="http://schemas.microsoft.com/office/word/2010/wordml" xmlns:w15="http://schemas.microsoft.com/office/word/2012/wordml" xmlns:w16cid="http://schemas.microsoft.com/office/word/2016/wordml/cid" xmlns:w16se="http://schemas.microsoft.com/office/word/2015/wordml/symex" xmlns:wpg="http://schemas.microsoft.com/office/word/2010/wordprocessingGroup" xmlns:wpi="http://schemas.microsoft.com/office/word/2010/wordprocessingInk" xmlns:wne="http://schemas.microsoft.com/office/word/2006/wordml" xmlns:wps="http://schemas.microsoft.com/office/word/2010/wordprocessingShape" mc:Ignorable="w14 w15 w16se w16cid wp14">
+<w:ftr xmlns:wpc="http://schemas.microsoft.com/office/word/2010/wordprocessingCanvas" xmlns:cx="http://schemas.microsoft.com/office/drawing/2014/chartex" xmlns:cx1="http://schemas.microsoft.com/office/drawing/2015/9/8/chartex" xmlns:cx2="http://schemas.microsoft.com/office/drawing/2015/10/21/chartex" xmlns:cx3="http://schemas.microsoft.com/office/drawing/2016/5/9/chartex" xmlns:cx4="http://schemas.microsoft.com/office/drawing/2016/5/10/chartex" xmlns:cx5="http://schemas.microsoft.com/office/drawing/2016/5/11/chartex" xmlns:cx6="http://schemas.microsoft.com/office/drawing/2016/5/12/chartex" xmlns:cx7="http://schemas.microsoft.com/office/drawing/2016/5/13/chartex" xmlns:cx8="http://schemas.microsoft.com/office/drawing/2016/5/14/chartex" xmlns:mc="http://schemas.openxmlformats.org/markup-compatibility/2006" xmlns:aink="http://schemas.microsoft.com/office/drawing/2016/ink" xmlns:am3d="http://schemas.microsoft.com/office/drawing/2017/model3d" xmlns:o="urn:schemas-microsoft-com:office:office" xmlns:r="http://schemas.openxmlformats.org/officeDocument/2006/relationships" xmlns:m="http://schemas.openxmlformats.org/officeDocument/2006/math" xmlns:v="urn:schemas-microsoft-com:vml" xmlns:wp14="http://schemas.microsoft.com/office/word/2010/wordprocessingDrawing" xmlns:wp="http://schemas.openxmlformats.org/drawingml/2006/wordprocessingDrawing" xmlns:w10="urn:schemas-microsoft-com:office:word" xmlns:w="http://schemas.openxmlformats.org/wordprocessingml/2006/main" xmlns:w14="http://schemas.microsoft.com/office/word/2010/wordml" xmlns:w15="http://schemas.microsoft.com/office/word/2012/wordml" xmlns:w16cex="http://schemas.microsoft.com/office/word/2018/wordml/cex" xmlns:w16cid="http://schemas.microsoft.com/office/word/2016/wordml/cid" xmlns:w16="http://schemas.microsoft.com/office/word/2018/wordml" xmlns:w16sdtdh="http://schemas.microsoft.com/office/word/2020/wordml/sdtdatahash" xmlns:w16se="http://schemas.microsoft.com/office/word/2015/wordml/symex" xmlns:wpg="http://schemas.microsoft.com/office/word/2010/wordprocessingGroup" xmlns:wpi="http://schemas.microsoft.com/office/word/2010/wordprocessingInk" xmlns:wne="http://schemas.microsoft.com/office/word/2006/wordml" xmlns:wps="http://schemas.microsoft.com/office/word/2010/wordprocessingShape" mc:Ignorable="w14 w15 w16se w16cid w16 w16cex w16sdtdh wp14">
   <w:sdt>
     <w:sdtPr>
       <w:id w:val="-1465197936"/>
@@ -24103,7 +24635,7 @@
 </file>
 
 <file path=word/footnotes.xml><?xml version="1.0" encoding="utf-8"?>
-<w:footnotes xmlns:wpc="http://schemas.microsoft.com/office/word/2010/wordprocessingCanvas" xmlns:cx="http://schemas.microsoft.com/office/drawing/2014/chartex" xmlns:cx1="http://schemas.microsoft.com/office/drawing/2015/9/8/chartex" xmlns:cx2="http://schemas.microsoft.com/office/drawing/2015/10/21/chartex" xmlns:cx3="http://schemas.microsoft.com/office/drawing/2016/5/9/chartex" xmlns:cx4="http://schemas.microsoft.com/office/drawing/2016/5/10/chartex" xmlns:cx5="http://schemas.microsoft.com/office/drawing/2016/5/11/chartex" xmlns:cx6="http://schemas.microsoft.com/office/drawing/2016/5/12/chartex" xmlns:cx7="http://schemas.microsoft.com/office/drawing/2016/5/13/chartex" xmlns:cx8="http://schemas.microsoft.com/office/drawing/2016/5/14/chartex" xmlns:mc="http://schemas.openxmlformats.org/markup-compatibility/2006" xmlns:aink="http://schemas.microsoft.com/office/drawing/2016/ink" xmlns:am3d="http://schemas.microsoft.com/office/drawing/2017/model3d" xmlns:o="urn:schemas-microsoft-com:office:office" xmlns:r="http://schemas.openxmlformats.org/officeDocument/2006/relationships" xmlns:m="http://schemas.openxmlformats.org/officeDocument/2006/math" xmlns:v="urn:schemas-microsoft-com:vml" xmlns:wp14="http://schemas.microsoft.com/office/word/2010/wordprocessingDrawing" xmlns:wp="http://schemas.openxmlformats.org/drawingml/2006/wordprocessingDrawing" xmlns:w10="urn:schemas-microsoft-com:office:word" xmlns:w="http://schemas.openxmlformats.org/wordprocessingml/2006/main" xmlns:w14="http://schemas.microsoft.com/office/word/2010/wordml" xmlns:w15="http://schemas.microsoft.com/office/word/2012/wordml" xmlns:w16cid="http://schemas.microsoft.com/office/word/2016/wordml/cid" xmlns:w16se="http://schemas.microsoft.com/office/word/2015/wordml/symex" xmlns:wpg="http://schemas.microsoft.com/office/word/2010/wordprocessingGroup" xmlns:wpi="http://schemas.microsoft.com/office/word/2010/wordprocessingInk" xmlns:wne="http://schemas.microsoft.com/office/word/2006/wordml" xmlns:wps="http://schemas.microsoft.com/office/word/2010/wordprocessingShape" mc:Ignorable="w14 w15 w16se w16cid wp14">
+<w:footnotes xmlns:wpc="http://schemas.microsoft.com/office/word/2010/wordprocessingCanvas" xmlns:cx="http://schemas.microsoft.com/office/drawing/2014/chartex" xmlns:cx1="http://schemas.microsoft.com/office/drawing/2015/9/8/chartex" xmlns:cx2="http://schemas.microsoft.com/office/drawing/2015/10/21/chartex" xmlns:cx3="http://schemas.microsoft.com/office/drawing/2016/5/9/chartex" xmlns:cx4="http://schemas.microsoft.com/office/drawing/2016/5/10/chartex" xmlns:cx5="http://schemas.microsoft.com/office/drawing/2016/5/11/chartex" xmlns:cx6="http://schemas.microsoft.com/office/drawing/2016/5/12/chartex" xmlns:cx7="http://schemas.microsoft.com/office/drawing/2016/5/13/chartex" xmlns:cx8="http://schemas.microsoft.com/office/drawing/2016/5/14/chartex" xmlns:mc="http://schemas.openxmlformats.org/markup-compatibility/2006" xmlns:aink="http://schemas.microsoft.com/office/drawing/2016/ink" xmlns:am3d="http://schemas.microsoft.com/office/drawing/2017/model3d" xmlns:o="urn:schemas-microsoft-com:office:office" xmlns:r="http://schemas.openxmlformats.org/officeDocument/2006/relationships" xmlns:m="http://schemas.openxmlformats.org/officeDocument/2006/math" xmlns:v="urn:schemas-microsoft-com:vml" xmlns:wp14="http://schemas.microsoft.com/office/word/2010/wordprocessingDrawing" xmlns:wp="http://schemas.openxmlformats.org/drawingml/2006/wordprocessingDrawing" xmlns:w10="urn:schemas-microsoft-com:office:word" xmlns:w="http://schemas.openxmlformats.org/wordprocessingml/2006/main" xmlns:w14="http://schemas.microsoft.com/office/word/2010/wordml" xmlns:w15="http://schemas.microsoft.com/office/word/2012/wordml" xmlns:w16cex="http://schemas.microsoft.com/office/word/2018/wordml/cex" xmlns:w16cid="http://schemas.microsoft.com/office/word/2016/wordml/cid" xmlns:w16="http://schemas.microsoft.com/office/word/2018/wordml" xmlns:w16sdtdh="http://schemas.microsoft.com/office/word/2020/wordml/sdtdatahash" xmlns:w16se="http://schemas.microsoft.com/office/word/2015/wordml/symex" xmlns:wpg="http://schemas.microsoft.com/office/word/2010/wordprocessingGroup" xmlns:wpi="http://schemas.microsoft.com/office/word/2010/wordprocessingInk" xmlns:wne="http://schemas.microsoft.com/office/word/2006/wordml" xmlns:wps="http://schemas.microsoft.com/office/word/2010/wordprocessingShape" mc:Ignorable="w14 w15 w16se w16cid w16 w16cex w16sdtdh wp14">
   <w:footnote w:type="separator" w:id="-1">
     <w:p>
       <w:pPr>
@@ -24128,7 +24660,7 @@
 </file>
 
 <file path=word/header1.xml><?xml version="1.0" encoding="utf-8"?>
-<w:hdr xmlns:wpc="http://schemas.microsoft.com/office/word/2010/wordprocessingCanvas" xmlns:cx="http://schemas.microsoft.com/office/drawing/2014/chartex" xmlns:cx1="http://schemas.microsoft.com/office/drawing/2015/9/8/chartex" xmlns:cx2="http://schemas.microsoft.com/office/drawing/2015/10/21/chartex" xmlns:cx3="http://schemas.microsoft.com/office/drawing/2016/5/9/chartex" xmlns:cx4="http://schemas.microsoft.com/office/drawing/2016/5/10/chartex" xmlns:cx5="http://schemas.microsoft.com/office/drawing/2016/5/11/chartex" xmlns:cx6="http://schemas.microsoft.com/office/drawing/2016/5/12/chartex" xmlns:cx7="http://schemas.microsoft.com/office/drawing/2016/5/13/chartex" xmlns:cx8="http://schemas.microsoft.com/office/drawing/2016/5/14/chartex" xmlns:mc="http://schemas.openxmlformats.org/markup-compatibility/2006" xmlns:aink="http://schemas.microsoft.com/office/drawing/2016/ink" xmlns:am3d="http://schemas.microsoft.com/office/drawing/2017/model3d" xmlns:o="urn:schemas-microsoft-com:office:office" xmlns:r="http://schemas.openxmlformats.org/officeDocument/2006/relationships" xmlns:m="http://schemas.openxmlformats.org/officeDocument/2006/math" xmlns:v="urn:schemas-microsoft-com:vml" xmlns:wp14="http://schemas.microsoft.com/office/word/2010/wordprocessingDrawing" xmlns:wp="http://schemas.openxmlformats.org/drawingml/2006/wordprocessingDrawing" xmlns:w10="urn:schemas-microsoft-com:office:word" xmlns:w="http://schemas.openxmlformats.org/wordprocessingml/2006/main" xmlns:w14="http://schemas.microsoft.com/office/word/2010/wordml" xmlns:w15="http://schemas.microsoft.com/office/word/2012/wordml" xmlns:w16cid="http://schemas.microsoft.com/office/word/2016/wordml/cid" xmlns:w16se="http://schemas.microsoft.com/office/word/2015/wordml/symex" xmlns:wpg="http://schemas.microsoft.com/office/word/2010/wordprocessingGroup" xmlns:wpi="http://schemas.microsoft.com/office/word/2010/wordprocessingInk" xmlns:wne="http://schemas.microsoft.com/office/word/2006/wordml" xmlns:wps="http://schemas.microsoft.com/office/word/2010/wordprocessingShape" mc:Ignorable="w14 w15 w16se w16cid wp14">
+<w:hdr xmlns:wpc="http://schemas.microsoft.com/office/word/2010/wordprocessingCanvas" xmlns:cx="http://schemas.microsoft.com/office/drawing/2014/chartex" xmlns:cx1="http://schemas.microsoft.com/office/drawing/2015/9/8/chartex" xmlns:cx2="http://schemas.microsoft.com/office/drawing/2015/10/21/chartex" xmlns:cx3="http://schemas.microsoft.com/office/drawing/2016/5/9/chartex" xmlns:cx4="http://schemas.microsoft.com/office/drawing/2016/5/10/chartex" xmlns:cx5="http://schemas.microsoft.com/office/drawing/2016/5/11/chartex" xmlns:cx6="http://schemas.microsoft.com/office/drawing/2016/5/12/chartex" xmlns:cx7="http://schemas.microsoft.com/office/drawing/2016/5/13/chartex" xmlns:cx8="http://schemas.microsoft.com/office/drawing/2016/5/14/chartex" xmlns:mc="http://schemas.openxmlformats.org/markup-compatibility/2006" xmlns:aink="http://schemas.microsoft.com/office/drawing/2016/ink" xmlns:am3d="http://schemas.microsoft.com/office/drawing/2017/model3d" xmlns:o="urn:schemas-microsoft-com:office:office" xmlns:r="http://schemas.openxmlformats.org/officeDocument/2006/relationships" xmlns:m="http://schemas.openxmlformats.org/officeDocument/2006/math" xmlns:v="urn:schemas-microsoft-com:vml" xmlns:wp14="http://schemas.microsoft.com/office/word/2010/wordprocessingDrawing" xmlns:wp="http://schemas.openxmlformats.org/drawingml/2006/wordprocessingDrawing" xmlns:w10="urn:schemas-microsoft-com:office:word" xmlns:w="http://schemas.openxmlformats.org/wordprocessingml/2006/main" xmlns:w14="http://schemas.microsoft.com/office/word/2010/wordml" xmlns:w15="http://schemas.microsoft.com/office/word/2012/wordml" xmlns:w16cex="http://schemas.microsoft.com/office/word/2018/wordml/cex" xmlns:w16cid="http://schemas.microsoft.com/office/word/2016/wordml/cid" xmlns:w16="http://schemas.microsoft.com/office/word/2018/wordml" xmlns:w16sdtdh="http://schemas.microsoft.com/office/word/2020/wordml/sdtdatahash" xmlns:w16se="http://schemas.microsoft.com/office/word/2015/wordml/symex" xmlns:wpg="http://schemas.microsoft.com/office/word/2010/wordprocessingGroup" xmlns:wpi="http://schemas.microsoft.com/office/word/2010/wordprocessingInk" xmlns:wne="http://schemas.microsoft.com/office/word/2006/wordml" xmlns:wps="http://schemas.microsoft.com/office/word/2010/wordprocessingShape" mc:Ignorable="w14 w15 w16se w16cid w16 w16cex w16sdtdh wp14">
   <w:p>
     <w:pPr>
       <w:pStyle w:val="Encabezado"/>
@@ -24214,7 +24746,7 @@
 </file>
 
 <file path=word/numbering.xml><?xml version="1.0" encoding="utf-8"?>
-<w:numbering xmlns:wpc="http://schemas.microsoft.com/office/word/2010/wordprocessingCanvas" xmlns:cx="http://schemas.microsoft.com/office/drawing/2014/chartex" xmlns:cx1="http://schemas.microsoft.com/office/drawing/2015/9/8/chartex" xmlns:cx2="http://schemas.microsoft.com/office/drawing/2015/10/21/chartex" xmlns:cx3="http://schemas.microsoft.com/office/drawing/2016/5/9/chartex" xmlns:cx4="http://schemas.microsoft.com/office/drawing/2016/5/10/chartex" xmlns:cx5="http://schemas.microsoft.com/office/drawing/2016/5/11/chartex" xmlns:cx6="http://schemas.microsoft.com/office/drawing/2016/5/12/chartex" xmlns:cx7="http://schemas.microsoft.com/office/drawing/2016/5/13/chartex" xmlns:cx8="http://schemas.microsoft.com/office/drawing/2016/5/14/chartex" xmlns:mc="http://schemas.openxmlformats.org/markup-compatibility/2006" xmlns:aink="http://schemas.microsoft.com/office/drawing/2016/ink" xmlns:am3d="http://schemas.microsoft.com/office/drawing/2017/model3d" xmlns:o="urn:schemas-microsoft-com:office:office" xmlns:r="http://schemas.openxmlformats.org/officeDocument/2006/relationships" xmlns:m="http://schemas.openxmlformats.org/officeDocument/2006/math" xmlns:v="urn:schemas-microsoft-com:vml" xmlns:wp14="http://schemas.microsoft.com/office/word/2010/wordprocessingDrawing" xmlns:wp="http://schemas.openxmlformats.org/drawingml/2006/wordprocessingDrawing" xmlns:w10="urn:schemas-microsoft-com:office:word" xmlns:w="http://schemas.openxmlformats.org/wordprocessingml/2006/main" xmlns:w14="http://schemas.microsoft.com/office/word/2010/wordml" xmlns:w15="http://schemas.microsoft.com/office/word/2012/wordml" xmlns:w16cid="http://schemas.microsoft.com/office/word/2016/wordml/cid" xmlns:w16se="http://schemas.microsoft.com/office/word/2015/wordml/symex" xmlns:wpg="http://schemas.microsoft.com/office/word/2010/wordprocessingGroup" xmlns:wpi="http://schemas.microsoft.com/office/word/2010/wordprocessingInk" xmlns:wne="http://schemas.microsoft.com/office/word/2006/wordml" xmlns:wps="http://schemas.microsoft.com/office/word/2010/wordprocessingShape" mc:Ignorable="w14 w15 w16se w16cid wp14">
+<w:numbering xmlns:wpc="http://schemas.microsoft.com/office/word/2010/wordprocessingCanvas" xmlns:cx="http://schemas.microsoft.com/office/drawing/2014/chartex" xmlns:cx1="http://schemas.microsoft.com/office/drawing/2015/9/8/chartex" xmlns:cx2="http://schemas.microsoft.com/office/drawing/2015/10/21/chartex" xmlns:cx3="http://schemas.microsoft.com/office/drawing/2016/5/9/chartex" xmlns:cx4="http://schemas.microsoft.com/office/drawing/2016/5/10/chartex" xmlns:cx5="http://schemas.microsoft.com/office/drawing/2016/5/11/chartex" xmlns:cx6="http://schemas.microsoft.com/office/drawing/2016/5/12/chartex" xmlns:cx7="http://schemas.microsoft.com/office/drawing/2016/5/13/chartex" xmlns:cx8="http://schemas.microsoft.com/office/drawing/2016/5/14/chartex" xmlns:mc="http://schemas.openxmlformats.org/markup-compatibility/2006" xmlns:aink="http://schemas.microsoft.com/office/drawing/2016/ink" xmlns:am3d="http://schemas.microsoft.com/office/drawing/2017/model3d" xmlns:o="urn:schemas-microsoft-com:office:office" xmlns:r="http://schemas.openxmlformats.org/officeDocument/2006/relationships" xmlns:m="http://schemas.openxmlformats.org/officeDocument/2006/math" xmlns:v="urn:schemas-microsoft-com:vml" xmlns:wp14="http://schemas.microsoft.com/office/word/2010/wordprocessingDrawing" xmlns:wp="http://schemas.openxmlformats.org/drawingml/2006/wordprocessingDrawing" xmlns:w10="urn:schemas-microsoft-com:office:word" xmlns:w="http://schemas.openxmlformats.org/wordprocessingml/2006/main" xmlns:w14="http://schemas.microsoft.com/office/word/2010/wordml" xmlns:w15="http://schemas.microsoft.com/office/word/2012/wordml" xmlns:w16cex="http://schemas.microsoft.com/office/word/2018/wordml/cex" xmlns:w16cid="http://schemas.microsoft.com/office/word/2016/wordml/cid" xmlns:w16="http://schemas.microsoft.com/office/word/2018/wordml" xmlns:w16sdtdh="http://schemas.microsoft.com/office/word/2020/wordml/sdtdatahash" xmlns:w16se="http://schemas.microsoft.com/office/word/2015/wordml/symex" xmlns:wpg="http://schemas.microsoft.com/office/word/2010/wordprocessingGroup" xmlns:wpi="http://schemas.microsoft.com/office/word/2010/wordprocessingInk" xmlns:wne="http://schemas.microsoft.com/office/word/2006/wordml" xmlns:wps="http://schemas.microsoft.com/office/word/2010/wordprocessingShape" mc:Ignorable="w14 w15 w16se w16cid w16 w16cex w16sdtdh wp14">
   <w:abstractNum w:abstractNumId="0" w15:restartNumberingAfterBreak="0">
     <w:nsid w:val="FFFFFF89"/>
     <w:multiLevelType w:val="singleLevel"/>
@@ -29340,7 +29872,7 @@
 </file>
 
 <file path=word/styles.xml><?xml version="1.0" encoding="utf-8"?>
-<w:styles xmlns:mc="http://schemas.openxmlformats.org/markup-compatibility/2006" xmlns:r="http://schemas.openxmlformats.org/officeDocument/2006/relationships" xmlns:w="http://schemas.openxmlformats.org/wordprocessingml/2006/main" xmlns:w14="http://schemas.microsoft.com/office/word/2010/wordml" xmlns:w15="http://schemas.microsoft.com/office/word/2012/wordml" xmlns:w16cid="http://schemas.microsoft.com/office/word/2016/wordml/cid" xmlns:w16se="http://schemas.microsoft.com/office/word/2015/wordml/symex" mc:Ignorable="w14 w15 w16se w16cid">
+<w:styles xmlns:mc="http://schemas.openxmlformats.org/markup-compatibility/2006" xmlns:r="http://schemas.openxmlformats.org/officeDocument/2006/relationships" xmlns:w="http://schemas.openxmlformats.org/wordprocessingml/2006/main" xmlns:w14="http://schemas.microsoft.com/office/word/2010/wordml" xmlns:w15="http://schemas.microsoft.com/office/word/2012/wordml" xmlns:w16cex="http://schemas.microsoft.com/office/word/2018/wordml/cex" xmlns:w16cid="http://schemas.microsoft.com/office/word/2016/wordml/cid" xmlns:w16="http://schemas.microsoft.com/office/word/2018/wordml" xmlns:w16sdtdh="http://schemas.microsoft.com/office/word/2020/wordml/sdtdatahash" xmlns:w16se="http://schemas.microsoft.com/office/word/2015/wordml/symex" mc:Ignorable="w14 w15 w16se w16cid w16 w16cex w16sdtdh">
   <w:docDefaults>
     <w:rPrDefault>
       <w:rPr>
@@ -29358,7 +29890,7 @@
       </w:pPr>
     </w:pPrDefault>
   </w:docDefaults>
-  <w:latentStyles w:defLockedState="0" w:defUIPriority="99" w:defSemiHidden="0" w:defUnhideWhenUsed="0" w:defQFormat="0" w:count="375">
+  <w:latentStyles w:defLockedState="0" w:defUIPriority="99" w:defSemiHidden="0" w:defUnhideWhenUsed="0" w:defQFormat="0" w:count="376">
     <w:lsdException w:name="Normal" w:uiPriority="0" w:qFormat="1"/>
     <w:lsdException w:name="heading 1" w:uiPriority="9" w:qFormat="1"/>
     <w:lsdException w:name="heading 2" w:semiHidden="1" w:uiPriority="9" w:unhideWhenUsed="1" w:qFormat="1"/>
@@ -29734,6 +30266,7 @@
     <w:lsdException w:name="Smart Hyperlink" w:semiHidden="1" w:unhideWhenUsed="1"/>
     <w:lsdException w:name="Hashtag" w:semiHidden="1" w:unhideWhenUsed="1"/>
     <w:lsdException w:name="Unresolved Mention" w:semiHidden="1" w:unhideWhenUsed="1"/>
+    <w:lsdException w:name="Smart Link" w:semiHidden="1" w:unhideWhenUsed="1"/>
   </w:latentStyles>
   <w:style w:type="paragraph" w:default="1" w:styleId="Normal">
     <w:name w:val="Normal"/>
@@ -31315,14 +31848,7 @@
 </file>
 
 <file path=customXml/item2.xml><?xml version="1.0" encoding="utf-8"?>
-<p:properties xmlns:p="http://schemas.microsoft.com/office/2006/metadata/properties" xmlns:xsi="http://www.w3.org/2001/XMLSchema-instance" xmlns:pc="http://schemas.microsoft.com/office/infopath/2007/PartnerControls">
-  <documentManagement>
-    <TaxCatchAll xmlns="13c90a0b-73bc-4dc0-be5f-28d77b615beb" xsi:nil="true"/>
-    <lcf76f155ced4ddcb4097134ff3c332f xmlns="13c93bba-48ce-428c-bfe5-88b42c19b028">
-      <Terms xmlns="http://schemas.microsoft.com/office/infopath/2007/PartnerControls"/>
-    </lcf76f155ced4ddcb4097134ff3c332f>
-  </documentManagement>
-</p:properties>
+<b:Sources xmlns:b="http://schemas.openxmlformats.org/officeDocument/2006/bibliography" xmlns="http://schemas.openxmlformats.org/officeDocument/2006/bibliography" SelectedStyle="\APASixthEditionOfficeOnline.xsl" StyleName="APA" Version="6"/>
 </file>
 
 <file path=customXml/item3.xml><?xml version="1.0" encoding="utf-8"?>
@@ -31335,7 +31861,14 @@
 </file>
 
 <file path=customXml/item4.xml><?xml version="1.0" encoding="utf-8"?>
-<b:Sources xmlns:b="http://schemas.openxmlformats.org/officeDocument/2006/bibliography" xmlns="http://schemas.openxmlformats.org/officeDocument/2006/bibliography" SelectedStyle="\APASixthEditionOfficeOnline.xsl" StyleName="APA" Version="6"/>
+<p:properties xmlns:p="http://schemas.microsoft.com/office/2006/metadata/properties" xmlns:xsi="http://www.w3.org/2001/XMLSchema-instance" xmlns:pc="http://schemas.microsoft.com/office/infopath/2007/PartnerControls">
+  <documentManagement>
+    <TaxCatchAll xmlns="13c90a0b-73bc-4dc0-be5f-28d77b615beb" xsi:nil="true"/>
+    <lcf76f155ced4ddcb4097134ff3c332f xmlns="13c93bba-48ce-428c-bfe5-88b42c19b028">
+      <Terms xmlns="http://schemas.microsoft.com/office/infopath/2007/PartnerControls"/>
+    </lcf76f155ced4ddcb4097134ff3c332f>
+  </documentManagement>
+</p:properties>
 </file>
 
 <file path=customXml/itemProps1.xml><?xml version="1.0" encoding="utf-8"?>
@@ -31358,12 +31891,9 @@
 </file>
 
 <file path=customXml/itemProps2.xml><?xml version="1.0" encoding="utf-8"?>
-<ds:datastoreItem xmlns:ds="http://schemas.openxmlformats.org/officeDocument/2006/customXml" ds:itemID="{1279454D-02BE-4A9C-A117-DCD1573E2608}">
+<ds:datastoreItem xmlns:ds="http://schemas.openxmlformats.org/officeDocument/2006/customXml" ds:itemID="{0C833D68-93E5-4530-8DE8-F0083E0CCB96}">
   <ds:schemaRefs>
-    <ds:schemaRef ds:uri="http://schemas.microsoft.com/office/2006/metadata/properties"/>
-    <ds:schemaRef ds:uri="http://schemas.microsoft.com/office/infopath/2007/PartnerControls"/>
-    <ds:schemaRef ds:uri="13c90a0b-73bc-4dc0-be5f-28d77b615beb"/>
-    <ds:schemaRef ds:uri="13c93bba-48ce-428c-bfe5-88b42c19b028"/>
+    <ds:schemaRef ds:uri="http://schemas.openxmlformats.org/officeDocument/2006/bibliography"/>
   </ds:schemaRefs>
 </ds:datastoreItem>
 </file>
@@ -31377,9 +31907,12 @@
 </file>
 
 <file path=customXml/itemProps4.xml><?xml version="1.0" encoding="utf-8"?>
-<ds:datastoreItem xmlns:ds="http://schemas.openxmlformats.org/officeDocument/2006/customXml" ds:itemID="{0C833D68-93E5-4530-8DE8-F0083E0CCB96}">
+<ds:datastoreItem xmlns:ds="http://schemas.openxmlformats.org/officeDocument/2006/customXml" ds:itemID="{1279454D-02BE-4A9C-A117-DCD1573E2608}">
   <ds:schemaRefs>
-    <ds:schemaRef ds:uri="http://schemas.openxmlformats.org/officeDocument/2006/bibliography"/>
+    <ds:schemaRef ds:uri="http://schemas.microsoft.com/office/2006/metadata/properties"/>
+    <ds:schemaRef ds:uri="http://schemas.microsoft.com/office/infopath/2007/PartnerControls"/>
+    <ds:schemaRef ds:uri="13c90a0b-73bc-4dc0-be5f-28d77b615beb"/>
+    <ds:schemaRef ds:uri="13c93bba-48ce-428c-bfe5-88b42c19b028"/>
   </ds:schemaRefs>
 </ds:datastoreItem>
 </file>
--- a/fuentes/CFA1_22810005_DU.docx
+++ b/fuentes/CFA1_22810005_DU.docx
@@ -205,7 +205,7 @@
               </wp:anchor>
             </w:drawing>
           </mc:Choice>
-          <mc:Fallback xmlns:w16sdtdh="http://schemas.microsoft.com/office/word/2020/wordml/sdtdatahash" xmlns:w16="http://schemas.microsoft.com/office/word/2018/wordml" xmlns:w16cex="http://schemas.microsoft.com/office/word/2018/wordml/cex" xmlns:oel="http://schemas.microsoft.com/office/2019/extlst">
+          <mc:Fallback xmlns:oel="http://schemas.microsoft.com/office/2019/extlst" xmlns:w16cex="http://schemas.microsoft.com/office/word/2018/wordml/cex" xmlns:w16="http://schemas.microsoft.com/office/word/2018/wordml" xmlns:w16sdtdh="http://schemas.microsoft.com/office/word/2020/wordml/sdtdatahash">
             <w:pict>
               <v:rect w14:anchorId="4C256C62" id="Rectángulo 3" o:spid="_x0000_s1026" alt="&quot;&quot;" style="position:absolute;margin-left:-55.95pt;margin-top:26.4pt;width:613.85pt;height:164.25pt;z-index:-251655168;visibility:visible;mso-wrap-style:square;mso-height-percent:0;mso-wrap-distance-left:9pt;mso-wrap-distance-top:0;mso-wrap-distance-right:9pt;mso-wrap-distance-bottom:0;mso-position-horizontal:absolute;mso-position-horizontal-relative:text;mso-position-vertical:absolute;mso-position-vertical-relative:text;mso-height-percent:0;mso-height-relative:margin;v-text-anchor:middle" o:gfxdata="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" fillcolor="#00314d" stroked="f" strokeweight="1pt"/>
             </w:pict>
@@ -526,6 +526,7 @@
           <w:docPartUnique/>
         </w:docPartObj>
       </w:sdtPr>
+      <w:sdtEndPr/>
       <w:sdtContent>
         <w:p>
           <w:pPr>
@@ -828,7 +829,7 @@
                 <w:noProof/>
                 <w:webHidden/>
               </w:rPr>
-              <w:t>13</w:t>
+              <w:t>14</w:t>
             </w:r>
             <w:r>
               <w:rPr>
@@ -901,7 +902,7 @@
                 <w:noProof/>
                 <w:webHidden/>
               </w:rPr>
-              <w:t>18</w:t>
+              <w:t>19</w:t>
             </w:r>
             <w:r>
               <w:rPr>
@@ -974,7 +975,7 @@
                 <w:noProof/>
                 <w:webHidden/>
               </w:rPr>
-              <w:t>21</w:t>
+              <w:t>22</w:t>
             </w:r>
             <w:r>
               <w:rPr>
@@ -1047,7 +1048,7 @@
                 <w:noProof/>
                 <w:webHidden/>
               </w:rPr>
-              <w:t>28</w:t>
+              <w:t>29</w:t>
             </w:r>
             <w:r>
               <w:rPr>
@@ -1120,7 +1121,7 @@
                 <w:noProof/>
                 <w:webHidden/>
               </w:rPr>
-              <w:t>31</w:t>
+              <w:t>32</w:t>
             </w:r>
             <w:r>
               <w:rPr>
@@ -1193,7 +1194,7 @@
                 <w:noProof/>
                 <w:webHidden/>
               </w:rPr>
-              <w:t>44</w:t>
+              <w:t>45</w:t>
             </w:r>
             <w:r>
               <w:rPr>
@@ -1266,7 +1267,7 @@
                 <w:noProof/>
                 <w:webHidden/>
               </w:rPr>
-              <w:t>49</w:t>
+              <w:t>50</w:t>
             </w:r>
             <w:r>
               <w:rPr>
@@ -1339,7 +1340,7 @@
                 <w:noProof/>
                 <w:webHidden/>
               </w:rPr>
-              <w:t>50</w:t>
+              <w:t>51</w:t>
             </w:r>
             <w:r>
               <w:rPr>
@@ -1412,7 +1413,7 @@
                 <w:noProof/>
                 <w:webHidden/>
               </w:rPr>
-              <w:t>53</w:t>
+              <w:t>54</w:t>
             </w:r>
             <w:r>
               <w:rPr>
@@ -1485,7 +1486,7 @@
                 <w:noProof/>
                 <w:webHidden/>
               </w:rPr>
-              <w:t>63</w:t>
+              <w:t>64</w:t>
             </w:r>
             <w:r>
               <w:rPr>
@@ -1558,7 +1559,7 @@
                 <w:noProof/>
                 <w:webHidden/>
               </w:rPr>
-              <w:t>70</w:t>
+              <w:t>71</w:t>
             </w:r>
             <w:r>
               <w:rPr>
@@ -1631,7 +1632,7 @@
                 <w:noProof/>
                 <w:webHidden/>
               </w:rPr>
-              <w:t>71</w:t>
+              <w:t>72</w:t>
             </w:r>
             <w:r>
               <w:rPr>
@@ -1704,7 +1705,7 @@
                 <w:noProof/>
                 <w:webHidden/>
               </w:rPr>
-              <w:t>78</w:t>
+              <w:t>79</w:t>
             </w:r>
             <w:r>
               <w:rPr>
@@ -1777,7 +1778,7 @@
                 <w:noProof/>
                 <w:webHidden/>
               </w:rPr>
-              <w:t>86</w:t>
+              <w:t>87</w:t>
             </w:r>
             <w:r>
               <w:rPr>
@@ -1850,7 +1851,7 @@
                 <w:noProof/>
                 <w:webHidden/>
               </w:rPr>
-              <w:t>87</w:t>
+              <w:t>88</w:t>
             </w:r>
             <w:r>
               <w:rPr>
@@ -1923,7 +1924,7 @@
                 <w:noProof/>
                 <w:webHidden/>
               </w:rPr>
-              <w:t>92</w:t>
+              <w:t>93</w:t>
             </w:r>
             <w:r>
               <w:rPr>
@@ -1996,7 +1997,7 @@
                 <w:noProof/>
                 <w:webHidden/>
               </w:rPr>
-              <w:t>98</w:t>
+              <w:t>99</w:t>
             </w:r>
             <w:r>
               <w:rPr>
@@ -2069,7 +2070,7 @@
                 <w:noProof/>
                 <w:webHidden/>
               </w:rPr>
-              <w:t>101</w:t>
+              <w:t>102</w:t>
             </w:r>
             <w:r>
               <w:rPr>
@@ -2101,16 +2102,7 @@
                 <w:rStyle w:val="Hipervnculo"/>
                 <w:noProof/>
               </w:rPr>
-              <w:t>6.1. Concepto de módulo, librería y f</w:t>
-            </w:r>
-            <w:bookmarkStart w:id="0" w:name="_GoBack"/>
-            <w:bookmarkEnd w:id="0"/>
-            <w:r>
-              <w:rPr>
-                <w:rStyle w:val="Hipervnculo"/>
-                <w:noProof/>
-              </w:rPr>
-              <w:t>ormas de importación</w:t>
+              <w:t>6.1. Concepto de módulo, librería y formas de importación</w:t>
             </w:r>
             <w:r>
               <w:rPr>
@@ -2151,7 +2143,7 @@
                 <w:noProof/>
                 <w:webHidden/>
               </w:rPr>
-              <w:t>102</w:t>
+              <w:t>103</w:t>
             </w:r>
             <w:r>
               <w:rPr>
@@ -2224,7 +2216,7 @@
                 <w:noProof/>
                 <w:webHidden/>
               </w:rPr>
-              <w:t>106</w:t>
+              <w:t>107</w:t>
             </w:r>
             <w:r>
               <w:rPr>
@@ -2297,7 +2289,7 @@
                 <w:noProof/>
                 <w:webHidden/>
               </w:rPr>
-              <w:t>109</w:t>
+              <w:t>110</w:t>
             </w:r>
             <w:r>
               <w:rPr>
@@ -2370,7 +2362,7 @@
                 <w:noProof/>
                 <w:webHidden/>
               </w:rPr>
-              <w:t>110</w:t>
+              <w:t>111</w:t>
             </w:r>
             <w:r>
               <w:rPr>
@@ -2443,7 +2435,7 @@
                 <w:noProof/>
                 <w:webHidden/>
               </w:rPr>
-              <w:t>111</w:t>
+              <w:t>112</w:t>
             </w:r>
             <w:r>
               <w:rPr>
@@ -2516,7 +2508,7 @@
                 <w:noProof/>
                 <w:webHidden/>
               </w:rPr>
-              <w:t>112</w:t>
+              <w:t>113</w:t>
             </w:r>
             <w:r>
               <w:rPr>
@@ -2544,12 +2536,12 @@
       <w:pPr>
         <w:pStyle w:val="Titulosgenerales"/>
       </w:pPr>
-      <w:bookmarkStart w:id="1" w:name="_Toc236207883"/>
+      <w:bookmarkStart w:id="0" w:name="_Toc236207883"/>
       <w:r>
         <w:lastRenderedPageBreak/>
         <w:t>Introducción</w:t>
       </w:r>
-      <w:bookmarkEnd w:id="1"/>
+      <w:bookmarkEnd w:id="0"/>
     </w:p>
     <w:p>
       <w:pPr>
@@ -2822,12 +2814,12 @@
       <w:pPr>
         <w:pStyle w:val="Ttulo1"/>
       </w:pPr>
-      <w:bookmarkStart w:id="2" w:name="_Toc236207884"/>
+      <w:bookmarkStart w:id="1" w:name="_Toc236207884"/>
       <w:r>
         <w:lastRenderedPageBreak/>
         <w:t>Instalación y primeros pasos en Python</w:t>
       </w:r>
-      <w:bookmarkEnd w:id="2"/>
+      <w:bookmarkEnd w:id="1"/>
     </w:p>
     <w:p>
       <w:r>
@@ -2953,30 +2945,34 @@
         <w:t>Como apoyo visual, la Figura 1 muestra la página oficial de descargas de Python. Esta referencia permite reconocer el sitio correcto, aunque su apariencia puede variar con las actualizaciones de la plataforma.</w:t>
       </w:r>
     </w:p>
+    <w:p/>
+    <w:p/>
+    <w:p/>
+    <w:p/>
+    <w:p/>
+    <w:p/>
+    <w:p/>
+    <w:p/>
     <w:p>
       <w:pPr>
         <w:pStyle w:val="Figura"/>
       </w:pPr>
       <w:r>
-        <w:t>Sitio oficial para la descarga de Python</w:t>
-      </w:r>
-    </w:p>
-    <w:p>
-      <w:r>
         <w:rPr>
           <w:noProof/>
         </w:rPr>
+        <w:lastRenderedPageBreak/>
         <w:drawing>
-          <wp:anchor distT="0" distB="0" distL="114300" distR="114300" simplePos="0" relativeHeight="251664384" behindDoc="0" locked="0" layoutInCell="1" allowOverlap="1" wp14:anchorId="778B110A" wp14:editId="55F9A5EE">
+          <wp:anchor distT="0" distB="0" distL="114300" distR="114300" simplePos="0" relativeHeight="251664384" behindDoc="0" locked="0" layoutInCell="1" allowOverlap="1" wp14:anchorId="778B110A" wp14:editId="7E5CBAE1">
             <wp:simplePos x="0" y="0"/>
             <wp:positionH relativeFrom="margin">
-              <wp:align>left</wp:align>
+              <wp:posOffset>-7951</wp:posOffset>
             </wp:positionH>
             <wp:positionV relativeFrom="paragraph">
-              <wp:posOffset>145395</wp:posOffset>
+              <wp:posOffset>388454</wp:posOffset>
             </wp:positionV>
-            <wp:extent cx="6440556" cy="3119250"/>
-            <wp:effectExtent l="0" t="0" r="0" b="5080"/>
+            <wp:extent cx="6122504" cy="2965213"/>
+            <wp:effectExtent l="0" t="0" r="0" b="6985"/>
             <wp:wrapNone/>
             <wp:docPr id="1" name="Imagen 1" descr="La Figura 1 presenta el sitio oficial de Python, donde se muestra la opción para descargar la versión más reciente del lenguaje para Windows, identificada como Python 3.14.6"/>
             <wp:cNvGraphicFramePr>
@@ -3007,7 +3003,7 @@
                   <pic:spPr bwMode="auto">
                     <a:xfrm>
                       <a:off x="0" y="0"/>
-                      <a:ext cx="6440556" cy="3119250"/>
+                      <a:ext cx="6122504" cy="2965213"/>
                     </a:xfrm>
                     <a:prstGeom prst="rect">
                       <a:avLst/>
@@ -3026,6 +3022,9 @@
           </wp:anchor>
         </w:drawing>
       </w:r>
+      <w:r>
+        <w:t>Sitio oficial para la descarga de Python</w:t>
+      </w:r>
     </w:p>
     <w:p/>
     <w:p/>
@@ -3033,9 +3032,9 @@
     <w:p/>
     <w:p/>
     <w:p/>
-    <w:p>
-      <w:r>
-        <w:lastRenderedPageBreak/>
+    <w:p/>
+    <w:p>
+      <w:r>
         <w:t xml:space="preserve">Nota. Tomada de Python Software </w:t>
       </w:r>
       <w:proofErr w:type="spellStart"/>
@@ -3052,11 +3051,11 @@
       <w:pPr>
         <w:pStyle w:val="Ttulo2"/>
       </w:pPr>
-      <w:bookmarkStart w:id="3" w:name="_Toc236207885"/>
+      <w:bookmarkStart w:id="2" w:name="_Toc236207885"/>
       <w:r>
         <w:t>Proceso de instalación</w:t>
       </w:r>
-      <w:bookmarkEnd w:id="3"/>
+      <w:bookmarkEnd w:id="2"/>
     </w:p>
     <w:p>
       <w:r>
@@ -3088,6 +3087,7 @@
         <w:rPr>
           <w:b/>
         </w:rPr>
+        <w:lastRenderedPageBreak/>
         <w:t>Paso 1. Acceder al sitio oficial de Python</w:t>
       </w:r>
     </w:p>
@@ -3132,11 +3132,7 @@
     </w:p>
     <w:p>
       <w:r>
-        <w:t xml:space="preserve">En la página oficial de descargas, ubicar la sección “Descargar la última versión para Windows”. Luego, seleccionar el enlace Python 3.14.6, disponible en la opción “O consiga el instalador independiente para Python 3.14.6”. Esta opción permite obtener </w:t>
-      </w:r>
-      <w:r>
-        <w:lastRenderedPageBreak/>
-        <w:t>el archivo ejecutable para instalar la versión indicada en un equipo con sistema operativo Windows.</w:t>
+        <w:t>En la página oficial de descargas, ubicar la sección “Descargar la última versión para Windows”. Luego, seleccionar el enlace Python 3.14.6, disponible en la opción “O consiga el instalador independiente para Python 3.14.6”. Esta opción permite obtener el archivo ejecutable para instalar la versión indicada en un equipo con sistema operativo Windows.</w:t>
       </w:r>
     </w:p>
     <w:p>
@@ -3231,7 +3227,11 @@
       </w:r>
       <w:proofErr w:type="spellEnd"/>
       <w:r>
-        <w:t xml:space="preserve"> PATH" que aparece en la parte inferior de la ventana inicial del instalador. Esta opción es clave, ya que permite ejecutar Python desde cualquier ubicación en la línea de comandos sin necesidad de escribir la ruta completa del ejecutable. Omitir este paso obligará posteriormente a configurar las variables de entorno de forma manual.</w:t>
+        <w:t xml:space="preserve"> PATH" que aparece en la parte inferior de la ventana inicial del instalador. Esta opción es clave, ya que permite ejecutar Python desde cualquier ubicación en la </w:t>
+      </w:r>
+      <w:r>
+        <w:lastRenderedPageBreak/>
+        <w:t>línea de comandos sin necesidad de escribir la ruta completa del ejecutable. Omitir este paso obligará posteriormente a configurar las variables de entorno de forma manual.</w:t>
       </w:r>
     </w:p>
     <w:p>
@@ -3305,7 +3305,6 @@
         </w:numPr>
       </w:pPr>
       <w:r>
-        <w:lastRenderedPageBreak/>
         <w:t>Abrir la línea de comandos de Windows ejecutando el programa cmd.exe (puede buscarse desde el menú Inicio escribiendo "</w:t>
       </w:r>
       <w:proofErr w:type="spellStart"/>
@@ -3379,7 +3378,11 @@
     </w:p>
     <w:p>
       <w:r>
-        <w:t xml:space="preserve">Además del intérprete estándar, Python puede ejecutarse en entornos locales y en plataformas en la nube. La elección depende del tipo de práctica, la disponibilidad de internet, el nivel de configuración requerido y la forma como se desea organizar el trabajo con el código. </w:t>
+        <w:t xml:space="preserve">Además del intérprete estándar, Python puede ejecutarse en entornos locales y en plataformas en la nube. La elección depende del tipo de práctica, la disponibilidad </w:t>
+      </w:r>
+      <w:r>
+        <w:lastRenderedPageBreak/>
+        <w:t xml:space="preserve">de internet, el nivel de configuración requerido y la forma como se desea organizar el trabajo con el código. </w:t>
       </w:r>
     </w:p>
     <w:p>
@@ -3452,11 +3455,7 @@
       </w:r>
       <w:proofErr w:type="spellEnd"/>
       <w:r>
-        <w:t xml:space="preserve"> Notebook. Permiten ejecutar código Python, </w:t>
-      </w:r>
-      <w:r>
-        <w:lastRenderedPageBreak/>
-        <w:t xml:space="preserve">compartir archivos, trabajar colaborativamente y realizar prácticas sin instalar programas en el equipo local previamente. </w:t>
+        <w:t xml:space="preserve"> Notebook. Permiten ejecutar código Python, compartir archivos, trabajar colaborativamente y realizar prácticas sin instalar programas en el equipo local previamente. </w:t>
       </w:r>
     </w:p>
     <w:p>
@@ -3505,7 +3504,11 @@
       </w:r>
       <w:proofErr w:type="spellEnd"/>
       <w:r>
-        <w:t xml:space="preserve"> se presenta como una opción local recomendada para escribir, ejecutar y revisar programas en Python de manera organizada.</w:t>
+        <w:t xml:space="preserve"> se presenta como una opción local </w:t>
+      </w:r>
+      <w:r>
+        <w:lastRenderedPageBreak/>
+        <w:t>recomendada para escribir, ejecutar y revisar programas en Python de manera organizada.</w:t>
       </w:r>
     </w:p>
     <w:p>
@@ -3565,11 +3568,7 @@
       </w:r>
       <w:proofErr w:type="spellEnd"/>
       <w:r>
-        <w:t xml:space="preserve"> permite organizar archivos, ejecutar instrucciones y revisar errores desde un mismo entorno. Esta integración favorece una </w:t>
-      </w:r>
-      <w:r>
-        <w:lastRenderedPageBreak/>
-        <w:t>práctica más ordenada, ya que el código, la consola y los mensajes de verificación pueden consultarse en una sola interfaz.</w:t>
+        <w:t xml:space="preserve"> permite organizar archivos, ejecutar instrucciones y revisar errores desde un mismo entorno. Esta integración favorece una práctica más ordenada, ya que el código, la consola y los mensajes de verificación pueden consultarse en una sola interfaz.</w:t>
       </w:r>
     </w:p>
     <w:p>
@@ -3611,16 +3610,16 @@
         <w:t>El uso de un editor de código facilita la escritura organizada de instrucciones y la revisión de los resultados obtenidos. Esta base permite avanzar hacia una práctica esencial en programación, documentar el código mediante comentarios que expliquen su propósito sin afectar la ejecución del programa.</w:t>
       </w:r>
     </w:p>
-    <w:p/>
     <w:p>
       <w:pPr>
         <w:pStyle w:val="Ttulo2"/>
       </w:pPr>
-      <w:bookmarkStart w:id="4" w:name="_Toc236207886"/>
-      <w:r>
+      <w:bookmarkStart w:id="3" w:name="_Toc236207886"/>
+      <w:r>
+        <w:lastRenderedPageBreak/>
         <w:t>Comentarios en Python</w:t>
       </w:r>
-      <w:bookmarkEnd w:id="4"/>
+      <w:bookmarkEnd w:id="3"/>
     </w:p>
     <w:p>
       <w:r>
@@ -3629,11 +3628,7 @@
     </w:p>
     <w:p>
       <w:r>
-        <w:t xml:space="preserve">Un comentario es una línea de texto no ejecutable; esto significa que el intérprete de Python no la toma como una instrucción del programa. Por esta razón, los </w:t>
-      </w:r>
-      <w:r>
-        <w:lastRenderedPageBreak/>
-        <w:t>comentarios ayudan a mejorar la claridad del código sin cambiar los resultados de la ejecución.</w:t>
+        <w:t>Un comentario es una línea de texto no ejecutable; esto significa que el intérprete de Python no la toma como una instrucción del programa. Por esta razón, los comentarios ayudan a mejorar la claridad del código sin cambiar los resultados de la ejecución.</w:t>
       </w:r>
     </w:p>
     <w:p>
@@ -3710,6 +3705,7 @@
     </w:p>
     <w:p>
       <w:r>
+        <w:lastRenderedPageBreak/>
         <w:t># Ciudad: Bogotá</w:t>
       </w:r>
     </w:p>
@@ -3735,7 +3731,6 @@
     </w:p>
     <w:p>
       <w:r>
-        <w:lastRenderedPageBreak/>
         <w:t xml:space="preserve">Para comprobar su funcionamiento en VS </w:t>
       </w:r>
       <w:proofErr w:type="spellStart"/>
@@ -3836,6 +3831,7 @@
         <w:rPr>
           <w:b/>
         </w:rPr>
+        <w:lastRenderedPageBreak/>
         <w:t>Actualización permanente</w:t>
       </w:r>
       <w:r>
@@ -3847,10 +3843,8 @@
         <w:t>El uso adecuado de comentarios contribuye a escribir programas más legibles, ordenados y fáciles de mantener. Por esta razón, deben emplearse como apoyo a la comprensión del código y no como una repetición literal de cada instrucción.</w:t>
       </w:r>
     </w:p>
-    <w:p/>
-    <w:p>
-      <w:r>
-        <w:lastRenderedPageBreak/>
+    <w:p>
+      <w:r>
         <w:t xml:space="preserve">Para fortalecer la comprensión sobre el uso de comentarios en Python, se presenta el siguiente </w:t>
       </w:r>
       <w:proofErr w:type="spellStart"/>
@@ -4018,6 +4012,7 @@
                 <w:b/>
                 <w:bCs/>
               </w:rPr>
+              <w:lastRenderedPageBreak/>
               <w:t>Hombre</w:t>
             </w:r>
             <w:r>
@@ -4057,6 +4052,124 @@
                 <w:bCs/>
               </w:rPr>
               <w:t xml:space="preserve">a forma más sencilla de crear un comentario es utilizando numeral o almohadilla. Todo lo que se escriba después será tomado como una explicación y no como una instrucción del programa. </w:t>
+            </w:r>
+          </w:p>
+          <w:p>
+            <w:pPr>
+              <w:rPr>
+                <w:bCs/>
+              </w:rPr>
+            </w:pPr>
+            <w:r>
+              <w:rPr>
+                <w:b/>
+                <w:bCs/>
+              </w:rPr>
+              <w:t>Mujer</w:t>
+            </w:r>
+            <w:r>
+              <w:rPr>
+                <w:bCs/>
+              </w:rPr>
+              <w:t>: c</w:t>
+            </w:r>
+            <w:r>
+              <w:rPr>
+                <w:bCs/>
+              </w:rPr>
+              <w:t>uando la explicación necesita más espacio, también pueden utilizarse varios comentarios consecutivos o bloques entre comillas triples para describir archivos completos o secciones importantes del programa.</w:t>
+            </w:r>
+          </w:p>
+          <w:p>
+            <w:pPr>
+              <w:rPr>
+                <w:bCs/>
+              </w:rPr>
+            </w:pPr>
+            <w:r>
+              <w:rPr>
+                <w:b/>
+                <w:bCs/>
+              </w:rPr>
+              <w:t>Hombre</w:t>
+            </w:r>
+            <w:r>
+              <w:rPr>
+                <w:bCs/>
+              </w:rPr>
+              <w:t>: p</w:t>
+            </w:r>
+            <w:r>
+              <w:rPr>
+                <w:bCs/>
+              </w:rPr>
+              <w:t xml:space="preserve">ensemos en un programa desarrollado en Visual Studio </w:t>
+            </w:r>
+            <w:proofErr w:type="spellStart"/>
+            <w:r>
+              <w:rPr>
+                <w:bCs/>
+              </w:rPr>
+              <w:t>Code</w:t>
+            </w:r>
+            <w:proofErr w:type="spellEnd"/>
+            <w:r>
+              <w:rPr>
+                <w:bCs/>
+              </w:rPr>
+              <w:t>. Un comentario puede indicar dónde se registran los datos, dónde se realizan los cálculos o qué parte del código presenta los resultados. Esa información facilita cualquier revisión posterior.</w:t>
+            </w:r>
+          </w:p>
+          <w:p>
+            <w:pPr>
+              <w:rPr>
+                <w:bCs/>
+              </w:rPr>
+            </w:pPr>
+            <w:r>
+              <w:rPr>
+                <w:b/>
+                <w:bCs/>
+              </w:rPr>
+              <w:t>Mujer</w:t>
+            </w:r>
+            <w:r>
+              <w:rPr>
+                <w:bCs/>
+              </w:rPr>
+              <w:t>: l</w:t>
+            </w:r>
+            <w:r>
+              <w:rPr>
+                <w:bCs/>
+              </w:rPr>
+              <w:t>os comentarios resultan muy útiles cuando un algoritmo es complejo o una decisión de programación necesita una explicación adicional. Unas pocas palabras pueden evitar muchas dudas más adelante.</w:t>
+            </w:r>
+          </w:p>
+          <w:p>
+            <w:pPr>
+              <w:rPr>
+                <w:bCs/>
+              </w:rPr>
+            </w:pPr>
+            <w:r>
+              <w:rPr>
+                <w:b/>
+                <w:bCs/>
+              </w:rPr>
+              <w:t>Hombre</w:t>
+            </w:r>
+            <w:r>
+              <w:rPr>
+                <w:bCs/>
+              </w:rPr>
+              <w:t>: e</w:t>
+            </w:r>
+            <w:r>
+              <w:rPr>
+                <w:bCs/>
+              </w:rPr>
+              <w:t>so sí, comentar el código no significa explicar todo. Un buen comentario aporta información que realmente ayuda. Si una instrucción ya es suficientemente clara, repetir lo mismo con otras palabras no aporta ningún beneficio.</w:t>
             </w:r>
           </w:p>
           <w:p>
@@ -4077,13 +4190,13 @@
               <w:rPr>
                 <w:bCs/>
               </w:rPr>
-              <w:t>: c</w:t>
+              <w:t>: t</w:t>
             </w:r>
             <w:r>
               <w:rPr>
                 <w:bCs/>
               </w:rPr>
-              <w:t>uando la explicación necesita más espacio, también pueden utilizarse varios comentarios consecutivos o bloques entre comillas triples para describir archivos completos o secciones importantes del programa.</w:t>
+              <w:t>ambién conviene revisar los comentarios cada vez que el programa cambia. Una explicación desactualizada puede generar más confusión que el propio código porque describe algo que ya dejó de existir.</w:t>
             </w:r>
           </w:p>
           <w:p>
@@ -4103,27 +4216,39 @@
               <w:rPr>
                 <w:bCs/>
               </w:rPr>
-              <w:t>: p</w:t>
+              <w:t>: c</w:t>
             </w:r>
             <w:r>
               <w:rPr>
                 <w:bCs/>
               </w:rPr>
-              <w:t xml:space="preserve">ensemos en un programa desarrollado en Visual Studio </w:t>
-            </w:r>
-            <w:proofErr w:type="spellStart"/>
-            <w:r>
+              <w:t>uando varias personas participan en el mismo proyecto, los comentarios facilitan el trabajo en equipo y permiten comprender un programa sin tener que interpretar cada línea desde el principio.</w:t>
+            </w:r>
+          </w:p>
+          <w:p>
+            <w:pPr>
               <w:rPr>
                 <w:bCs/>
               </w:rPr>
-              <w:t>Code</w:t>
-            </w:r>
-            <w:proofErr w:type="spellEnd"/>
+            </w:pPr>
+            <w:r>
+              <w:rPr>
+                <w:b/>
+                <w:bCs/>
+              </w:rPr>
+              <w:t>Hombre</w:t>
+            </w:r>
             <w:r>
               <w:rPr>
                 <w:bCs/>
               </w:rPr>
-              <w:t>. Un comentario puede indicar dónde se registran los datos, dónde se realizan los cálculos o qué parte del código presenta los resultados. Esa información facilita cualquier revisión posterior.</w:t>
+              <w:t>: u</w:t>
+            </w:r>
+            <w:r>
+              <w:rPr>
+                <w:bCs/>
+              </w:rPr>
+              <w:t>n buen comentario evita que el programador tenga que volver a descubrir por qué escribió el código de determinada manera.</w:t>
             </w:r>
           </w:p>
           <w:p>
@@ -4143,21 +4268,16 @@
               <w:rPr>
                 <w:bCs/>
               </w:rPr>
-              <w:t>: l</w:t>
+              <w:t>: e</w:t>
             </w:r>
             <w:r>
               <w:rPr>
                 <w:bCs/>
               </w:rPr>
-              <w:t>os comentarios resultan muy útiles cuando un algoritmo es complejo o una decisión de programación necesita una explicación adicional. Unas pocas palabras pueden evitar muchas dudas más adelante.</w:t>
-            </w:r>
-          </w:p>
-          <w:p>
-            <w:pPr>
-              <w:rPr>
-                <w:bCs/>
-              </w:rPr>
-            </w:pPr>
+              <w:t>scribir comentarios requiere apenas unos segundos, pero puede ahorrar mucho tiempo cuando el programa necesite revisarse, actualizarse o ampliarse.</w:t>
+            </w:r>
+          </w:p>
+          <w:p>
             <w:r>
               <w:rPr>
                 <w:b/>
@@ -4169,132 +4289,6 @@
               <w:rPr>
                 <w:bCs/>
               </w:rPr>
-              <w:t>: e</w:t>
-            </w:r>
-            <w:r>
-              <w:rPr>
-                <w:bCs/>
-              </w:rPr>
-              <w:t>so sí, comentar el código no significa explicar todo. Un buen comentario aporta información que realmente ayuda. Si una instrucción ya es suficientemente clara, repetir lo mismo con otras palabras no aporta ningún beneficio.</w:t>
-            </w:r>
-          </w:p>
-          <w:p>
-            <w:pPr>
-              <w:rPr>
-                <w:bCs/>
-              </w:rPr>
-            </w:pPr>
-            <w:r>
-              <w:rPr>
-                <w:b/>
-                <w:bCs/>
-              </w:rPr>
-              <w:t>Mujer</w:t>
-            </w:r>
-            <w:r>
-              <w:rPr>
-                <w:bCs/>
-              </w:rPr>
-              <w:t>: t</w:t>
-            </w:r>
-            <w:r>
-              <w:rPr>
-                <w:bCs/>
-              </w:rPr>
-              <w:t>ambién conviene revisar los comentarios cada vez que el programa cambia. Una explicación desactualizada puede generar más confusión que el propio código porque describe algo que ya dejó de existir.</w:t>
-            </w:r>
-          </w:p>
-          <w:p>
-            <w:pPr>
-              <w:rPr>
-                <w:bCs/>
-              </w:rPr>
-            </w:pPr>
-            <w:r>
-              <w:rPr>
-                <w:b/>
-                <w:bCs/>
-              </w:rPr>
-              <w:t>Hombre</w:t>
-            </w:r>
-            <w:r>
-              <w:rPr>
-                <w:bCs/>
-              </w:rPr>
-              <w:t>: c</w:t>
-            </w:r>
-            <w:r>
-              <w:rPr>
-                <w:bCs/>
-              </w:rPr>
-              <w:t>uando varias personas participan en el mismo proyecto, los comentarios facilitan el trabajo en equipo y permiten comprender un programa sin tener que interpretar cada línea desde el principio.</w:t>
-            </w:r>
-          </w:p>
-          <w:p>
-            <w:pPr>
-              <w:rPr>
-                <w:bCs/>
-              </w:rPr>
-            </w:pPr>
-            <w:r>
-              <w:rPr>
-                <w:b/>
-                <w:bCs/>
-              </w:rPr>
-              <w:t>Hombre</w:t>
-            </w:r>
-            <w:r>
-              <w:rPr>
-                <w:bCs/>
-              </w:rPr>
-              <w:t>: u</w:t>
-            </w:r>
-            <w:r>
-              <w:rPr>
-                <w:bCs/>
-              </w:rPr>
-              <w:t>n buen comentario evita que el programador tenga que volver a descubrir por qué escribió el código de determinada manera.</w:t>
-            </w:r>
-          </w:p>
-          <w:p>
-            <w:pPr>
-              <w:rPr>
-                <w:bCs/>
-              </w:rPr>
-            </w:pPr>
-            <w:r>
-              <w:rPr>
-                <w:b/>
-                <w:bCs/>
-              </w:rPr>
-              <w:lastRenderedPageBreak/>
-              <w:t>Mujer</w:t>
-            </w:r>
-            <w:r>
-              <w:rPr>
-                <w:bCs/>
-              </w:rPr>
-              <w:t>: e</w:t>
-            </w:r>
-            <w:r>
-              <w:rPr>
-                <w:bCs/>
-              </w:rPr>
-              <w:t>scribir comentarios requiere apenas unos segundos, pero puede ahorrar mucho tiempo cuando el programa necesite revisarse, actualizarse o ampliarse.</w:t>
-            </w:r>
-          </w:p>
-          <w:p>
-            <w:r>
-              <w:rPr>
-                <w:b/>
-                <w:bCs/>
-              </w:rPr>
-              <w:t>Hombre</w:t>
-            </w:r>
-            <w:r>
-              <w:rPr>
-                <w:bCs/>
-              </w:rPr>
               <w:t>: l</w:t>
             </w:r>
             <w:r>
@@ -4340,7 +4334,11 @@
         <w:spacing w:before="0" w:after="160"/>
       </w:pPr>
       <w:r>
-        <w:t>Además de documentar el código mediante comentarios, es necesario aprender a interpretar los mensajes que Python muestra cuando una instrucción no se ejecuta correctamente. Estos mensajes permiten identificar errores de escritura, sintaxis o ejecución, y orientan la corrección del programa de manera progresiva. Por ello, el siguiente apartado aborda los errores de tecleo y las excepciones como elementos clave para revisar, ajustar y mejorar el código.</w:t>
+        <w:t xml:space="preserve">Además de documentar el código mediante comentarios, es necesario aprender a interpretar los mensajes que Python muestra cuando una instrucción no se ejecuta correctamente. Estos mensajes permiten identificar errores de escritura, sintaxis o </w:t>
+      </w:r>
+      <w:r>
+        <w:lastRenderedPageBreak/>
+        <w:t>ejecución, y orientan la corrección del programa de manera progresiva. Por ello, el siguiente apartado aborda los errores de tecleo y las excepciones como elementos clave para revisar, ajustar y mejorar el código.</w:t>
       </w:r>
     </w:p>
     <w:p>
@@ -4352,98 +4350,95 @@
       <w:pPr>
         <w:pStyle w:val="Ttulo2"/>
       </w:pPr>
-      <w:bookmarkStart w:id="5" w:name="_Toc236207887"/>
+      <w:bookmarkStart w:id="4" w:name="_Toc236207887"/>
       <w:r>
         <w:t>Errores de tecleo y excepciones</w:t>
       </w:r>
-      <w:bookmarkEnd w:id="5"/>
-    </w:p>
-    <w:p>
-      <w:pPr>
-        <w:spacing w:before="0" w:after="160"/>
-      </w:pPr>
-      <w:r>
-        <w:t xml:space="preserve">Los mensajes de error deben leerse como información de diagnóstico. En Python, cada excepción indica una posible causa del problema y ayuda a localizar la instrucción </w:t>
-      </w:r>
+      <w:bookmarkEnd w:id="4"/>
+    </w:p>
+    <w:p>
+      <w:pPr>
+        <w:spacing w:before="0" w:after="160"/>
+      </w:pPr>
+      <w:r>
+        <w:t>Los mensajes de error deben leerse como información de diagnóstico. En Python, cada excepción indica una posible causa del problema y ayuda a localizar la instrucción que requiere revisión, por lo que su interpretación hace parte del proceso de aprendizaje de la programación.</w:t>
+      </w:r>
+    </w:p>
+    <w:p>
+      <w:pPr>
+        <w:spacing w:before="0" w:after="160"/>
+      </w:pPr>
+      <w:r>
+        <w:t>Si se digita incorrectamente una expresión, Python lo indicará con un mensaje de error. El mensaje de error proporciona información acerca del tipo de error cometido y del lugar en el que ha sido detectado.</w:t>
+      </w:r>
+    </w:p>
+    <w:p>
+      <w:pPr>
+        <w:spacing w:before="0" w:after="160"/>
+      </w:pPr>
+      <w:r>
+        <w:t>Código. Ejemplo de error de sintaxis.</w:t>
+      </w:r>
+    </w:p>
+    <w:p>
+      <w:pPr>
+        <w:spacing w:before="0" w:after="160"/>
+      </w:pPr>
+      <w:r>
+        <w:t>&gt;&gt;&gt; 1 + 2)</w:t>
+      </w:r>
+    </w:p>
+    <w:p>
+      <w:pPr>
+        <w:spacing w:before="0" w:after="160"/>
+      </w:pPr>
+      <w:proofErr w:type="spellStart"/>
+      <w:r>
+        <w:t>SyntaxError</w:t>
+      </w:r>
+      <w:proofErr w:type="spellEnd"/>
+      <w:r>
+        <w:t xml:space="preserve">: </w:t>
+      </w:r>
+      <w:proofErr w:type="spellStart"/>
+      <w:r>
+        <w:t>unmatched</w:t>
+      </w:r>
+      <w:proofErr w:type="spellEnd"/>
+      <w:r>
+        <w:t xml:space="preserve"> ')'</w:t>
+      </w:r>
+    </w:p>
+    <w:p>
+      <w:pPr>
+        <w:spacing w:before="0" w:after="160"/>
+      </w:pPr>
+      <w:r>
+        <w:t>En este ejemplo se ha cerrado un paréntesis cuando no había otro abierto previamente. Python indica un error de sintaxis (</w:t>
+      </w:r>
+      <w:proofErr w:type="spellStart"/>
+      <w:r>
+        <w:t>SyntaxError</w:t>
+      </w:r>
+      <w:proofErr w:type="spellEnd"/>
+      <w:r>
+        <w:t>) y señala con el carácter ^ el lugar del error.</w:t>
+      </w:r>
+    </w:p>
+    <w:p>
+      <w:pPr>
+        <w:spacing w:before="0" w:after="160"/>
+      </w:pPr>
+      <w:r>
+        <w:t>En Python, los errores que se producen durante el análisis o la ejecución de una instrucción se conocen como excepciones. Estas permiten identificar la causa del problema y orientar la corrección del código de manera más precisa.</w:t>
+      </w:r>
+    </w:p>
+    <w:p>
+      <w:pPr>
+        <w:spacing w:before="0" w:after="160"/>
+      </w:pPr>
       <w:r>
         <w:lastRenderedPageBreak/>
-        <w:t>que requiere revisión, por lo que su interpretación hace parte del proceso de aprendizaje de la programación.</w:t>
-      </w:r>
-    </w:p>
-    <w:p>
-      <w:pPr>
-        <w:spacing w:before="0" w:after="160"/>
-      </w:pPr>
-      <w:r>
-        <w:t>Si se digita incorrectamente una expresión, Python lo indicará con un mensaje de error. El mensaje de error proporciona información acerca del tipo de error cometido y del lugar en el que ha sido detectado.</w:t>
-      </w:r>
-    </w:p>
-    <w:p>
-      <w:pPr>
-        <w:spacing w:before="0" w:after="160"/>
-      </w:pPr>
-      <w:r>
-        <w:t>Código. Ejemplo de error de sintaxis.</w:t>
-      </w:r>
-    </w:p>
-    <w:p>
-      <w:pPr>
-        <w:spacing w:before="0" w:after="160"/>
-      </w:pPr>
-      <w:r>
-        <w:t>&gt;&gt;&gt; 1 + 2)</w:t>
-      </w:r>
-    </w:p>
-    <w:p>
-      <w:pPr>
-        <w:spacing w:before="0" w:after="160"/>
-      </w:pPr>
-      <w:proofErr w:type="spellStart"/>
-      <w:r>
-        <w:t>SyntaxError</w:t>
-      </w:r>
-      <w:proofErr w:type="spellEnd"/>
-      <w:r>
-        <w:t xml:space="preserve">: </w:t>
-      </w:r>
-      <w:proofErr w:type="spellStart"/>
-      <w:r>
-        <w:t>unmatched</w:t>
-      </w:r>
-      <w:proofErr w:type="spellEnd"/>
-      <w:r>
-        <w:t xml:space="preserve"> ')'</w:t>
-      </w:r>
-    </w:p>
-    <w:p>
-      <w:pPr>
-        <w:spacing w:before="0" w:after="160"/>
-      </w:pPr>
-      <w:r>
-        <w:t>En este ejemplo se ha cerrado un paréntesis cuando no había otro abierto previamente. Python indica un error de sintaxis (</w:t>
-      </w:r>
-      <w:proofErr w:type="spellStart"/>
-      <w:r>
-        <w:t>SyntaxError</w:t>
-      </w:r>
-      <w:proofErr w:type="spellEnd"/>
-      <w:r>
-        <w:t>) y señala con el carácter ^ el lugar del error.</w:t>
-      </w:r>
-    </w:p>
-    <w:p>
-      <w:pPr>
-        <w:spacing w:before="0" w:after="160"/>
-      </w:pPr>
-      <w:r>
-        <w:t>En Python, los errores que se producen durante el análisis o la ejecución de una instrucción se conocen como excepciones. Estas permiten identificar la causa del problema y orientar la corrección del código de manera más precisa.</w:t>
-      </w:r>
-    </w:p>
-    <w:p>
-      <w:pPr>
-        <w:spacing w:before="0" w:after="160"/>
-      </w:pPr>
-      <w:r>
         <w:t>La siguiente tabla presenta algunas excepciones frecuentes en Python y su descripción general. Este recurso facilita la lectura de los mensajes de error y ayuda a reconocer situaciones comunes durante la escritura de programas básicos.</w:t>
       </w:r>
     </w:p>
@@ -4554,7 +4549,6 @@
             </w:pPr>
             <w:proofErr w:type="spellStart"/>
             <w:r>
-              <w:lastRenderedPageBreak/>
               <w:t>NameError</w:t>
             </w:r>
             <w:proofErr w:type="spellEnd"/>
@@ -4736,7 +4730,11 @@
         <w:spacing w:before="0" w:after="160"/>
       </w:pPr>
       <w:r>
-        <w:t>La revisión de errores y excepciones permite comprender que muchos problemas en Python se originan por el uso incorrecto de nombres, valores o tipos de datos. Por esta razón, después de reconocer cómo interpretar los mensajes del intérprete, es necesario estudiar las variables como elementos básicos para almacenar información, asignar valores y organizar los datos que serán procesados en un programa.</w:t>
+        <w:t xml:space="preserve">La revisión de errores y excepciones permite comprender que muchos problemas en Python se originan por el uso incorrecto de nombres, valores o tipos de datos. Por esta razón, después de reconocer cómo interpretar los mensajes del intérprete, es </w:t>
+      </w:r>
+      <w:r>
+        <w:lastRenderedPageBreak/>
+        <w:t>necesario estudiar las variables como elementos básicos para almacenar información, asignar valores y organizar los datos que serán procesados en un programa.</w:t>
       </w:r>
     </w:p>
     <w:p>
@@ -4752,12 +4750,12 @@
       <w:pPr>
         <w:pStyle w:val="Ttulo1"/>
       </w:pPr>
-      <w:bookmarkStart w:id="6" w:name="_Toc236207888"/>
+      <w:bookmarkStart w:id="5" w:name="_Toc236207888"/>
       <w:r>
         <w:lastRenderedPageBreak/>
         <w:t>Variables: nombre, declaración y tipos de datos</w:t>
       </w:r>
-      <w:bookmarkEnd w:id="6"/>
+      <w:bookmarkEnd w:id="5"/>
     </w:p>
     <w:p>
       <w:pPr>
@@ -6064,11 +6062,11 @@
       <w:pPr>
         <w:pStyle w:val="Ttulo2"/>
       </w:pPr>
-      <w:bookmarkStart w:id="7" w:name="_Toc236207889"/>
+      <w:bookmarkStart w:id="6" w:name="_Toc236207889"/>
       <w:r>
         <w:t>Identificación del tipo de variable</w:t>
       </w:r>
-      <w:bookmarkEnd w:id="7"/>
+      <w:bookmarkEnd w:id="6"/>
     </w:p>
     <w:p>
       <w:pPr>
@@ -7072,11 +7070,11 @@
       <w:pPr>
         <w:pStyle w:val="Ttulo2"/>
       </w:pPr>
-      <w:bookmarkStart w:id="8" w:name="_Toc236207890"/>
+      <w:bookmarkStart w:id="7" w:name="_Toc236207890"/>
       <w:r>
         <w:t>Datos numéricos, booleanos y cadenas de caracteres</w:t>
       </w:r>
-      <w:bookmarkEnd w:id="8"/>
+      <w:bookmarkEnd w:id="7"/>
       <w:r>
         <w:t xml:space="preserve"> (</w:t>
       </w:r>
@@ -9595,11 +9593,11 @@
       <w:pPr>
         <w:pStyle w:val="Ttulo2"/>
       </w:pPr>
-      <w:bookmarkStart w:id="9" w:name="_Toc236207891"/>
+      <w:bookmarkStart w:id="8" w:name="_Toc236207891"/>
       <w:r>
         <w:t>Operaciones aritméticas</w:t>
       </w:r>
-      <w:bookmarkEnd w:id="9"/>
+      <w:bookmarkEnd w:id="8"/>
     </w:p>
     <w:p>
       <w:pPr>
@@ -10003,12 +10001,12 @@
       <w:pPr>
         <w:pStyle w:val="Ttulo1"/>
       </w:pPr>
-      <w:bookmarkStart w:id="10" w:name="_Toc236207892"/>
+      <w:bookmarkStart w:id="9" w:name="_Toc236207892"/>
       <w:r>
         <w:lastRenderedPageBreak/>
         <w:t>Estructuras de datos compuestas y conversión de tipos</w:t>
       </w:r>
-      <w:bookmarkEnd w:id="10"/>
+      <w:bookmarkEnd w:id="9"/>
     </w:p>
     <w:p>
       <w:pPr>
@@ -10138,11 +10136,11 @@
       <w:pPr>
         <w:pStyle w:val="Ttulo2"/>
       </w:pPr>
-      <w:bookmarkStart w:id="11" w:name="_Toc236207893"/>
+      <w:bookmarkStart w:id="10" w:name="_Toc236207893"/>
       <w:r>
         <w:t>Listas, tuplas, rangos y diccionarios</w:t>
       </w:r>
-      <w:bookmarkEnd w:id="11"/>
+      <w:bookmarkEnd w:id="10"/>
     </w:p>
     <w:p>
       <w:pPr>
@@ -10523,11 +10521,11 @@
       <w:pPr>
         <w:pStyle w:val="Ttulo2"/>
       </w:pPr>
-      <w:bookmarkStart w:id="12" w:name="_Toc236207894"/>
+      <w:bookmarkStart w:id="11" w:name="_Toc236207894"/>
       <w:r>
         <w:t>Conjuntos</w:t>
       </w:r>
-      <w:bookmarkEnd w:id="12"/>
+      <w:bookmarkEnd w:id="11"/>
     </w:p>
     <w:p>
       <w:pPr>
@@ -11538,13 +11536,10 @@
     </w:p>
     <w:p>
       <w:pPr>
-        <w:spacing w:before="0" w:after="160"/>
-      </w:pPr>
-    </w:p>
-    <w:p>
-      <w:pPr>
         <w:pStyle w:val="Tabla"/>
       </w:pPr>
+      <w:bookmarkStart w:id="12" w:name="_GoBack"/>
+      <w:bookmarkEnd w:id="12"/>
       <w:r>
         <w:t>Operaciones de conjuntos en Python</w:t>
       </w:r>
@@ -24234,6 +24229,7 @@
         <w:docPartUnique/>
       </w:docPartObj>
     </w:sdtPr>
+    <w:sdtEndPr/>
     <w:sdtContent>
       <w:p>
         <w:pPr>
@@ -31250,26 +31246,6 @@
 </file>
 
 <file path=customXml/item1.xml><?xml version="1.0" encoding="utf-8"?>
-<?mso-contentType ?>
-<FormTemplates xmlns="http://schemas.microsoft.com/sharepoint/v3/contenttype/forms">
-  <Display>DocumentLibraryForm</Display>
-  <Edit>DocumentLibraryForm</Edit>
-  <New>DocumentLibraryForm</New>
-</FormTemplates>
-</file>
-
-<file path=customXml/item2.xml><?xml version="1.0" encoding="utf-8"?>
-<p:properties xmlns:p="http://schemas.microsoft.com/office/2006/metadata/properties" xmlns:xsi="http://www.w3.org/2001/XMLSchema-instance" xmlns:pc="http://schemas.microsoft.com/office/infopath/2007/PartnerControls">
-  <documentManagement>
-    <TaxCatchAll xmlns="13c90a0b-73bc-4dc0-be5f-28d77b615beb" xsi:nil="true"/>
-    <lcf76f155ced4ddcb4097134ff3c332f xmlns="13c93bba-48ce-428c-bfe5-88b42c19b028">
-      <Terms xmlns="http://schemas.microsoft.com/office/infopath/2007/PartnerControls"/>
-    </lcf76f155ced4ddcb4097134ff3c332f>
-  </documentManagement>
-</p:properties>
-</file>
-
-<file path=customXml/item3.xml><?xml version="1.0" encoding="utf-8"?>
 <ct:contentTypeSchema xmlns:ct="http://schemas.microsoft.com/office/2006/metadata/contentType" xmlns:ma="http://schemas.microsoft.com/office/2006/metadata/properties/metaAttributes" ct:_="" ma:_="" ma:contentTypeName="Documento" ma:contentTypeID="0x0101006A81D6BD42E8DF4C91013959704817E1" ma:contentTypeVersion="15" ma:contentTypeDescription="Crear nuevo documento." ma:contentTypeScope="" ma:versionID="bf4f72ffd194f0963ff564daca6869f7">
   <xsd:schema xmlns:xsd="http://www.w3.org/2001/XMLSchema" xmlns:xs="http://www.w3.org/2001/XMLSchema" xmlns:p="http://schemas.microsoft.com/office/2006/metadata/properties" xmlns:ns2="13c90a0b-73bc-4dc0-be5f-28d77b615beb" xmlns:ns3="13c93bba-48ce-428c-bfe5-88b42c19b028" targetNamespace="http://schemas.microsoft.com/office/2006/metadata/properties" ma:root="true" ma:fieldsID="8718d6f4873a5b1392a45044efa78385" ns2:_="" ns3:_="">
     <xsd:import namespace="13c90a0b-73bc-4dc0-be5f-28d77b615beb"/>
@@ -31504,30 +31480,31 @@
 </ct:contentTypeSchema>
 </file>
 
+<file path=customXml/item2.xml><?xml version="1.0" encoding="utf-8"?>
+<p:properties xmlns:p="http://schemas.microsoft.com/office/2006/metadata/properties" xmlns:xsi="http://www.w3.org/2001/XMLSchema-instance" xmlns:pc="http://schemas.microsoft.com/office/infopath/2007/PartnerControls">
+  <documentManagement>
+    <TaxCatchAll xmlns="13c90a0b-73bc-4dc0-be5f-28d77b615beb" xsi:nil="true"/>
+    <lcf76f155ced4ddcb4097134ff3c332f xmlns="13c93bba-48ce-428c-bfe5-88b42c19b028">
+      <Terms xmlns="http://schemas.microsoft.com/office/infopath/2007/PartnerControls"/>
+    </lcf76f155ced4ddcb4097134ff3c332f>
+  </documentManagement>
+</p:properties>
+</file>
+
+<file path=customXml/item3.xml><?xml version="1.0" encoding="utf-8"?>
+<?mso-contentType ?>
+<FormTemplates xmlns="http://schemas.microsoft.com/sharepoint/v3/contenttype/forms">
+  <Display>DocumentLibraryForm</Display>
+  <Edit>DocumentLibraryForm</Edit>
+  <New>DocumentLibraryForm</New>
+</FormTemplates>
+</file>
+
 <file path=customXml/item4.xml><?xml version="1.0" encoding="utf-8"?>
 <b:Sources xmlns:b="http://schemas.openxmlformats.org/officeDocument/2006/bibliography" xmlns="http://schemas.openxmlformats.org/officeDocument/2006/bibliography" SelectedStyle="\APASixthEditionOfficeOnline.xsl" StyleName="APA" Version="6"/>
 </file>
 
 <file path=customXml/itemProps1.xml><?xml version="1.0" encoding="utf-8"?>
-<ds:datastoreItem xmlns:ds="http://schemas.openxmlformats.org/officeDocument/2006/customXml" ds:itemID="{10663269-2064-4804-8290-36D4A57F5557}">
-  <ds:schemaRefs>
-    <ds:schemaRef ds:uri="http://schemas.microsoft.com/sharepoint/v3/contenttype/forms"/>
-  </ds:schemaRefs>
-</ds:datastoreItem>
-</file>
-
-<file path=customXml/itemProps2.xml><?xml version="1.0" encoding="utf-8"?>
-<ds:datastoreItem xmlns:ds="http://schemas.openxmlformats.org/officeDocument/2006/customXml" ds:itemID="{1279454D-02BE-4A9C-A117-DCD1573E2608}">
-  <ds:schemaRefs>
-    <ds:schemaRef ds:uri="http://schemas.microsoft.com/office/2006/metadata/properties"/>
-    <ds:schemaRef ds:uri="http://schemas.microsoft.com/office/infopath/2007/PartnerControls"/>
-    <ds:schemaRef ds:uri="13c90a0b-73bc-4dc0-be5f-28d77b615beb"/>
-    <ds:schemaRef ds:uri="13c93bba-48ce-428c-bfe5-88b42c19b028"/>
-  </ds:schemaRefs>
-</ds:datastoreItem>
-</file>
-
-<file path=customXml/itemProps3.xml><?xml version="1.0" encoding="utf-8"?>
 <ds:datastoreItem xmlns:ds="http://schemas.openxmlformats.org/officeDocument/2006/customXml" ds:itemID="{59065960-E0CA-4804-83B5-320CBCDCC160}">
   <ds:schemaRefs>
     <ds:schemaRef ds:uri="http://schemas.microsoft.com/office/2006/metadata/contentType"/>
@@ -31546,8 +31523,27 @@
 </ds:datastoreItem>
 </file>
 
+<file path=customXml/itemProps2.xml><?xml version="1.0" encoding="utf-8"?>
+<ds:datastoreItem xmlns:ds="http://schemas.openxmlformats.org/officeDocument/2006/customXml" ds:itemID="{1279454D-02BE-4A9C-A117-DCD1573E2608}">
+  <ds:schemaRefs>
+    <ds:schemaRef ds:uri="http://schemas.microsoft.com/office/2006/metadata/properties"/>
+    <ds:schemaRef ds:uri="http://schemas.microsoft.com/office/infopath/2007/PartnerControls"/>
+    <ds:schemaRef ds:uri="13c90a0b-73bc-4dc0-be5f-28d77b615beb"/>
+    <ds:schemaRef ds:uri="13c93bba-48ce-428c-bfe5-88b42c19b028"/>
+  </ds:schemaRefs>
+</ds:datastoreItem>
+</file>
+
+<file path=customXml/itemProps3.xml><?xml version="1.0" encoding="utf-8"?>
+<ds:datastoreItem xmlns:ds="http://schemas.openxmlformats.org/officeDocument/2006/customXml" ds:itemID="{10663269-2064-4804-8290-36D4A57F5557}">
+  <ds:schemaRefs>
+    <ds:schemaRef ds:uri="http://schemas.microsoft.com/sharepoint/v3/contenttype/forms"/>
+  </ds:schemaRefs>
+</ds:datastoreItem>
+</file>
+
 <file path=customXml/itemProps4.xml><?xml version="1.0" encoding="utf-8"?>
-<ds:datastoreItem xmlns:ds="http://schemas.openxmlformats.org/officeDocument/2006/customXml" ds:itemID="{A052AD0F-C5F0-404C-8BE4-7B652FC054BF}">
+<ds:datastoreItem xmlns:ds="http://schemas.openxmlformats.org/officeDocument/2006/customXml" ds:itemID="{78B2D094-7958-41F5-AFD7-8505553D293C}">
   <ds:schemaRefs>
     <ds:schemaRef ds:uri="http://schemas.openxmlformats.org/officeDocument/2006/bibliography"/>
   </ds:schemaRefs>
